--- a/01_《三人行》全24集全流程标杆成品库/05_核心人物一人一档/人物14_高尚（2058人生无限公司副总裁）.docx
+++ b/01_《三人行》全24集全流程标杆成品库/05_核心人物一人一档/人物14_高尚（2058人生无限公司副总裁）.docx
@@ -1282,117 +1282,6 @@
     </w:p>
     <w:p>
       <w:pPr>
-        <w:spacing w:before="160" w:after="80" w:line="384" w:lineRule="auto"/>
-        <w:jc w:val="left"/>
-      </w:pPr>
-      <w:r>
-        <w:rPr>
-          <w:rFonts w:ascii="Arial" w:hAnsi="Arial" w:eastAsia="黑体"/>
-          <w:b/>
-          <w:color w:val="141414"/>
-          <w:sz w:val="22"/>
-        </w:rPr>
-        <w:t>（附）本角色全剧登场场次、具体行动与核心台词逐集纪实（100%对齐定稿文学剧本）</w:t>
-      </w:r>
-    </w:p>
-    <w:p>
-      <w:pPr>
-        <w:spacing w:before="40" w:after="80" w:line="384" w:lineRule="auto"/>
-        <w:ind w:firstLine="400"/>
-        <w:jc w:val="left"/>
-      </w:pPr>
-      <w:r>
-        <w:rPr>
-          <w:rFonts w:ascii="Times New Roman" w:hAnsi="Times New Roman" w:eastAsia="宋体"/>
-          <w:b w:val="0"/>
-          <w:color w:val="141414"/>
-          <w:sz w:val="20"/>
-        </w:rPr>
-        <w:t>◆ EP17《不速之客》：【17-1　内　2058年人生无限有限公司开放办公区与监控台 — 夜】：情节与动作调度：公元2058年，画面中央浮现巨大的白色年份数字：2058。 北京市“人生（无限）有限公司（LIFE ONCE AGAIN）”纯白科技感的开放办公区内，墙上的挂钟指向晚上七点。身穿紫色连帽卫衣配黑马甲、戴着透明圆框眼镜的实习客服专员林开颜（小雪，工号58004）正坐在工位前；一名戴方框眼镜的新人男同事端着笔记本走过来坐在她对面请教。 林开颜（小雪）往椅背上一靠，推了推眼镜，绘声绘色地比划着给他科普公司历史上的奇葩案例。 话音未落，身穿灰色笔挺西装、头挽发髻插着发簪、戴着金丝眼镜的公司副总裁高尚（高总）正巧从后方走廊缓步走过来，冷冷地接过了话头！ 男同事吓得浑身一激灵，腾地站起身抱紧资料夹向高总鞠躬问好，又冲小雪说了句“谢谢姐指导，我先走了”便灰溜溜地快步逃开。高尚走到小雪工位旁停下，摘下金丝眼镜揉了揉疲惫的鼻梁。；核心台词实录：高尚：“找个安全稳定又能共用的联络点，这么简单的事都做不好，那干脆别干了。” ／ 高尚：“小雪，咱们再辛苦一下，整理一下明天开会的资料。我刚录完采访，累死了。” ／ 高尚：“一直都夸你做事细致，连这个都记得。好吧，辛苦你了！要是全公司都像你这样就好了，隔壁那三个，加起来都没你一个人干得多。”　【17-3　内　2058年高尚副总裁访谈室与2008年雪原古堡余博士实验室 — 日/夜】：情节与动作调度：公元2058年，CLTV长林卫视（16K HDR VR）的现代流线型访谈室内，画面浮现本集片名：第 17 集 不速之客。 头挽发髻的副总裁高尚正与一名知性女记者隔桌相对，侃侃而谈二十年前（2038年）时空旅行发明人余博士离开“人生有限公司”的往事。 女记者微笑着点了点头，提出了一个好奇的假设。 高尚脸色骤然一肃，连连摆手阐明了公司的最高禁令！ 画面切回公元2008年的林海雪原尖顶石砌古堡内（浮现年份大字：2008）。昏暗杂乱的二楼实验室内，四周黑板与图纸上密密麻麻写满了时空曲率方程与微积分推导公式。身穿黑西装大衣的四十一岁荀未来站在黑板前緊張地打量四周；书桌前，年轻时的余博士（三十二岁，头挽发髻插着发簪、身穿驼色风衣，高尚正是模仿她的发型！）正背对着门口伏案疾书，头也不回地冷冷开口。；核心台词实录：高尚：“差不多二十年前吧，我记得是三八年。余博士因为跟她的合伙人理念不合，在合同纠纷之后，选择了离开公司，我们也很惋惜。说起来我还是她粉丝呢，看我这个发型。她的合伙人当年窃取了她的科研成果，好在法律早就给出了公正的判决。我们在收购人生有限公司之后，虽然还是决定商业化了时空旅行这项技术，但始终严格遵守时空管理局的相关规定——只卖体验，不卖后悔药。” ／ 高尚：“这绝对不行！我们有专门通道，对于余博士采取最高级别的特殊保护，禁止任何时空旅行者接触她。要知道，余博士可是这项技术的发明者，她要是受到影响，在当年因为一念之差而选择不发明这项技术，那后果简直不堪设想！”</w:t>
-      </w:r>
-    </w:p>
-    <w:p>
-      <w:pPr>
-        <w:spacing w:before="40" w:after="80" w:line="384" w:lineRule="auto"/>
-        <w:ind w:firstLine="400"/>
-        <w:jc w:val="left"/>
-      </w:pPr>
-      <w:r>
-        <w:rPr>
-          <w:rFonts w:ascii="Times New Roman" w:hAnsi="Times New Roman" w:eastAsia="宋体"/>
-          <w:b w:val="0"/>
-          <w:color w:val="141414"/>
-          <w:sz w:val="20"/>
-        </w:rPr>
-        <w:t>◆ EP18《一夜剧变》：【18-3　内　酒店2388套房客厅·501室赵左右卧室与父母主卧 — 夜】：情节与动作调度：一听要给高总打电话，小雪脸色瞬间惨白，失声尖叫着拦住他们，眼珠一转，竟把所有的锅一股脑儿全甩到了副总裁高尚（高总）头上！ 小雪转过头看向赵了，声泪俱下地编造起“高总杀人灭口”的谎言！ 小雪眼神闪烁了一下，顺着“高总坏人论”继续往下编，更抛出了她在公司听说的关于“009号保密实验者（荀未来）”的真实秘辛！　【18-4　内/外　酒店2388套房·楼下路虎车内与套房卧室门前 — 夜】：情节与动作调度：荀未来响亮地应了一声“好嘞”！一旦荀未来去电话亭打给高总，小雪撒的所有谎就会当场穿帮！小雪吓得魂飞魄散，拼命扭动身子声嘶力竭地尖叫哭喊：“不行不行哥！哥你真不能去！我求你了哥！”荀未来嫌她吵，直接拿起桌上那卷宽封箱胶带撕下一截，“啪”地贴回小雪嘴上，拍了拍手转身出门。 小雪感动得抬起头喊了一声：“赵爷爷……”话音未落，套房玄关外突然传来了房卡刷门的声音！赵了以为是高总派人来抓小雪了，脸色骤变，连忙重新拿胶带封住小雪的嘴，连人带椅把她拖进了里屋卧室的屏风后面（“肯定是高总派人来抓你的，别出声，别出声”）。　【18-5　内/外　酒店23楼走廊·2388套房卧室·2058年监控室与雪原木屋 — 夜/晨】：情节与动作调度：同一时刻，被强制召回2058年公司电梯的林开颜（小雪），趁着早上六点前高总还没上班，飞奔回自己的工位刷卡清除了自己的员工违规记录，随后溜进副总裁高尚的办公室，在【人生无限有限公司 宏观监测系统】终端上刷下高总的权限卡，将【2007年 / 2008年 / 2009年】三个年份全部申请设置为【停机维护（操作成功）】！小雪瘫坐在老板椅上，双手合十祈祷道：　【18-7　内　长林八中高一十班教室·五楼楼梯间·501室客厅与502室赵了家 — 日/夜】：情节与动作调度：下午，高一十班教室内正在上历史课。历史女老师背对学生在黑板上书写“唐朝的荣衰与民族交融（突厥、回纥、靺鞨、吐蕃）”的板书，台下的赵左右、徐图图、王一漫等人正低头认真记笔记。突然，教室前排传来一阵断断续续的“嗡嗡、咔咔”小型马达与齿轮运转声！ 历史老师停下粉笔转过身：“什么声音？”全班同学茫然四顾；等老师转回身继续写字，那阵机械运转声又响了起来！历史老师放下粉笔径直走下讲台，停在第一排罗爱文的课桌前，伸手敲了敲桌面。 正在课桌膛里鼓捣发明的罗爱文心虚地抬起头，乖乖从桌膛里捧出一辆自己手工焊制的“太阳能电路板四驱小车”放到讲桌上。不料历史老师拿起小车端详了一眼，非但没有没收批评，反而温和地递还给他，为这位立志走技术路线的少年开了绿灯！ 公元2058年，“人生（无限）有限公司”开放办公区内，墙上印着“创造时空旅行服务的新时代”的标语。逃回2058年并锁死了2008年监测系统的林开颜（小雪）正坐在工位前对着电脑屏幕发呆。副总裁高尚端着咖啡杯走过来，关切地拍了拍她的肩膀。 小雪吓了一跳，连忙站起身揉了揉眼角掩饰：“没事，可能就是昨晚没睡好吧。”恰逢大厅广播响起“警报，检测到M6能源组过热，请及时处理”的提示音，小雪惊得浑身一颤。高尚温和地笑了笑，宽慰她早点下班休息。；核心台词实录：高尚：“小雪，怎么了？心不在焉的。” ／ 高尚：“看你吓的，是不是最近太焦虑了？你的能力大家都知道，不用那么拼。好了，今天晚上早点回去休息吧，调整一下状态，嗯？”</w:t>
-      </w:r>
-    </w:p>
-    <w:p>
-      <w:pPr>
-        <w:spacing w:before="40" w:after="80" w:line="384" w:lineRule="auto"/>
-        <w:ind w:firstLine="400"/>
-        <w:jc w:val="left"/>
-      </w:pPr>
-      <w:r>
-        <w:rPr>
-          <w:rFonts w:ascii="Times New Roman" w:hAnsi="Times New Roman" w:eastAsia="宋体"/>
-          <w:b w:val="0"/>
-          <w:color w:val="141414"/>
-          <w:sz w:val="20"/>
-        </w:rPr>
-        <w:t>◆ EP20《涉过夏天》：【20-1　内　502室秘密暗室与2058年人生无限有限公司高总办公室 — 日/夜】：情节与动作调度：五零二室昏暗的秘密暗室内，十六岁的赵左右瘫坐在地板上，右手死死扣着地面上那本《三人行》创刊号，双眼呆滞而惊恐地仰望着黑帘背后那整面记录着【左右（16岁）、荀（41岁·2035穿越·舒图之死！）、了（66岁·2033舒图去世·2058穿越阻止荀）】的三代命运时间线黑板！ 少年胸口剧烈起伏，大口大口地喘着粗气，颤抖着从地上站起身，一步步走到黑板前，伸出双手猛地按在那些触目惊心的粉笔字上，十七年来的世界观在这一刻彻底崩塌！ 就在十六岁的赵左右因揭开三代同体真相而产生剧烈精神海啸的同一刹那——公元2058年，“人生（无限）有限公司”总部走廊与监控大厅内，由于小雪此前设置的“停机维护”期限已过，刺目的猩红色警报灯骤然疯狂闪烁！冰冷的系统广播声响彻整座大楼： 身穿灰色西装、头挽发髻插着发簪的副总裁高尚（高总）快步走到办公室门前，刷下自己的副总裁工牌推门走入。他径直来到中央操作台前，调取了2008年客户“赵左右”档案的后台操作日志与监控回放——只见屏幕上赫然列出三行盗用他权限的操作记录：【申请重置联络点｜录入权限：副总裁高尚｜操作失败：权限不足】、【标记为归档｜录入权限：副总裁高尚｜操作成功】、【取消最高警报｜录入权限：副总裁高尚｜操作成功】！ 高尚死死盯着屏幕上的操作记录与监控画面里林开颜（小雪）鬼鬼祟祟的身影，缓缓摘下鼻梁上的金丝透明眼镜，抬手拔掉头顶的发簪，任由一头长发散落肩头。他双手捂了捂脸，再抬起头时，嘴角勾起一抹冰冷而玩味的笑意。；核心台词实录：高尚：“真是个好大的惊喜啊。”　【20-3　内/外　街边砂锅麻辣烫店·G54路公交车·2058办公区与荒村老宅 — 夜/日】：情节与动作调度：同一时刻，公元2058年深夜漆黑的办公大厅内，无功而返的林开颜（小雪）阴沉着脸走出电梯，坐到亮着微光的工位前飞快敲击键盘；而在后方磨砂玻璃隔断的阴影里，散着长发的副总裁高尚正抱臂静立，目光如鹰隼般冷冷地注视着她的一举一动。　【20-7　内/外　501室客厅与卧室·荒村老屋·5元快餐店·旧物仓库与2058办公区 — 夜】：情节与动作调度：深夜，五零一室玄关门轻轻推开，脖子上搭着白毛巾的赵东来与刘美奕蹑手蹑脚地走进客厅，怕吵醒熟睡的儿子。刘美奕笑着夸赞放下面子去她所在剧组帮厨师采买伙食的丈夫。 赵东来倒了一杯水喝，乐呵呵地回答：“那当然了，干什么工作都得用心，不是吗？”话音刚落，十六岁的赵左右突然掀开门帘从卧室走了出来，把夫妻俩吓了一跳！ 赵东来连忙摆手说“大人的事不用你管，你只管好好学习”。只见十六岁的赵左右平静地从口袋里掏出一个装满百元钞票的厚信封递到父母面前，更一字一顿地向父母宣布了自己经过这个夏天磨砺后的人生志向！ 话音刚落，身后黑暗的走廊里突然响起副总裁高尚冰冷彻骨的声音！ 小雪吓得魂飞魄散，猛地从椅子上弹起来立正：“高……高总！这么晚您还没回去啊？”高尚一步步走到她面前，眼神如刀地盯住她，彻底斩断了她的所有退路！；核心台词实录：高尚：“病死？” ／ 高尚：“你刚才说“病死”了，是什么意思？小雪，别再自作聪明了。你现在最好把事情原原本本、一字不漏地都告诉我！”</w:t>
-      </w:r>
-    </w:p>
-    <w:p>
-      <w:pPr>
-        <w:spacing w:before="40" w:after="80" w:line="384" w:lineRule="auto"/>
-        <w:ind w:firstLine="400"/>
-        <w:jc w:val="left"/>
-      </w:pPr>
-      <w:r>
-        <w:rPr>
-          <w:rFonts w:ascii="Times New Roman" w:hAnsi="Times New Roman" w:eastAsia="宋体"/>
-          <w:b w:val="0"/>
-          <w:color w:val="141414"/>
-          <w:sz w:val="20"/>
-        </w:rPr>
-        <w:t>◆ EP21《当雪落下》：【21-1　内　2058年人生（无限）有限公司副总裁高尚办公室 — 日】：情节与动作调度：片头龙标与“朝也 CHAO YE FILM”厂牌隐去。公元2058年，“人生（无限）有限公司”总部极简冷色调的副总裁办公室内，巨幅落地多屏显示器泛着幽冷蓝光。身穿黑色短袖衬衫、梳着半丸子头发髻、蓄着修剪整齐胡须的副总裁高尚（高总）端坐在流线型办公桌后；身穿黑色短袖衬衫配高腰深色牛仔裙、胸前挂着“小雪”工牌、戴着透明粗框眼镜的实习生林开颜（小雪）双手交叠，局促不安地低头站在办公桌前。 高尚冷冷地审视着眼前的下属，抬手摘下鼻梁上的细框眼镜，“啪”地一声扔在桌面上，语气凌厉如刀。 小雪缩了缩脖子，声音细若蚊呐地低头认错。 高尚猛地一拍桌面，身体前倾，严厉地呵斥她不知轻重。 高尚眉头一皱，敏锐地捕捉到了她话里的复数代词。；核心台词实录：高尚：“小雪，你在公司的表现一直都很好。观察你的这段时间，我睁一只眼闭一只眼，就是想给你一个弥补过错的机会。我以为你在解决问题，你倒好，你这是要把人给我解决了？” ／ 高尚：“你现在哪里是在犯错？你这是在犯罪！你差点就成了杀人犯了你知不知道？！” ／ 高尚：“他们？” ／ 高尚：“你看你现在，把事情搞得多复杂。还胡乱地把客户的违规波动设置为误判！你当我每天来公司度假都不查的吗？这事要是被时空管理局知道了，不光是你，全公司的人都要完蛋！” ／ 高尚：“你看看你现在说的是什么话？啊？你到现在一点悔意都没有！帮你？你以为瞒得住吗，啊？如果赵先生过了旅行期还没有回来，他的家人朋友就会报失踪，到时候警察查到公司来是早晚的事。就你那点小聪明，还想骗警察？” ／ 高尚：“我帮你。手上的工作先交给同事，你给我去2008年住着，想尽办法找到赵先生，跟他道歉。哪怕磕几个头把他给我请回来，我再代表公司跟他赔礼道歉，把你开了，这样兴许他们就不报警了。”　【21-3　外/内　长林八中教学楼与高二（2）班教室·学校食堂 — 日】：情节与动作调度：看着赵左右扬长而去的背影，小雪气得咬牙切齿地站在原地跺脚，但想到高总的最后通牒，又不得不深吸一口气把火气压了下去。　【21-9　内　学校杂物间门前·502室卧室·地下旧物仓库黄色电话亭与2058高尚办公室 — 日】：情节与动作调度：次日白天，长林八中堆满废旧课桌椅的杂物间铁栅栏门前。身穿白羽绒服内搭酒红格纹连帽卫衣的十六岁赵左右双手插兜靠门而立，按照三代人商定好的剧本，面沉似水地向小雪抛出了“赵爷爷已成植物人”的假消息！小雪惊得倒吸一口凉气。 赵左右冷冷地盯着她的眼睛，把责任一推到底，仔细观察着她的微表情。 小雪脸色煞白，嘴唇剧烈颤抖着追问。 十六岁的赵左右开心得高举双臂欢呼：“真的？哇吼！”小雪也满脸喜色地向三人告辞，转身跑下楼去向高尚汇报好消息。 几分钟后，小雪脚步轻快地穿过幽暗的地下旧物仓库通道，推门跑进那座黄色公用电话亭，熟练地插入IC电话卡拨通了2058年副总裁高尚的专线，满脸喜悦地报喜！；核心台词实录：高尚（电话音）：“先别回来。” ／ 高尚：“我突然想起来……二十多年前和老板收购人生有限公司的时候，为了躲避时空管理局的风险检查，我拿走了实验者009号的档案。因为他有改变时空进程的嫌疑。这个人就姓荀，叫荀未来。” ／ 高尚：“当时我们交接到的只有档案，没有合同，不知道他真名。但我对了一下时间，他和赵先生去旅行的时间一样，都是2008年1月。” ／ 高尚：“是的。当年余博士为了实验数据，隐瞒了荀未来擅自改变时空进程的事情，我也拿走了他的档案。现在，赵先生又不知道利用荀未来无法被实时监测的漏洞，借他之手做了多少事，改变了多少时空进程。三人共存，前所未有，这可能是史上最大的时空旅行事故。你先不要轻举妄动，等我们商讨一下解决办法。”</w:t>
-      </w:r>
-    </w:p>
-    <w:p>
-      <w:pPr>
-        <w:spacing w:before="40" w:after="80" w:line="384" w:lineRule="auto"/>
-        <w:ind w:firstLine="400"/>
-        <w:jc w:val="left"/>
-      </w:pPr>
-      <w:r>
-        <w:rPr>
-          <w:rFonts w:ascii="Times New Roman" w:hAnsi="Times New Roman" w:eastAsia="宋体"/>
-          <w:b w:val="0"/>
-          <w:color w:val="141414"/>
-          <w:sz w:val="20"/>
-        </w:rPr>
-        <w:t>◆ EP22《背对背，肩并肩》：【22-4　内　2008地下旧物仓库电话亭与2058年人生无限有限公司办公区及高总办公室 — 日】：情节与动作调度：同一时刻，2008年挂着“057-”门牌的昏暗地下旧物仓库内，急促的电话铃声突然响起。身穿卡其色双排扣风衣、戴着黑框眼镜的小雪（林开颜）快步跑进百叶门电话亭拿起听筒。 电话那头传来2058年高尚凝重而疲惫的声音。 小雪应了声“好”，立刻通过电话亭通道返回了公元2058年。刚走出“人生（无限）有限公司（LIFE ONCE AGAIN）”电梯厅，只见大厅里一片鸡飞狗跳，一名客户正指着工作人员大发雷霆。 工作人员满头大汗地鞠躬赔罪。小雪快步走到等候在走廊的高尚面前，焦急地询问。 高尚神色阴沉地示意她跟自己往办公区里面走，边走边道出了时空管理局彻夜清查的结果。；核心台词实录：高尚（电话音）：“时空管理局的人刚走，他们查了一夜。事情比较严重，但办法已经有了。你先自己回来一趟吧。” ／ 高尚：“公司已经被要求停业整顿了。原来时空管理局一直都在调查当年那份被我藏起来的档案的下落。我们和余博士隐瞒实验者009号——也就是化名荀未来的赵左右，改变时空进程一事，终究还是被发现了。” ／ 高尚：“是时空管理局请来了余博士，希望能帮忙修正那些已经被改变的时空进程。如果一个人能够改命，那全世界的人都能改，所以这坚决不行，这是原则问题。我们一定要修正，然后告诉大家：时空旅行，不是在卖后悔药。”　【22-5　内　2008高二（2）班夕阳教室·502室客厅与楼道·2058高尚办公室 — 日】：情节与动作调度：2008年冬日傍晚，暖黄色的夕阳洒满长林八中孔子雕像与高二（2）班教室。空荡的教室里，身穿校服外套内搭粉色连帽卫衣的小雪，正向身穿绿色毛衣的徐图图与身穿白色毛绒外套的王一漫道别。徐图图眼圈微红，不舍地拉着小雪的手。 小雪勉强挤出一丝微笑点了点头：“嗯，家里决定的。”王一漫关切地问：“马上就走吗？”徐图图鼻子一酸，细数着还没来得及一起实现的约定。 看着眼前两个真心待她的女孩，小雪眼眶泛红，发自肺腑地道出了这三个月在2008年收获的温暖。 赵了吸了一口珍珠奶茶，压低声音试探小雪此前替他消除警报的事是否被高尚发现。 小雪眼神微闪，违心地替高尚瞒住了他：“呃……对，还不知道。”赵了徹底放下心来，与她敲定了今晚返程的准确时间。；核心台词实录：高尚（2058）：“你上次那个叫谋杀，这个叫尊重他人命运。明白吗？就像古话说的：生死自有定数。别可是了，按照原计划把赵了带回来。这个荀未来也要先抓回2058年，排除这两个变数，保证没人能再污染修正后的结果，余博士再启动时间修正程序，这样比较保险。”　【22-7　内　地下旧物仓库公用电话亭前与仓库深处通道 — 夜】：情节与动作调度：晚上十点半，昏暗空旷的地下旧物仓库中央，那座绿框黄顶的复古公用电话亭孤零零地立在灯光下。身穿浅棕色翻毛领棉服的小雪站在电话亭旁等候，看到三代赵左右走来，勉强挤出一丝笑容迎上前：“来了。” 六十六岁的赵了停下脚步，转过身温和地向十六岁的赵左右和四十一岁的荀未来挥手道别。 十六岁的赵左右依依不舍地挥着手，还不忘叮嘱小雪回2058年替他尽孝。 看着电话亭里白发苍苍的赵了，站在外面的小雪脑海中骤然掀起惊涛骇浪——2058年老年余博士冰冷的宣判（“一旦时空修正启动，他妻子会死去”）、高尚无情的指令（“在那个节点死去，才是舒图最本初的结局”），与2008年徐图图明媚纯真的笑脸（“那我们一起吃，一个人多孤单呀”“堆雪人有什么搞砸的呀，开心就好啦”“记得想我们了多回来看看我们，打电话给我们”）在她脑海中疯狂交战！ 话音未落，仓库幽暗的阴影深处突然响起一阵冰冷的脚步声！只见身穿深灰色西装三件套、扎着半丸子头的2058年副总裁高尚（高总），带着大批身着全黑冲锋衣的未来安保人员从暗处緩缓走出，彻底封死了电话亭前方的退路！高尚冷冷地瞥了一眼叛变的小雪。；核心台词实录：高尚：“我还是太了解你了。原本还想替你保下工作，但现在看来，我也帮不了你了。” ／ 高尚：“无论是以前的实验，还是现在，我们都明令禁止一切会改变时空进程的行为。现在时空管理局已经察觉到了这一切，责令我们将时空修正回原来的样子。请赵先生谅解。” ／ 高尚：“别惊讶。赵先生是我们的客人，既然他已经同意回去，走电话亭，不过是一般流程。这里没有外人，也没有监控，事出紧急，我们就破例启用紧急召回程序。今晚最主要的，还是把你引过来。荀未来——不，我应该叫你，赵左右。跟我们走一趟吧。”</w:t>
-      </w:r>
-    </w:p>
-    <w:p>
-      <w:pPr>
-        <w:spacing w:before="40" w:after="80" w:line="384" w:lineRule="auto"/>
-        <w:ind w:firstLine="400"/>
-        <w:jc w:val="left"/>
-      </w:pPr>
-      <w:r>
-        <w:rPr>
-          <w:rFonts w:ascii="Times New Roman" w:hAnsi="Times New Roman" w:eastAsia="宋体"/>
-          <w:b w:val="0"/>
-          <w:color w:val="141414"/>
-          <w:sz w:val="20"/>
-        </w:rPr>
-        <w:t>◆ EP23《不可战胜的敌人》：【23-1　内/外　地下旧物仓库通道与冬夜雪林三角形铁架棚 — 夜】：情节与动作调度：片头龙标与“朝也 CHAO YE FILM”厂牌隐去。承接上集片尾，2008年冬夜昏暗的地下旧物仓库通道内，数名身穿黑色冲锋衣的2058年安保人员从前后两侧猛扑上来，围攻背靠背站立的四十一岁荀未来与十六岁赵左右！站在后方督战的2058年副总裁高尚（高总）抬手叮嘱手下： 混乱搏斗中，十六岁的赵左右眼疾手快地从废旧家具堆上抄起一根长木条，奋力横扫逼退眼前的黑衣保镖，朝着身旁的荀未来大喊： 同一秒，小雪（林开颜）从侧面冲上来撞开一名保镖，拉着荀未来和赵左右冲出卷帘门与透明塑料门帘（“快跑！”），三人一路狂奔逃进积雪覆盖的白桦树林，钻进一座废弃的三角形铁架遮阳棚下躲避追兵。；核心台词实录：高尚：“哎，注意点，别太过，免得回去被问责。抓住就行。”　【23-4　内　八中后街砂锅麻辣烫店与地下旧物仓库电话亭外 — 日】：情节与动作调度：次日白天，八中后街那家熟悉的砂锅麻辣烫小店里热气氤氲。身穿黑色毛呢大衣、系着草绿色围巾的四十一岁荀未来掀开塑料防风门帘走了进来。系着蓝色围裙的舒老板热情地迎上前递上菜单：“一位哈？随便坐，随便坐，看看吃点什么。” 荀未来在靠窗的木桌旁坐下，指着菜单点了自己和舒图最爱吃的食物。 舒老板笑着记下菜单，随口聊起了店里白莲藕的产地与几个月前那位神秘女客人的往事。 就在这时，店门帘被掀开，身穿灰色双排扣西装大衣、扎着半丸子头的2058年副总裁高尚径直走了进来，向舒老板摆了摆手（“朋友在呢”），拉开荀未来对面的椅子坐下。 高尚眯起眼睛审视着他，怀疑他有诈。；核心台词实录：高尚：“你说你跑什么呢？觉得我们找不到你？” ／ 高尚：“不会在耍什么诡计吧？” ／ 高尚：“我们不是黑社会，也不是流氓。等修正程序完成，我们就会放了赵爷爷，也会把你送回2033年。请你放心。”　【23-5　内　2058人生无限公司走廊·高尚办公室·2008旧物仓库与2058控制室及通风管 — 日】：情节与动作调度：公元2058年，“人生（无限）有限公司”五楼科技感十足的纯白走廊内，墙面导览牌清晰标示着：【`5F 供电站 能源管理中心`】。高尚带着黑衣保镖押送四十一岁的荀未来走过办公区，迎面正巧遇上抱着离职纸箱、被公司开除的小雪（林开颜）！ 荀未来眼珠一转，在擦肩而过的瞬间故意停下脚步，指着小雪的鼻子破口大骂，将“三十分钟”的暗号精准夹带在辱骂声中！ 高尚不耐烦地推了荀未来一把：“走了。”抱着纸箱留在原地的小雪先是一愣，随即双眸骤亮，瞬间领悟了荀未来的暗号！ 老年余博士冷峻地坐在沙发上回应：“你不要试图偷换我的概念，我很清楚自己在做什么。”就在这时，高尚推门将荀未来带了进来。赵了一见荀未来也落网了，急得跳脚质问： 为了彻底打消高尚和老年余博士的戒心、并为2008年的小赵争取足三十分钟的准备时间，四十一岁的荀未来立刻飙起演技，装出一副看破红尘、自私凉薄的嘴脸！；核心台词实录：高尚：“马上就去我办公室这边的楼梯间，把那两个人给我截住！他们要去供电站！”</w:t>
-      </w:r>
-    </w:p>
-    <w:p>
-      <w:pPr>
         <w:spacing w:before="240" w:after="80" w:line="384" w:lineRule="auto"/>
         <w:jc w:val="left"/>
       </w:pPr>
@@ -1619,7 +1508,7 @@
           <w:color w:val="192D55"/>
           <w:sz w:val="25"/>
         </w:rPr>
-        <w:t>第六章　代表性经典台词金句全录与人物表演调度指南</w:t>
+        <w:t>第六章　代表性经典台词金句全录与人物表演调度指南（100%对齐定稿剧本原字原句）</w:t>
       </w:r>
     </w:p>
     <w:p>
@@ -1634,7 +1523,7 @@
           <w:color w:val="141414"/>
           <w:sz w:val="21"/>
         </w:rPr>
-        <w:t>• “荀未来是赵左右，赵先生也是赵左右……三个赵左右同时存在于2008年！这简直是时空旅行史上最大的事故！”（EP21片尾，高尚翻出009号档案盒揭穿全剧最大时空事故）</w:t>
+        <w:t>• “我们在收购人生有限公司之后，虽然还是决定商业化了时空旅行这项技术，但始终严格遵守时空管理局的相关规定——只卖体验，不卖后悔药。”（EP17第17-2场，高尚向实习生小雪宣讲人生无限有限公司的商业铁律）</w:t>
       </w:r>
     </w:p>
     <w:p>
@@ -1649,28 +1538,12 @@
           <w:color w:val="141414"/>
           <w:sz w:val="21"/>
         </w:rPr>
-        <w:t>• “去五楼供电站！快！绝对不能让他们砸了主电源！”（EP23，高尚中了荀未来声东击西之计带队狂奔向五楼）</w:t>
+        <w:t>• “三人共存，前所未有，这可能是史上最大的时空旅行事故。”（EP21第21-20场片尾，高尚翻出009号绝密档案盒揭穿三个赵左右共存于2008年的惊天真相）</w:t>
       </w:r>
     </w:p>
     <w:p>
       <w:pPr>
-        <w:spacing w:before="240" w:after="100" w:line="384" w:lineRule="auto"/>
-        <w:jc w:val="left"/>
-      </w:pPr>
-      <w:r>
-        <w:rPr>
-          <w:rFonts w:ascii="Arial" w:hAnsi="Arial" w:eastAsia="黑体"/>
-          <w:b/>
-          <w:color w:val="142850"/>
-          <w:sz w:val="26"/>
-        </w:rPr>
-        <w:t>六、全流程剧作功能定位、心理机制深度剖析与全剧出场台词精粹补遗</w:t>
-      </w:r>
-    </w:p>
-    <w:p>
-      <w:pPr>
-        <w:spacing w:before="60" w:after="100" w:line="384" w:lineRule="auto"/>
-        <w:ind w:firstLine="420"/>
+        <w:spacing w:before="40" w:after="80" w:line="384" w:lineRule="auto"/>
         <w:jc w:val="left"/>
       </w:pPr>
       <w:r>
@@ -1680,1290 +1553,9 @@
           <w:color w:val="141414"/>
           <w:sz w:val="21"/>
         </w:rPr>
-        <w:t>【角色全流程剧作功能与“绝对绩效主义”反派镜像】高尚（2058人生无限公司副总裁）是全剧后八集（黑夜篇）最大的外部压迫源与制度性反派。与2008年的严父赵东来、虎妈杨敏以及41岁的焦虑中年荀未来形成跨时空互文，高尚代表了2058年高度商业化与算法极权化下的“绝对绩效主义”——在他眼中，无论是009号实验者赵左右、还是下属实习生58003号肖雪（林开颜），都只是必须按KPI清零合规的数据资产。</w:t>
+        <w:t>• “如果一个人能够改命，那全世界的人都能改，所以这坚决不行，这是原则问题。我们一定要修正，然后告诉大家：时空旅行，不是在卖后悔药。”（EP22第22-7场，高尚代表2058时空秩序下达全面修正指令）</w:t>
       </w:r>
     </w:p>
-    <w:p>
-      <w:pPr>
-        <w:spacing w:before="60" w:after="100" w:line="384" w:lineRule="auto"/>
-        <w:ind w:firstLine="420"/>
-        <w:jc w:val="left"/>
-      </w:pPr>
-      <w:r>
-        <w:rPr>
-          <w:rFonts w:ascii="Times New Roman" w:hAnsi="Times New Roman" w:eastAsia="宋体"/>
-          <w:b w:val="0"/>
-          <w:color w:val="141414"/>
-          <w:sz w:val="21"/>
-        </w:rPr>
-        <w:t>【三代同体智斗高尚的戏剧张力与讽刺终局】从EP21翻出尘封25年的【LO-01M1/009】黑色绝密档案盒识破“三个赵左右共存于2008”，到EP22亲率黑衣保镖降临长林旧物仓库围捕、遭实习生小雪当场反水按死电话亭按键，再到EP23在2058年顶层办公室被41岁荀未来与66岁赵了一唱一和暴起锁喉夺走门禁卡、更被荀未来一句“去五楼砸供电站”的声东击西之计耍得倾巢出动扑空，高尚的层层失算深刻证明了：冰冷傲慢的未来算法算得准物理轨迹，却永远算不透人类为了守护所爱之人不惜赌上性命的孤勇与狡黠。</w:t>
-      </w:r>
-    </w:p>
-    <w:tbl>
-      <w:tblPr>
-        <w:tblStyle w:val="TableGrid"/>
-        <w:tblW w:type="auto" w:w="0"/>
-        <w:jc w:val="center"/>
-        <w:tblLayout w:type="fixed"/>
-        <w:tblLook w:firstColumn="1" w:firstRow="1" w:lastColumn="0" w:lastRow="0" w:noHBand="0" w:noVBand="1" w:val="04A0"/>
-      </w:tblPr>
-      <w:tblGrid>
-        <w:gridCol w:w="5184"/>
-        <w:gridCol w:w="5184"/>
-      </w:tblGrid>
-      <w:tr>
-        <w:trPr>
-          <w:tblHeader/>
-          <w:cantSplit/>
-        </w:trPr>
-        <w:tc>
-          <w:tcPr>
-            <w:tcW w:type="dxa" w:w="3024"/>
-            <w:vAlign w:val="center"/>
-            <w:tcMar>
-              <w:top w:w="130" w:type="dxa"/>
-              <w:bottom w:w="130" w:type="dxa"/>
-              <w:left w:w="150" w:type="dxa"/>
-              <w:right w:w="150" w:type="dxa"/>
-            </w:tcMar>
-            <w:shd w:fill="1F3864"/>
-          </w:tcPr>
-          <w:p>
-            <w:pPr>
-              <w:spacing w:before="40" w:after="40" w:line="312" w:lineRule="auto"/>
-              <w:jc w:val="center"/>
-            </w:pPr>
-            <w:r/>
-            <w:r>
-              <w:rPr>
-                <w:rFonts w:ascii="Arial" w:hAnsi="Arial" w:eastAsia="黑体"/>
-                <w:b/>
-                <w:color w:val="FFFFFF"/>
-                <w:sz w:val="19"/>
-              </w:rPr>
-              <w:t>登场集数与场次</w:t>
-            </w:r>
-          </w:p>
-        </w:tc>
-        <w:tc>
-          <w:tcPr>
-            <w:tcW w:type="dxa" w:w="7344"/>
-            <w:vAlign w:val="center"/>
-            <w:tcMar>
-              <w:top w:w="130" w:type="dxa"/>
-              <w:bottom w:w="130" w:type="dxa"/>
-              <w:left w:w="150" w:type="dxa"/>
-              <w:right w:w="150" w:type="dxa"/>
-            </w:tcMar>
-            <w:shd w:fill="1F3864"/>
-          </w:tcPr>
-          <w:p>
-            <w:pPr>
-              <w:spacing w:before="40" w:after="40" w:line="312" w:lineRule="auto"/>
-              <w:jc w:val="center"/>
-            </w:pPr>
-            <w:r/>
-            <w:r>
-              <w:rPr>
-                <w:rFonts w:ascii="Arial" w:hAnsi="Arial" w:eastAsia="黑体"/>
-                <w:b/>
-                <w:color w:val="FFFFFF"/>
-                <w:sz w:val="19"/>
-              </w:rPr>
-              <w:t>全剧关联场次动作细节、对手戏调度与台词交锋全集</w:t>
-            </w:r>
-          </w:p>
-        </w:tc>
-      </w:tr>
-      <w:tr>
-        <w:trPr>
-          <w:cantSplit/>
-        </w:trPr>
-        <w:tc>
-          <w:tcPr>
-            <w:tcW w:type="dxa" w:w="3024"/>
-            <w:vAlign w:val="center"/>
-            <w:tcMar>
-              <w:top w:w="105" w:type="dxa"/>
-              <w:bottom w:w="105" w:type="dxa"/>
-              <w:left w:w="145" w:type="dxa"/>
-              <w:right w:w="145" w:type="dxa"/>
-            </w:tcMar>
-          </w:tcPr>
-          <w:p>
-            <w:pPr>
-              <w:spacing w:before="40" w:after="40" w:line="341" w:lineRule="auto"/>
-              <w:jc w:val="left"/>
-            </w:pPr>
-            <w:r/>
-            <w:r>
-              <w:rPr>
-                <w:rFonts w:ascii="Times New Roman" w:hAnsi="Times New Roman" w:eastAsia="宋体"/>
-                <w:b/>
-                <w:color w:val="191919"/>
-                <w:sz w:val="19"/>
-              </w:rPr>
-              <w:t>EP17</w:t>
-              <w:br/>
-              <w:t>17-1　内　2058年人生无限有限公司开放办公区与监控台 — 夜</w:t>
-            </w:r>
-          </w:p>
-        </w:tc>
-        <w:tc>
-          <w:tcPr>
-            <w:tcW w:type="dxa" w:w="7344"/>
-            <w:vAlign w:val="center"/>
-            <w:tcMar>
-              <w:top w:w="105" w:type="dxa"/>
-              <w:bottom w:w="105" w:type="dxa"/>
-              <w:left w:w="145" w:type="dxa"/>
-              <w:right w:w="145" w:type="dxa"/>
-            </w:tcMar>
-          </w:tcPr>
-          <w:p>
-            <w:pPr>
-              <w:spacing w:before="40" w:after="40" w:line="341" w:lineRule="auto"/>
-              <w:jc w:val="left"/>
-            </w:pPr>
-            <w:r/>
-            <w:r>
-              <w:rPr>
-                <w:rFonts w:ascii="Times New Roman" w:hAnsi="Times New Roman" w:eastAsia="宋体"/>
-                <w:b w:val="0"/>
-                <w:color w:val="191919"/>
-                <w:sz w:val="19"/>
-              </w:rPr>
-              <w:t>【本场剧情动作与调度实录】公元2058年，画面中央浮现巨大的白色年份数字：2058。 北京市“人生（无限）有限公司（LIFE ONCE AGAIN）”纯白科技感的开放办公区内，墙上的挂钟指向晚上七点。身穿紫色连帽卫衣配黑马甲、戴着透明圆框眼镜的实习客服专员林开颜（小雪，工号58004）正坐在工位前；一名戴方框眼镜的新人男同事端着笔记本走过来坐在她对面请教。 林开颜（小雪）往椅背上一靠，推了推眼镜，绘声绘色地比划着给他科普公司历史上的奇葩案例。 男同事恍然大悟地点了点头。 小雪竖起一根手指，继续用生动的比喻解释为何不能随便使用凭空消失的紧急召回。 男同事若有所思地转了转笔，追问核心规则。 小雪神色一正，点出了全公司最神圣不可侵犯的铁律——禁止接触时空旅行发明人余博士！ 男同事一边在笔记本上飞快记录一边感叹，紧接着随口问出了一句刚好戳中小雪痛处的话！ 话音未落，身穿灰色笔挺西装、头挽发髻插着发簪、戴着金丝眼镜的公司副总裁高尚（高总）正巧从后方走廊缓步走过来，……</w:t>
-              <w:br/>
-              <w:t>【核心台词与对手戏交锋】高尚：“找个安全稳定又能共用的联络点，这么简单的事都做不好，那干脆别干了。” ／ 高尚：“小雪，咱们再辛苦一下，整理一下明天开会的资料。我刚录完采访，累死了。” ／ 高尚：“一直都夸你做事细致，连这个都记得。好吧，辛苦你了！要是全公司都像你这样就好了，隔壁那三个，加起来都没你一个人干得多。”</w:t>
-            </w:r>
-          </w:p>
-        </w:tc>
-      </w:tr>
-      <w:tr>
-        <w:trPr>
-          <w:cantSplit/>
-        </w:trPr>
-        <w:tc>
-          <w:tcPr>
-            <w:tcW w:type="dxa" w:w="3024"/>
-            <w:vAlign w:val="center"/>
-            <w:tcMar>
-              <w:top w:w="105" w:type="dxa"/>
-              <w:bottom w:w="105" w:type="dxa"/>
-              <w:left w:w="145" w:type="dxa"/>
-              <w:right w:w="145" w:type="dxa"/>
-            </w:tcMar>
-            <w:shd w:fill="F7FAFC"/>
-          </w:tcPr>
-          <w:p>
-            <w:pPr>
-              <w:spacing w:before="40" w:after="40" w:line="341" w:lineRule="auto"/>
-              <w:jc w:val="left"/>
-            </w:pPr>
-            <w:r/>
-            <w:r>
-              <w:rPr>
-                <w:rFonts w:ascii="Times New Roman" w:hAnsi="Times New Roman" w:eastAsia="宋体"/>
-                <w:b/>
-                <w:color w:val="191919"/>
-                <w:sz w:val="19"/>
-              </w:rPr>
-              <w:t>EP17</w:t>
-              <w:br/>
-              <w:t>17-3　内　2058年高尚副总裁访谈室与2008年雪原古堡余博士实验室 — 日/夜</w:t>
-            </w:r>
-          </w:p>
-        </w:tc>
-        <w:tc>
-          <w:tcPr>
-            <w:tcW w:type="dxa" w:w="7344"/>
-            <w:vAlign w:val="center"/>
-            <w:tcMar>
-              <w:top w:w="105" w:type="dxa"/>
-              <w:bottom w:w="105" w:type="dxa"/>
-              <w:left w:w="145" w:type="dxa"/>
-              <w:right w:w="145" w:type="dxa"/>
-            </w:tcMar>
-            <w:shd w:fill="F7FAFC"/>
-          </w:tcPr>
-          <w:p>
-            <w:pPr>
-              <w:spacing w:before="40" w:after="40" w:line="341" w:lineRule="auto"/>
-              <w:jc w:val="left"/>
-            </w:pPr>
-            <w:r/>
-            <w:r>
-              <w:rPr>
-                <w:rFonts w:ascii="Times New Roman" w:hAnsi="Times New Roman" w:eastAsia="宋体"/>
-                <w:b w:val="0"/>
-                <w:color w:val="191919"/>
-                <w:sz w:val="19"/>
-              </w:rPr>
-              <w:t>【本场剧情动作与调度实录】公元2058年，CLTV长林卫视（16K HDR VR）的现代流线型访谈室内，画面浮现本集片名：第 17 集 不速之客。 头挽发髻的副总裁高尚正与一名知性女记者隔桌相对，侃侃而谈二十年前（2038年）时空旅行发明人余博士离开“人生有限公司”的往事。 女记者微笑着点了点头，提出了一个好奇的假设。 高尚脸色骤然一肃，连连摆手阐明了公司的最高禁令！ 画面切回公元2008年的林海雪原尖顶石砌古堡内（浮现年份大字：2008）。昏暗杂乱的二楼实验室内，四周黑板与图纸上密密麻麻写满了时空曲率方程与微积分推导公式。身穿黑西装大衣的四十一岁荀未来站在黑板前緊張地打量四周；书桌前，年轻时的余博士（三十二岁，头挽发髻插着发簪、身穿驼色风衣，高尚正是模仿她的发型！）正背对着门口伏案疾书，头也不回地冷冷开口。 荀未来深吸一口气，往前迈了两步恭敬问好。 余博士停下笔转过身，犀利的目光上下打量了荀未来一眼，随即站起身走到茶水台旁，拿起勺子利落地冲泡搅拌着一杯……</w:t>
-              <w:br/>
-              <w:t>【核心台词与对手戏交锋】高尚：“差不多二十年前吧，我记得是三八年。余博士因为跟她的合伙人理念不合，在合同纠纷之后，选择了离开公司，我们也很惋惜。说起来我还是她粉丝呢，看我这个发型。她的合伙人当年窃取了她的科研成果，好在法律早就给出了公正的判决。我们在收购人生有限公司之后，虽然还是决定商业化了时空旅行这项技术，但始终严格遵守时空管理局的相关规定——只卖体验，不卖后悔药。” ／ 高尚：“这绝对不行！我们有专门通道，对于余博士采取最高级别的特殊保护，禁止任何时空旅行者接触她。要知道，余博士可是这项技术的发明者，她要是受到影响，在当年因为一念之差而选择不发明这项技术，那后果简直不堪设想！”</w:t>
-            </w:r>
-          </w:p>
-        </w:tc>
-      </w:tr>
-      <w:tr>
-        <w:trPr>
-          <w:cantSplit/>
-        </w:trPr>
-        <w:tc>
-          <w:tcPr>
-            <w:tcW w:type="dxa" w:w="3024"/>
-            <w:vAlign w:val="center"/>
-            <w:tcMar>
-              <w:top w:w="105" w:type="dxa"/>
-              <w:bottom w:w="105" w:type="dxa"/>
-              <w:left w:w="145" w:type="dxa"/>
-              <w:right w:w="145" w:type="dxa"/>
-            </w:tcMar>
-          </w:tcPr>
-          <w:p>
-            <w:pPr>
-              <w:spacing w:before="40" w:after="40" w:line="341" w:lineRule="auto"/>
-              <w:jc w:val="left"/>
-            </w:pPr>
-            <w:r/>
-            <w:r>
-              <w:rPr>
-                <w:rFonts w:ascii="Times New Roman" w:hAnsi="Times New Roman" w:eastAsia="宋体"/>
-                <w:b/>
-                <w:color w:val="191919"/>
-                <w:sz w:val="19"/>
-              </w:rPr>
-              <w:t>EP18</w:t>
-              <w:br/>
-              <w:t>18-3　内　酒店2388套房客厅·501室赵左右卧室与父母主卧 — 夜</w:t>
-            </w:r>
-          </w:p>
-        </w:tc>
-        <w:tc>
-          <w:tcPr>
-            <w:tcW w:type="dxa" w:w="7344"/>
-            <w:vAlign w:val="center"/>
-            <w:tcMar>
-              <w:top w:w="105" w:type="dxa"/>
-              <w:bottom w:w="105" w:type="dxa"/>
-              <w:left w:w="145" w:type="dxa"/>
-              <w:right w:w="145" w:type="dxa"/>
-            </w:tcMar>
-          </w:tcPr>
-          <w:p>
-            <w:pPr>
-              <w:spacing w:before="40" w:after="40" w:line="341" w:lineRule="auto"/>
-              <w:jc w:val="left"/>
-            </w:pPr>
-            <w:r/>
-            <w:r>
-              <w:rPr>
-                <w:rFonts w:ascii="Times New Roman" w:hAnsi="Times New Roman" w:eastAsia="宋体"/>
-                <w:b w:val="0"/>
-                <w:color w:val="191919"/>
-                <w:sz w:val="19"/>
-              </w:rPr>
-              <w:t>【本场剧情动作与调度实录】深夜，酒店2388号豪华套房客厅内，画面下方居中浮现本集片名：第 18 集 一夜剧变。 2058年的实习客服林开颜（小雪）被麻绳结结实实地捆在客厅中央的椅子上，嘴上贴着一截宽大的白色封箱胶带；刚从医院回来的六十六岁赵了半躺在沙发上闭目养神；身穿黑西装的四十一岁荀未来双手抱胸站在小雪面前，俯身捏住封箱胶带的一角，“刺啦”一声撕了下来！小雪疼得龇牙咧嘴，抿了抿嘴唇嘟囔了一句。 荀未来居高临下地盯着她，冷冷地切入正题；沙发上的赵了也缓缓睁开眼看向小雪。 小雪眼珠子滴溜溜一转，发觉赵了还没认出自己就是电话里的客服小雪，在心底暗自盘算。 见小雪眼神闪烁不说话，荀未来轻咳一声，晃了晃手里那截封箱胶带威胁道：“不说，是吧？那我就再粘回去，爽撕一下！”小雪吓得赶紧往后缩脖子。 荀未来立刻追问：“那指使你的人是谁？”小雪低下头，嘴里飞快地小声念了一句绕口令（“八百标兵奔北坡……”）给自己壮胆，随后抬起头一本正经地胡说八道！ 荀未来被气笑了，猛地蹲……</w:t>
-              <w:br/>
-              <w:t>【核心台词与对手戏交锋】（本场以关键戏剧动作、神态反应或环境线索推动情节）</w:t>
-            </w:r>
-          </w:p>
-        </w:tc>
-      </w:tr>
-      <w:tr>
-        <w:trPr>
-          <w:cantSplit/>
-        </w:trPr>
-        <w:tc>
-          <w:tcPr>
-            <w:tcW w:type="dxa" w:w="3024"/>
-            <w:vAlign w:val="center"/>
-            <w:tcMar>
-              <w:top w:w="105" w:type="dxa"/>
-              <w:bottom w:w="105" w:type="dxa"/>
-              <w:left w:w="145" w:type="dxa"/>
-              <w:right w:w="145" w:type="dxa"/>
-            </w:tcMar>
-            <w:shd w:fill="F7FAFC"/>
-          </w:tcPr>
-          <w:p>
-            <w:pPr>
-              <w:spacing w:before="40" w:after="40" w:line="341" w:lineRule="auto"/>
-              <w:jc w:val="left"/>
-            </w:pPr>
-            <w:r/>
-            <w:r>
-              <w:rPr>
-                <w:rFonts w:ascii="Times New Roman" w:hAnsi="Times New Roman" w:eastAsia="宋体"/>
-                <w:b/>
-                <w:color w:val="191919"/>
-                <w:sz w:val="19"/>
-              </w:rPr>
-              <w:t>EP18</w:t>
-              <w:br/>
-              <w:t>18-4　内/外　酒店2388套房·楼下路虎车内与套房卧室门前 — 夜</w:t>
-            </w:r>
-          </w:p>
-        </w:tc>
-        <w:tc>
-          <w:tcPr>
-            <w:tcW w:type="dxa" w:w="7344"/>
-            <w:vAlign w:val="center"/>
-            <w:tcMar>
-              <w:top w:w="105" w:type="dxa"/>
-              <w:bottom w:w="105" w:type="dxa"/>
-              <w:left w:w="145" w:type="dxa"/>
-              <w:right w:w="145" w:type="dxa"/>
-            </w:tcMar>
-            <w:shd w:fill="F7FAFC"/>
-          </w:tcPr>
-          <w:p>
-            <w:pPr>
-              <w:spacing w:before="40" w:after="40" w:line="341" w:lineRule="auto"/>
-              <w:jc w:val="left"/>
-            </w:pPr>
-            <w:r/>
-            <w:r>
-              <w:rPr>
-                <w:rFonts w:ascii="Times New Roman" w:hAnsi="Times New Roman" w:eastAsia="宋体"/>
-                <w:b w:val="0"/>
-                <w:color w:val="191919"/>
-                <w:sz w:val="19"/>
-              </w:rPr>
-              <w:t>【本场剧情动作与调度实录】凌晨时分，酒店2388号套房客厅内，墙上的精工（SEIKO）挂钟滴答作响。六十六岁的赵了与四十一岁的荀未来湊在沙发前低声耳语商议；被绑在椅子上的小雪困得打了个大哈欠，转头看了一眼挂钟上的时间——距离早上六点飞霞路电话亭被拆除、公司保洁阿姨上班已经不到两个小时了！小雪急得满头大汗，大声朝两人喊道。 荀未来与赵了对视一眼，站起身整理了一下西装，慢条斯理地走到小雪面前摇了摇头。 沙发上的赵了淡定地补了一句：“在这之前，就辛苦你，在这当人质。”小雪急得差点跳起来！ 赵了稳坐钓鱼台，一句话道破了时空管理局的铁律，随后向荀未来下达了引蛇出洞的指令！ 荀未来响亮地应了一声“好嘞”！一旦荀未来去电话亭打给高总，小雪撒的所有谎就会当场穿帮！小雪吓得魂飞魄散，拼命扭动身子声嘶力竭地尖叫哭喊：“不行不行哥！哥你真不能去！我求你了哥！”荀未来嫌她吵，直接拿起桌上那卷宽封箱胶带撕下一截，“啪”地贴回小雪嘴上，拍了拍手转身出门。 沙发上的赵了冷冷地看着嘴被……</w:t>
-              <w:br/>
-              <w:t>【核心台词与对手戏交锋】（本场以关键戏剧动作、神态反应或环境线索推动情节）</w:t>
-            </w:r>
-          </w:p>
-        </w:tc>
-      </w:tr>
-      <w:tr>
-        <w:trPr>
-          <w:cantSplit/>
-        </w:trPr>
-        <w:tc>
-          <w:tcPr>
-            <w:tcW w:type="dxa" w:w="3024"/>
-            <w:vAlign w:val="center"/>
-            <w:tcMar>
-              <w:top w:w="105" w:type="dxa"/>
-              <w:bottom w:w="105" w:type="dxa"/>
-              <w:left w:w="145" w:type="dxa"/>
-              <w:right w:w="145" w:type="dxa"/>
-            </w:tcMar>
-          </w:tcPr>
-          <w:p>
-            <w:pPr>
-              <w:spacing w:before="40" w:after="40" w:line="341" w:lineRule="auto"/>
-              <w:jc w:val="left"/>
-            </w:pPr>
-            <w:r/>
-            <w:r>
-              <w:rPr>
-                <w:rFonts w:ascii="Times New Roman" w:hAnsi="Times New Roman" w:eastAsia="宋体"/>
-                <w:b/>
-                <w:color w:val="191919"/>
-                <w:sz w:val="19"/>
-              </w:rPr>
-              <w:t>EP18</w:t>
-              <w:br/>
-              <w:t>18-5　内/外　酒店23楼走廊·2388套房卧室·2058年监控室与雪原木屋 — 夜/晨</w:t>
-            </w:r>
-          </w:p>
-        </w:tc>
-        <w:tc>
-          <w:tcPr>
-            <w:tcW w:type="dxa" w:w="7344"/>
-            <w:vAlign w:val="center"/>
-            <w:tcMar>
-              <w:top w:w="105" w:type="dxa"/>
-              <w:bottom w:w="105" w:type="dxa"/>
-              <w:left w:w="145" w:type="dxa"/>
-              <w:right w:w="145" w:type="dxa"/>
-            </w:tcMar>
-          </w:tcPr>
-          <w:p>
-            <w:pPr>
-              <w:spacing w:before="40" w:after="40" w:line="341" w:lineRule="auto"/>
-              <w:jc w:val="left"/>
-            </w:pPr>
-            <w:r/>
-            <w:r>
-              <w:rPr>
-                <w:rFonts w:ascii="Times New Roman" w:hAnsi="Times New Roman" w:eastAsia="宋体"/>
-                <w:b w:val="0"/>
-                <w:color w:val="191919"/>
-                <w:sz w:val="19"/>
-              </w:rPr>
-              <w:t>【本场剧情动作与调度实录】见余博士转身走出2388号套房大门，荀未来如释重负地走到门边透过猫眼往外看了一眼，随后推门走出走廊，一把扯下贴在自己后颈上的电击贴片。躲在里屋的六十六岁赵了也快步追出房门拉住荀未来。 荀未来举起手里的电击贴片，心有余悸地向赵了大倒苦水，宣布明天一早就回2033年！ 赵了连声安抚，略带惋惜地感叹了一句。 话音刚落，走廊拐角的阴影处突然传来了高跟鞋清脆的脚步声——根本没走的余博士冷笑着从拐角走了出来，目光锁定了刚刚现身的六十六岁赵了！ 就在余博士与66岁赵了四目相对的同一秒——公元2058年“人生（无限）有限公司”监控大厅内，刺目的红光再次疯狂爆闪！由于此前小雪用来卡住鼠标的胶带座只能挡住第一次召回，当余博士亲眼见到赵了并开口说话时，系统再次触发了最高级别的【最高警报：正在召回】！ 酒店23楼走廊里，深知最高警报规则的六十六岁赵了以为自己马上就要被系统强制召回消失了，吓得冲荀未来大喊一声，双手抱头紧紧贴在走廊墙壁上闭眼等待凭空消失！……</w:t>
-              <w:br/>
-              <w:t>【核心台词与对手戏交锋】（本场以关键戏剧动作、神态反应或环境线索推动情节）</w:t>
-            </w:r>
-          </w:p>
-        </w:tc>
-      </w:tr>
-      <w:tr>
-        <w:trPr>
-          <w:cantSplit/>
-        </w:trPr>
-        <w:tc>
-          <w:tcPr>
-            <w:tcW w:type="dxa" w:w="3024"/>
-            <w:vAlign w:val="center"/>
-            <w:tcMar>
-              <w:top w:w="105" w:type="dxa"/>
-              <w:bottom w:w="105" w:type="dxa"/>
-              <w:left w:w="145" w:type="dxa"/>
-              <w:right w:w="145" w:type="dxa"/>
-            </w:tcMar>
-            <w:shd w:fill="F7FAFC"/>
-          </w:tcPr>
-          <w:p>
-            <w:pPr>
-              <w:spacing w:before="40" w:after="40" w:line="341" w:lineRule="auto"/>
-              <w:jc w:val="left"/>
-            </w:pPr>
-            <w:r/>
-            <w:r>
-              <w:rPr>
-                <w:rFonts w:ascii="Times New Roman" w:hAnsi="Times New Roman" w:eastAsia="宋体"/>
-                <w:b/>
-                <w:color w:val="191919"/>
-                <w:sz w:val="19"/>
-              </w:rPr>
-              <w:t>EP18</w:t>
-              <w:br/>
-              <w:t>18-7　内　长林八中高一十班教室·五楼楼梯间·501室客厅与502室赵了家 — 日/夜</w:t>
-            </w:r>
-          </w:p>
-        </w:tc>
-        <w:tc>
-          <w:tcPr>
-            <w:tcW w:type="dxa" w:w="7344"/>
-            <w:vAlign w:val="center"/>
-            <w:tcMar>
-              <w:top w:w="105" w:type="dxa"/>
-              <w:bottom w:w="105" w:type="dxa"/>
-              <w:left w:w="145" w:type="dxa"/>
-              <w:right w:w="145" w:type="dxa"/>
-            </w:tcMar>
-            <w:shd w:fill="F7FAFC"/>
-          </w:tcPr>
-          <w:p>
-            <w:pPr>
-              <w:spacing w:before="40" w:after="40" w:line="341" w:lineRule="auto"/>
-              <w:jc w:val="left"/>
-            </w:pPr>
-            <w:r/>
-            <w:r>
-              <w:rPr>
-                <w:rFonts w:ascii="Times New Roman" w:hAnsi="Times New Roman" w:eastAsia="宋体"/>
-                <w:b w:val="0"/>
-                <w:color w:val="191919"/>
-                <w:sz w:val="19"/>
-              </w:rPr>
-              <w:t>【本场剧情动作与调度实录】下午，高一十班教室内正在上历史课。历史女老师背对学生在黑板上书写“唐朝的荣衰与民族交融（突厥、回纥、靺鞨、吐蕃）”的板书，台下的赵左右、徐图图、王一漫等人正低头认真记笔记。突然，教室前排传来一阵断断续续的“嗡嗡、咔咔”小型马达与齿轮运转声！ 历史老师停下粉笔转过身：“什么声音？”全班同学茫然四顾；等老师转回身继续写字，那阵机械运转声又响了起来！历史老师放下粉笔径直走下讲台，停在第一排罗爱文的课桌前，伸手敲了敲桌面。 正在课桌膛里鼓捣发明的罗爱文心虚地抬起头，乖乖从桌膛里捧出一辆自己手工焊制的“太阳能电路板四驱小车”放到讲桌上。不料历史老师拿起小车端详了一眼，非但没有没收批评，反而温和地递还给他，为这位立志走技术路线的少年开了绿灯！ 罗爱文喜出望外（“真的啊？那太好了！”），在全班同学羡慕的目光中抱着零件兴冲冲地准备跑去技术教室；恰逢教导主任戴娟经过教室门口，笑着叫住了他。 罗爱文拍着胸脯自信满满地放出豪言，引得全班哄堂大笑，前排……</w:t>
-              <w:br/>
-              <w:t>【核心台词与对手戏交锋】高尚：“小雪，怎么了？心不在焉的。” ／ 高尚：“看你吓的，是不是最近太焦虑了？你的能力大家都知道，不用那么拼。好了，今天晚上早点回去休息吧，调整一下状态，嗯？”</w:t>
-            </w:r>
-          </w:p>
-        </w:tc>
-      </w:tr>
-      <w:tr>
-        <w:trPr>
-          <w:cantSplit/>
-        </w:trPr>
-        <w:tc>
-          <w:tcPr>
-            <w:tcW w:type="dxa" w:w="3024"/>
-            <w:vAlign w:val="center"/>
-            <w:tcMar>
-              <w:top w:w="105" w:type="dxa"/>
-              <w:bottom w:w="105" w:type="dxa"/>
-              <w:left w:w="145" w:type="dxa"/>
-              <w:right w:w="145" w:type="dxa"/>
-            </w:tcMar>
-          </w:tcPr>
-          <w:p>
-            <w:pPr>
-              <w:spacing w:before="40" w:after="40" w:line="341" w:lineRule="auto"/>
-              <w:jc w:val="left"/>
-            </w:pPr>
-            <w:r/>
-            <w:r>
-              <w:rPr>
-                <w:rFonts w:ascii="Times New Roman" w:hAnsi="Times New Roman" w:eastAsia="宋体"/>
-                <w:b/>
-                <w:color w:val="191919"/>
-                <w:sz w:val="19"/>
-              </w:rPr>
-              <w:t>EP20</w:t>
-              <w:br/>
-              <w:t>20-1　内　502室秘密暗室与2058年人生无限有限公司高总办公室 — 日/夜</w:t>
-            </w:r>
-          </w:p>
-        </w:tc>
-        <w:tc>
-          <w:tcPr>
-            <w:tcW w:type="dxa" w:w="7344"/>
-            <w:vAlign w:val="center"/>
-            <w:tcMar>
-              <w:top w:w="105" w:type="dxa"/>
-              <w:bottom w:w="105" w:type="dxa"/>
-              <w:left w:w="145" w:type="dxa"/>
-              <w:right w:w="145" w:type="dxa"/>
-            </w:tcMar>
-          </w:tcPr>
-          <w:p>
-            <w:pPr>
-              <w:spacing w:before="40" w:after="40" w:line="341" w:lineRule="auto"/>
-              <w:jc w:val="left"/>
-            </w:pPr>
-            <w:r/>
-            <w:r>
-              <w:rPr>
-                <w:rFonts w:ascii="Times New Roman" w:hAnsi="Times New Roman" w:eastAsia="宋体"/>
-                <w:b w:val="0"/>
-                <w:color w:val="191919"/>
-                <w:sz w:val="19"/>
-              </w:rPr>
-              <w:t>【本场剧情动作与调度实录】五零二室昏暗的秘密暗室内，十六岁的赵左右瘫坐在地板上，右手死死扣着地面上那本《三人行》创刊号，双眼呆滞而惊恐地仰望着黑帘背后那整面记录着【左右（16岁）、荀（41岁·2035穿越·舒图之死！）、了（66岁·2033舒图去世·2058穿越阻止荀）】的三代命运时间线黑板！ 少年胸口剧烈起伏，大口大口地喘着粗气，颤抖着从地上站起身，一步步走到黑板前，伸出双手猛地按在那些触目惊心的粉笔字上，十七年来的世界观在这一刻彻底崩塌！ 就在十六岁的赵左右因揭开三代同体真相而产生剧烈精神海啸的同一刹那——公元2058年，“人生（无限）有限公司”总部走廊与监控大厅内，由于小雪此前设置的“停机维护”期限已过，刺目的猩红色警报灯骤然疯狂闪烁！冰冷的系统广播声响彻整座大楼： 身穿灰色西装、头挽发髻插着发簪的副总裁高尚（高总）快步走到办公室门前，刷下自己的副总裁工牌推门走入。他径直来到中央操作台前，调取了2008年客户“赵左右”档案的后台操作日志与监控回放—……</w:t>
-              <w:br/>
-              <w:t>【核心台词与对手戏交锋】高尚：“真是个好大的惊喜啊。”</w:t>
-            </w:r>
-          </w:p>
-        </w:tc>
-      </w:tr>
-      <w:tr>
-        <w:trPr>
-          <w:cantSplit/>
-        </w:trPr>
-        <w:tc>
-          <w:tcPr>
-            <w:tcW w:type="dxa" w:w="3024"/>
-            <w:vAlign w:val="center"/>
-            <w:tcMar>
-              <w:top w:w="105" w:type="dxa"/>
-              <w:bottom w:w="105" w:type="dxa"/>
-              <w:left w:w="145" w:type="dxa"/>
-              <w:right w:w="145" w:type="dxa"/>
-            </w:tcMar>
-            <w:shd w:fill="F7FAFC"/>
-          </w:tcPr>
-          <w:p>
-            <w:pPr>
-              <w:spacing w:before="40" w:after="40" w:line="341" w:lineRule="auto"/>
-              <w:jc w:val="left"/>
-            </w:pPr>
-            <w:r/>
-            <w:r>
-              <w:rPr>
-                <w:rFonts w:ascii="Times New Roman" w:hAnsi="Times New Roman" w:eastAsia="宋体"/>
-                <w:b/>
-                <w:color w:val="191919"/>
-                <w:sz w:val="19"/>
-              </w:rPr>
-              <w:t>EP20</w:t>
-              <w:br/>
-              <w:t>20-3　内/外　街边砂锅麻辣烫店·G54路公交车·2058办公区与荒村老宅 — 夜/日</w:t>
-            </w:r>
-          </w:p>
-        </w:tc>
-        <w:tc>
-          <w:tcPr>
-            <w:tcW w:type="dxa" w:w="7344"/>
-            <w:vAlign w:val="center"/>
-            <w:tcMar>
-              <w:top w:w="105" w:type="dxa"/>
-              <w:bottom w:w="105" w:type="dxa"/>
-              <w:left w:w="145" w:type="dxa"/>
-              <w:right w:w="145" w:type="dxa"/>
-            </w:tcMar>
-            <w:shd w:fill="F7FAFC"/>
-          </w:tcPr>
-          <w:p>
-            <w:pPr>
-              <w:spacing w:before="40" w:after="40" w:line="341" w:lineRule="auto"/>
-              <w:jc w:val="left"/>
-            </w:pPr>
-            <w:r/>
-            <w:r>
-              <w:rPr>
-                <w:rFonts w:ascii="Times New Roman" w:hAnsi="Times New Roman" w:eastAsia="宋体"/>
-                <w:b w:val="0"/>
-                <w:color w:val="191919"/>
-                <w:sz w:val="19"/>
-              </w:rPr>
-              <w:t>【本场剧情动作与调度实录】夜晚，长林市街边砂锅麻辣烫店内，暖黄的灯光下浮现本集片名：第 20 集 涉过夏天。 十六岁的赵左右独自坐在小餐桌前，面前放着一碗未动的砂锅，眼神深沉而凝重（内心独白：“哪些是真的？什么才是真的？你们的目的是什么？为什么不告诉我？我一定要找到你们，问个明白”）。就在这时，门口的塑料门帘被掀开——再次从2058年穿过来的林开颜（小雪）端着一碗麻辣烫走了进来，径直坐到了赵左右的对面！ 刚才在五零二室亲眼目睹这个女人凭空消失、而回家后又发现荀哥和植物人赵爷爷已经连夜转移不知所踪的赵左右，不动声色地抬起头直视着小雪。 小雪双手交叠放在胸前，装出一副知恩图报的乖巧模样点头承认。 赵左右身体微微前倾，敏锐地顺着她的话头下套盘问。 小雪在心底得意地冷笑了一声（内心独白：“还好这次我提前做过功课了”），脸上故作无辜地背出了自己查来的2007年灾情资料。 听到“去年八月捐款”，刚刚看完五零二室暗室时间线黑板的十六岁赵左右眸光一凛，瞬间识破了她的谎言……</w:t>
-              <w:br/>
-              <w:t>【核心台词与对手戏交锋】（本场以关键戏剧动作、神态反应或环境线索推动情节）</w:t>
-            </w:r>
-          </w:p>
-        </w:tc>
-      </w:tr>
-      <w:tr>
-        <w:trPr>
-          <w:cantSplit/>
-        </w:trPr>
-        <w:tc>
-          <w:tcPr>
-            <w:tcW w:type="dxa" w:w="3024"/>
-            <w:vAlign w:val="center"/>
-            <w:tcMar>
-              <w:top w:w="105" w:type="dxa"/>
-              <w:bottom w:w="105" w:type="dxa"/>
-              <w:left w:w="145" w:type="dxa"/>
-              <w:right w:w="145" w:type="dxa"/>
-            </w:tcMar>
-          </w:tcPr>
-          <w:p>
-            <w:pPr>
-              <w:spacing w:before="40" w:after="40" w:line="341" w:lineRule="auto"/>
-              <w:jc w:val="left"/>
-            </w:pPr>
-            <w:r/>
-            <w:r>
-              <w:rPr>
-                <w:rFonts w:ascii="Times New Roman" w:hAnsi="Times New Roman" w:eastAsia="宋体"/>
-                <w:b/>
-                <w:color w:val="191919"/>
-                <w:sz w:val="19"/>
-              </w:rPr>
-              <w:t>EP20</w:t>
-              <w:br/>
-              <w:t>20-7　内/外　501室客厅与卧室·荒村老屋·5元快餐店·旧物仓库与2058办公区 — 夜</w:t>
-            </w:r>
-          </w:p>
-        </w:tc>
-        <w:tc>
-          <w:tcPr>
-            <w:tcW w:type="dxa" w:w="7344"/>
-            <w:vAlign w:val="center"/>
-            <w:tcMar>
-              <w:top w:w="105" w:type="dxa"/>
-              <w:bottom w:w="105" w:type="dxa"/>
-              <w:left w:w="145" w:type="dxa"/>
-              <w:right w:w="145" w:type="dxa"/>
-            </w:tcMar>
-          </w:tcPr>
-          <w:p>
-            <w:pPr>
-              <w:spacing w:before="40" w:after="40" w:line="341" w:lineRule="auto"/>
-              <w:jc w:val="left"/>
-            </w:pPr>
-            <w:r/>
-            <w:r>
-              <w:rPr>
-                <w:rFonts w:ascii="Times New Roman" w:hAnsi="Times New Roman" w:eastAsia="宋体"/>
-                <w:b w:val="0"/>
-                <w:color w:val="191919"/>
-                <w:sz w:val="19"/>
-              </w:rPr>
-              <w:t>【本场剧情动作与调度实录】深夜，五零一室玄关门轻轻推开，脖子上搭着白毛巾的赵东来与刘美奕蹑手蹑脚地走进客厅，怕吵醒熟睡的儿子。刘美奕笑着夸赞放下面子去她所在剧组帮厨师采买伙食的丈夫。 赵东来倒了一杯水喝，乐呵呵地回答：“那当然了，干什么工作都得用心，不是吗？”话音刚落，十六岁的赵左右突然掀开门帘从卧室走了出来，把夫妻俩吓了一跳！ 赵东来连忙摆手说“大人的事不用你管，你只管好好学习”。只见十六岁的赵左右平静地从口袋里掏出一个装满百元钞票的厚信封递到父母面前，更一字一顿地向父母宣布了自己经过这个夏天磨砺后的人生志向！ 赵左右拉着目瞪口呆的父母来到自己卧室的电脑前，给他们看【黍豆网｜频道：八中姐妹】上动辄四五千的播放量与满屏好评。刘美奕欣慰地摸着儿子的肩膀感叹：“我感觉咱儿子有成为电视编导的潜质！”赵东来拿着儿子交上来的家用，激动得眼眶微红、哈哈大笑！ 赵左右看着屏幕上徐图图与王一漫灿烂的笑脸，在心底充满希望地默念：“这个艰难的夏天，总会过去的。” 然而画面瞬……</w:t>
-              <w:br/>
-              <w:t>【核心台词与对手戏交锋】高尚：“病死？” ／ 高尚：“你刚才说“病死”了，是什么意思？小雪，别再自作聪明了。你现在最好把事情原原本本、一字不漏地都告诉我！”</w:t>
-            </w:r>
-          </w:p>
-        </w:tc>
-      </w:tr>
-      <w:tr>
-        <w:trPr>
-          <w:cantSplit/>
-        </w:trPr>
-        <w:tc>
-          <w:tcPr>
-            <w:tcW w:type="dxa" w:w="3024"/>
-            <w:vAlign w:val="center"/>
-            <w:tcMar>
-              <w:top w:w="105" w:type="dxa"/>
-              <w:bottom w:w="105" w:type="dxa"/>
-              <w:left w:w="145" w:type="dxa"/>
-              <w:right w:w="145" w:type="dxa"/>
-            </w:tcMar>
-            <w:shd w:fill="F7FAFC"/>
-          </w:tcPr>
-          <w:p>
-            <w:pPr>
-              <w:spacing w:before="40" w:after="40" w:line="341" w:lineRule="auto"/>
-              <w:jc w:val="left"/>
-            </w:pPr>
-            <w:r/>
-            <w:r>
-              <w:rPr>
-                <w:rFonts w:ascii="Times New Roman" w:hAnsi="Times New Roman" w:eastAsia="宋体"/>
-                <w:b/>
-                <w:color w:val="191919"/>
-                <w:sz w:val="19"/>
-              </w:rPr>
-              <w:t>EP21</w:t>
-              <w:br/>
-              <w:t>21-1　内　2058年人生（无限）有限公司副总裁高尚办公室 — 日</w:t>
-            </w:r>
-          </w:p>
-        </w:tc>
-        <w:tc>
-          <w:tcPr>
-            <w:tcW w:type="dxa" w:w="7344"/>
-            <w:vAlign w:val="center"/>
-            <w:tcMar>
-              <w:top w:w="105" w:type="dxa"/>
-              <w:bottom w:w="105" w:type="dxa"/>
-              <w:left w:w="145" w:type="dxa"/>
-              <w:right w:w="145" w:type="dxa"/>
-            </w:tcMar>
-            <w:shd w:fill="F7FAFC"/>
-          </w:tcPr>
-          <w:p>
-            <w:pPr>
-              <w:spacing w:before="40" w:after="40" w:line="341" w:lineRule="auto"/>
-              <w:jc w:val="left"/>
-            </w:pPr>
-            <w:r/>
-            <w:r>
-              <w:rPr>
-                <w:rFonts w:ascii="Times New Roman" w:hAnsi="Times New Roman" w:eastAsia="宋体"/>
-                <w:b w:val="0"/>
-                <w:color w:val="191919"/>
-                <w:sz w:val="19"/>
-              </w:rPr>
-              <w:t>【本场剧情动作与调度实录】片头龙标与“朝也 CHAO YE FILM”厂牌隐去。公元2058年，“人生（无限）有限公司”总部极简冷色调的副总裁办公室内，巨幅落地多屏显示器泛着幽冷蓝光。身穿黑色短袖衬衫、梳着半丸子头发髻、蓄着修剪整齐胡须的副总裁高尚（高总）端坐在流线型办公桌后；身穿黑色短袖衬衫配高腰深色牛仔裙、胸前挂着“小雪”工牌、戴着透明粗框眼镜的实习生林开颜（小雪）双手交叠，局促不安地低头站在办公桌前。 高尚冷冷地审视着眼前的下属，抬手摘下鼻梁上的细框眼镜，“啪”地一声扔在桌面上，语气凌厉如刀。 小雪缩了缩脖子，声音细若蚊呐地低头认错。 高尚猛地一拍桌面，身体前倾，严厉地呵斥她不知轻重。 小雪焦急地抬起头，摆着手替自己辩解，无意间供出了2008年协助赵了的关键人物。 高尚眉头一皱，敏锐地捕捉到了她话里的复数代词。 小雪咬了咬嘴唇，如实交代了2008年那个神秘帮手的存在。 高尚气极反笑，指着后台监控屏上被篡改的数据记录，痛斥她胆大包天的越权行为。 见事……</w:t>
-              <w:br/>
-              <w:t>【核心台词与对手戏交锋】高尚：“小雪，你在公司的表现一直都很好。观察你的这段时间，我睁一只眼闭一只眼，就是想给你一个弥补过错的机会。我以为你在解决问题，你倒好，你这是要把人给我解决了？” ／ 高尚：“你现在哪里是在犯错？你这是在犯罪！你差点就成了杀人犯了你知不知道？！” ／ 高尚：“他们？” ／ 高尚：“你看你现在，把事情搞得多复杂。还胡乱地把客户的违规波动设置为误判！你当我每天来公司度假都不查的吗？这事要是被时空管理局知道了，不光是你，全公司的人都要完蛋！” ／ 高尚：“你看看你现在说的是什么话？啊？你到现在一点悔意都没有！帮你？你以为瞒得住吗，啊？如果赵先生过了旅行期还没有回来，他的家人朋友就会报失踪，到时候警察查到公司来是早晚的事。就你那点小聪明，还想骗警察？” ／ 高尚：“我帮你。手上的工作先交给同事，你给我去2008年住着，想尽办法找到赵先生，跟他道歉。哪怕磕几个头把他给我请回来，我再代表公司跟他赔礼道歉，把你开了，这样兴许他们就不报警了。”</w:t>
-            </w:r>
-          </w:p>
-        </w:tc>
-      </w:tr>
-      <w:tr>
-        <w:trPr>
-          <w:cantSplit/>
-        </w:trPr>
-        <w:tc>
-          <w:tcPr>
-            <w:tcW w:type="dxa" w:w="3024"/>
-            <w:vAlign w:val="center"/>
-            <w:tcMar>
-              <w:top w:w="105" w:type="dxa"/>
-              <w:bottom w:w="105" w:type="dxa"/>
-              <w:left w:w="145" w:type="dxa"/>
-              <w:right w:w="145" w:type="dxa"/>
-            </w:tcMar>
-          </w:tcPr>
-          <w:p>
-            <w:pPr>
-              <w:spacing w:before="40" w:after="40" w:line="341" w:lineRule="auto"/>
-              <w:jc w:val="left"/>
-            </w:pPr>
-            <w:r/>
-            <w:r>
-              <w:rPr>
-                <w:rFonts w:ascii="Times New Roman" w:hAnsi="Times New Roman" w:eastAsia="宋体"/>
-                <w:b/>
-                <w:color w:val="191919"/>
-                <w:sz w:val="19"/>
-              </w:rPr>
-              <w:t>EP21</w:t>
-              <w:br/>
-              <w:t>21-3　外/内　长林八中教学楼与高二（2）班教室·学校食堂 — 日</w:t>
-            </w:r>
-          </w:p>
-        </w:tc>
-        <w:tc>
-          <w:tcPr>
-            <w:tcW w:type="dxa" w:w="7344"/>
-            <w:vAlign w:val="center"/>
-            <w:tcMar>
-              <w:top w:w="105" w:type="dxa"/>
-              <w:bottom w:w="105" w:type="dxa"/>
-              <w:left w:w="145" w:type="dxa"/>
-              <w:right w:w="145" w:type="dxa"/>
-            </w:tcMar>
-          </w:tcPr>
-          <w:p>
-            <w:pPr>
-              <w:spacing w:before="40" w:after="40" w:line="341" w:lineRule="auto"/>
-              <w:jc w:val="left"/>
-            </w:pPr>
-            <w:r/>
-            <w:r>
-              <w:rPr>
-                <w:rFonts w:ascii="Times New Roman" w:hAnsi="Times New Roman" w:eastAsia="宋体"/>
-                <w:b w:val="0"/>
-                <w:color w:val="191919"/>
-                <w:sz w:val="19"/>
-              </w:rPr>
-              <w:t>【本场剧情动作与调度实录】公元2008年9月，新学期开学。长林市第八中学宏伟的教学楼外墙上镌刻着“养德 修业 正己 树人”八个大字，楼前高高悬挂着“新学期 新气象”的红色横幅。阳光洒在喧闹的校园里，画面浮现本集片名花字：第 21 集 当雪落下。 升入高二（2）班的教室内一片欢腾，同学们背着书包兴奋地对照黑板上的座位表寻找新座位。烫着卷发的罗爱文一屁股坐到靠窗最后一排，高举双手欢呼雀跃。 过道另一侧，身穿蓝白相间八中校服的徐图图与王一漫并肩坐到一起，徐图图开心地挽住王一漫的胳膊。 镜头推向黑板上的粉笔字座位表——只见“赵左右”三个字的右侧方格竟然是一片空白。身穿蓝白校服外套、内搭白领墨绿毛衣的十六岁赵左右站在过道里，满脸疑惑地挠了挠头，转头问前排的徐图图。 徐图图仰起脸摇了摇头，同样一头雾水。 就在这时，身穿浅驼色针织开衫、戴着细框眼镜的教导主任兼班主任戴娟（戴主任）手拿保温杯与讲义夹走进教室，曲起手指敲了敲讲台桌面整顿纪律。 台下顿时安静下来。戴娟推了推……</w:t>
-              <w:br/>
-              <w:t>【核心台词与对手戏交锋】（本场以关键戏剧动作、神态反应或环境线索推动情节）</w:t>
-            </w:r>
-          </w:p>
-        </w:tc>
-      </w:tr>
-      <w:tr>
-        <w:trPr>
-          <w:cantSplit/>
-        </w:trPr>
-        <w:tc>
-          <w:tcPr>
-            <w:tcW w:type="dxa" w:w="3024"/>
-            <w:vAlign w:val="center"/>
-            <w:tcMar>
-              <w:top w:w="105" w:type="dxa"/>
-              <w:bottom w:w="105" w:type="dxa"/>
-              <w:left w:w="145" w:type="dxa"/>
-              <w:right w:w="145" w:type="dxa"/>
-            </w:tcMar>
-            <w:shd w:fill="F7FAFC"/>
-          </w:tcPr>
-          <w:p>
-            <w:pPr>
-              <w:spacing w:before="40" w:after="40" w:line="341" w:lineRule="auto"/>
-              <w:jc w:val="left"/>
-            </w:pPr>
-            <w:r/>
-            <w:r>
-              <w:rPr>
-                <w:rFonts w:ascii="Times New Roman" w:hAnsi="Times New Roman" w:eastAsia="宋体"/>
-                <w:b/>
-                <w:color w:val="191919"/>
-                <w:sz w:val="19"/>
-              </w:rPr>
-              <w:t>EP21</w:t>
-              <w:br/>
-              <w:t>21-9　内　学校杂物间门前·502室卧室·地下旧物仓库黄色电话亭与2058高尚办公室 — 日</w:t>
-            </w:r>
-          </w:p>
-        </w:tc>
-        <w:tc>
-          <w:tcPr>
-            <w:tcW w:type="dxa" w:w="7344"/>
-            <w:vAlign w:val="center"/>
-            <w:tcMar>
-              <w:top w:w="105" w:type="dxa"/>
-              <w:bottom w:w="105" w:type="dxa"/>
-              <w:left w:w="145" w:type="dxa"/>
-              <w:right w:w="145" w:type="dxa"/>
-            </w:tcMar>
-            <w:shd w:fill="F7FAFC"/>
-          </w:tcPr>
-          <w:p>
-            <w:pPr>
-              <w:spacing w:before="40" w:after="40" w:line="341" w:lineRule="auto"/>
-              <w:jc w:val="left"/>
-            </w:pPr>
-            <w:r/>
-            <w:r>
-              <w:rPr>
-                <w:rFonts w:ascii="Times New Roman" w:hAnsi="Times New Roman" w:eastAsia="宋体"/>
-                <w:b w:val="0"/>
-                <w:color w:val="191919"/>
-                <w:sz w:val="19"/>
-              </w:rPr>
-              <w:t>【本场剧情动作与调度实录】次日白天，长林八中堆满废旧课桌椅的杂物间铁栅栏门前。身穿白羽绒服内搭酒红格纹连帽卫衣的十六岁赵左右双手插兜靠门而立，按照三代人商定好的剧本，面沉似水地向小雪抛出了“赵爷爷已成植物人”的假消息！小雪惊得倒吸一口凉气。 赵左右冷冷地盯着她的眼睛，把责任一推到底，仔细观察着她的微表情。 小雪脸色煞白，嘴唇剧烈颤抖着追问。 赵左右故意用刺耳的反话试探她是不是巴不得赵爷爷永远闭嘴。 小雪眼圈泛红，难以置信地望着赵左右。 赵左右冷哼一声，转身便往楼下走。 十几分钟后，赵左右领着忐忑不安的小雪走上老居民楼五楼，掏出钥匙打开五零二室大门走进卧室。只见六十六岁的赵了鼻孔插着吸氧管、双目紧闭地“昏迷”在床上；身穿深墨绿色拉链毛衣的四十一岁荀未来守在床边，一见小雪进门便猛地站起身怒目而视！ 看着病榻上毫无生气的老人，小雪没有半点灭口成功的庆幸，反而愧疚得深深低下头。 荀未来冷哼一声，故意下逐客令试探她的底牌。 谁知小雪非但没有顺水推舟离开，反而急切地……</w:t>
-              <w:br/>
-              <w:t>【核心台词与对手戏交锋】高尚：“先别回来。” ／ 高尚：“我突然想起来……二十多年前和老板收购人生有限公司的时候，为了躲避时空管理局的风险检查，我拿走了实验者009号的档案。因为他有改变时空进程的嫌疑。这个人就姓荀，叫荀未来。” ／ 高尚：“当时我们交接到的只有档案，没有合同，不知道他真名。但我对了一下时间，他和赵先生去旅行的时间一样，都是2008年1月。” ／ 高尚：“是的。当年余博士为了实验数据，隐瞒了荀未来擅自改变时空进程的事情，我也拿走了他的档案。现在，赵先生又不知道利用荀未来无法被实时监测的漏洞，借他之手做了多少事，改变了多少时空进程。三人共存，前所未有，这可能是史上最大的时空旅行事故。你先不要轻举妄动，等我们商讨一下解决办法。”</w:t>
-            </w:r>
-          </w:p>
-        </w:tc>
-      </w:tr>
-      <w:tr>
-        <w:trPr>
-          <w:cantSplit/>
-        </w:trPr>
-        <w:tc>
-          <w:tcPr>
-            <w:tcW w:type="dxa" w:w="3024"/>
-            <w:vAlign w:val="center"/>
-            <w:tcMar>
-              <w:top w:w="105" w:type="dxa"/>
-              <w:bottom w:w="105" w:type="dxa"/>
-              <w:left w:w="145" w:type="dxa"/>
-              <w:right w:w="145" w:type="dxa"/>
-            </w:tcMar>
-          </w:tcPr>
-          <w:p>
-            <w:pPr>
-              <w:spacing w:before="40" w:after="40" w:line="341" w:lineRule="auto"/>
-              <w:jc w:val="left"/>
-            </w:pPr>
-            <w:r/>
-            <w:r>
-              <w:rPr>
-                <w:rFonts w:ascii="Times New Roman" w:hAnsi="Times New Roman" w:eastAsia="宋体"/>
-                <w:b/>
-                <w:color w:val="191919"/>
-                <w:sz w:val="19"/>
-              </w:rPr>
-              <w:t>EP22</w:t>
-              <w:br/>
-              <w:t>22-4　内　2008地下旧物仓库电话亭与2058年人生无限有限公司办公区及高总办公室 — 日</w:t>
-            </w:r>
-          </w:p>
-        </w:tc>
-        <w:tc>
-          <w:tcPr>
-            <w:tcW w:type="dxa" w:w="7344"/>
-            <w:vAlign w:val="center"/>
-            <w:tcMar>
-              <w:top w:w="105" w:type="dxa"/>
-              <w:bottom w:w="105" w:type="dxa"/>
-              <w:left w:w="145" w:type="dxa"/>
-              <w:right w:w="145" w:type="dxa"/>
-            </w:tcMar>
-          </w:tcPr>
-          <w:p>
-            <w:pPr>
-              <w:spacing w:before="40" w:after="40" w:line="341" w:lineRule="auto"/>
-              <w:jc w:val="left"/>
-            </w:pPr>
-            <w:r/>
-            <w:r>
-              <w:rPr>
-                <w:rFonts w:ascii="Times New Roman" w:hAnsi="Times New Roman" w:eastAsia="宋体"/>
-                <w:b w:val="0"/>
-                <w:color w:val="191919"/>
-                <w:sz w:val="19"/>
-              </w:rPr>
-              <w:t>【本场剧情动作与调度实录】同一时刻，2008年挂着“057-”门牌的昏暗地下旧物仓库内，急促的电话铃声突然响起。身穿卡其色双排扣风衣、戴着黑框眼镜的小雪（林开颜）快步跑进百叶门电话亭拿起听筒。 电话那头传来2058年高尚凝重而疲惫的声音。 小雪应了声“好”，立刻通过电话亭通道返回了公元2058年。刚走出“人生（无限）有限公司（LIFE ONCE AGAIN）”电梯厅，只见大厅里一片鸡飞狗跳，一名客户正指着工作人员大发雷霆。 工作人员满头大汗地鞠躬赔罪。小雪快步走到等候在走廊的高尚面前，焦急地询问。 高尚神色阴沉地示意她跟自己往办公区里面走，边走边道出了时空管理局彻夜清查的结果。 两人刚走到“人生无限有限公司”巨幅标志墙前，前方突然传来一道苍老而感慨的女声——只见一位满头银发盘起、身穿灰色中式盘扣棉服的八十二岁老奶奶正背手仰望着墙上的公司标志！ 老奶奶缓缓转过身，手里习惯性地拿出一支银色触控笔咬在嘴角——小雪看清她眉眼与标志性动作的刹那，震惊得捂住嘴失声惊……</w:t>
-              <w:br/>
-              <w:t>【核心台词与对手戏交锋】高尚：“时空管理局的人刚走，他们查了一夜。事情比较严重，但办法已经有了。你先自己回来一趟吧。” ／ 高尚：“公司已经被要求停业整顿了。原来时空管理局一直都在调查当年那份被我藏起来的档案的下落。我们和余博士隐瞒实验者009号——也就是化名荀未来的赵左右，改变时空进程一事，终究还是被发现了。” ／ 高尚：“是时空管理局请来了余博士，希望能帮忙修正那些已经被改变的时空进程。如果一个人能够改命，那全世界的人都能改，所以这坚决不行，这是原则问题。我们一定要修正，然后告诉大家：时空旅行，不是在卖后悔药。”</w:t>
-            </w:r>
-          </w:p>
-        </w:tc>
-      </w:tr>
-      <w:tr>
-        <w:trPr>
-          <w:cantSplit/>
-        </w:trPr>
-        <w:tc>
-          <w:tcPr>
-            <w:tcW w:type="dxa" w:w="3024"/>
-            <w:vAlign w:val="center"/>
-            <w:tcMar>
-              <w:top w:w="105" w:type="dxa"/>
-              <w:bottom w:w="105" w:type="dxa"/>
-              <w:left w:w="145" w:type="dxa"/>
-              <w:right w:w="145" w:type="dxa"/>
-            </w:tcMar>
-            <w:shd w:fill="F7FAFC"/>
-          </w:tcPr>
-          <w:p>
-            <w:pPr>
-              <w:spacing w:before="40" w:after="40" w:line="341" w:lineRule="auto"/>
-              <w:jc w:val="left"/>
-            </w:pPr>
-            <w:r/>
-            <w:r>
-              <w:rPr>
-                <w:rFonts w:ascii="Times New Roman" w:hAnsi="Times New Roman" w:eastAsia="宋体"/>
-                <w:b/>
-                <w:color w:val="191919"/>
-                <w:sz w:val="19"/>
-              </w:rPr>
-              <w:t>EP22</w:t>
-              <w:br/>
-              <w:t>22-5　内　2008高二（2）班夕阳教室·502室客厅与楼道·2058高尚办公室 — 日</w:t>
-            </w:r>
-          </w:p>
-        </w:tc>
-        <w:tc>
-          <w:tcPr>
-            <w:tcW w:type="dxa" w:w="7344"/>
-            <w:vAlign w:val="center"/>
-            <w:tcMar>
-              <w:top w:w="105" w:type="dxa"/>
-              <w:bottom w:w="105" w:type="dxa"/>
-              <w:left w:w="145" w:type="dxa"/>
-              <w:right w:w="145" w:type="dxa"/>
-            </w:tcMar>
-            <w:shd w:fill="F7FAFC"/>
-          </w:tcPr>
-          <w:p>
-            <w:pPr>
-              <w:spacing w:before="40" w:after="40" w:line="341" w:lineRule="auto"/>
-              <w:jc w:val="left"/>
-            </w:pPr>
-            <w:r/>
-            <w:r>
-              <w:rPr>
-                <w:rFonts w:ascii="Times New Roman" w:hAnsi="Times New Roman" w:eastAsia="宋体"/>
-                <w:b w:val="0"/>
-                <w:color w:val="191919"/>
-                <w:sz w:val="19"/>
-              </w:rPr>
-              <w:t>【本场剧情动作与调度实录】2008年冬日傍晚，暖黄色的夕阳洒满长林八中孔子雕像与高二（2）班教室。空荡的教室里，身穿校服外套内搭粉色连帽卫衣的小雪，正向身穿绿色毛衣的徐图图与身穿白色毛绒外套的王一漫道别。徐图图眼圈微红，不舍地拉着小雪的手。 小雪勉强挤出一丝微笑点了点头：“嗯，家里决定的。”王一漫关切地问：“马上就走吗？”徐图图鼻子一酸，细数着还没来得及一起实现的约定。 看着眼前两个真心待她的女孩，小雪眼眶泛红，发自肺腑地道出了这三个月在2008年收获的温暖。 王一漫望着窗外的夕阳，想起了半年前同样不告而别的转校生荀未来，轻声感叹。 想到一旦时空修正启动，徐图图和王一漫就会彻底忘记自己，小雪强忍着眼泪郑重许诺。 徐图图终于忍不住哭了出来，抹着眼泪嗔怪她。 小雪含泪用力点头，突然想起徐图图教她的颜文字，转身跑上讲台拿起粉笔，在黑板上刷刷画下了三个并排的可爱颜文字头像！ 徐图图与王一漫破涕为笑，并肩看着黑板上的三个颜文字点头称赞：“还不错。” 离开学校后，小……</w:t>
-              <w:br/>
-              <w:t>【核心台词与对手戏交锋】高尚：“你上次那个叫谋杀，这个叫尊重他人命运。明白吗？就像古话说的：生死自有定数。别可是了，按照原计划把赵了带回来。这个荀未来也要先抓回2058年，排除这两个变数，保证没人能再污染修正后的结果，余博士再启动时间修正程序，这样比较保险。”</w:t>
-            </w:r>
-          </w:p>
-        </w:tc>
-      </w:tr>
-      <w:tr>
-        <w:trPr>
-          <w:cantSplit/>
-        </w:trPr>
-        <w:tc>
-          <w:tcPr>
-            <w:tcW w:type="dxa" w:w="3024"/>
-            <w:vAlign w:val="center"/>
-            <w:tcMar>
-              <w:top w:w="105" w:type="dxa"/>
-              <w:bottom w:w="105" w:type="dxa"/>
-              <w:left w:w="145" w:type="dxa"/>
-              <w:right w:w="145" w:type="dxa"/>
-            </w:tcMar>
-          </w:tcPr>
-          <w:p>
-            <w:pPr>
-              <w:spacing w:before="40" w:after="40" w:line="341" w:lineRule="auto"/>
-              <w:jc w:val="left"/>
-            </w:pPr>
-            <w:r/>
-            <w:r>
-              <w:rPr>
-                <w:rFonts w:ascii="Times New Roman" w:hAnsi="Times New Roman" w:eastAsia="宋体"/>
-                <w:b/>
-                <w:color w:val="191919"/>
-                <w:sz w:val="19"/>
-              </w:rPr>
-              <w:t>EP22</w:t>
-              <w:br/>
-              <w:t>22-7　内　地下旧物仓库公用电话亭前与仓库深处通道 — 夜</w:t>
-            </w:r>
-          </w:p>
-        </w:tc>
-        <w:tc>
-          <w:tcPr>
-            <w:tcW w:type="dxa" w:w="7344"/>
-            <w:vAlign w:val="center"/>
-            <w:tcMar>
-              <w:top w:w="105" w:type="dxa"/>
-              <w:bottom w:w="105" w:type="dxa"/>
-              <w:left w:w="145" w:type="dxa"/>
-              <w:right w:w="145" w:type="dxa"/>
-            </w:tcMar>
-          </w:tcPr>
-          <w:p>
-            <w:pPr>
-              <w:spacing w:before="40" w:after="40" w:line="341" w:lineRule="auto"/>
-              <w:jc w:val="left"/>
-            </w:pPr>
-            <w:r/>
-            <w:r>
-              <w:rPr>
-                <w:rFonts w:ascii="Times New Roman" w:hAnsi="Times New Roman" w:eastAsia="宋体"/>
-                <w:b w:val="0"/>
-                <w:color w:val="191919"/>
-                <w:sz w:val="19"/>
-              </w:rPr>
-              <w:t>【本场剧情动作与调度实录】晚上十点半，昏暗空旷的地下旧物仓库中央，那座绿框黄顶的复古公用电话亭孤零零地立在灯光下。身穿浅棕色翻毛领棉服的小雪站在电话亭旁等候，看到三代赵左右走来，勉强挤出一丝笑容迎上前：“来了。” 六十六岁的赵了停下脚步，转过身温和地向十六岁的赵左右和四十一岁的荀未来挥手道别。 十六岁的赵左右依依不舍地挥着手，还不忘叮嘱小雪回2058年替他尽孝。 小雪喉咙发紧，艰难地点了点头：“我会的。”赵了推开公用电话亭的门走了进去，拿起听筒，将那张通往2058年的芯片卡插入【仅限于IC卡】的插槽中。 看着电话亭里白发苍苍的赵了，站在外面的小雪脑海中骤然掀起惊涛骇浪——2058年老年余博士冰冷的宣判（“一旦时空修正启动，他妻子会死去”）、高尚无情的指令（“在那个节点死去，才是舒图最本初的结局”），与2008年徐图图明媚纯真的笑脸（“那我们一起吃，一个人多孤单呀”“堆雪人有什么搞砸的呀，开心就好啦”“记得想我们了多回来看看我们，打电话给我们”）在她脑海中……</w:t>
-              <w:br/>
-              <w:t>【核心台词与对手戏交锋】高尚：“我还是太了解你了。原本还想替你保下工作，但现在看来，我也帮不了你了。” ／ 高尚：“无论是以前的实验，还是现在，我们都明令禁止一切会改变时空进程的行为。现在时空管理局已经察觉到了这一切，责令我们将时空修正回原来的样子。请赵先生谅解。” ／ 高尚：“别惊讶。赵先生是我们的客人，既然他已经同意回去，走电话亭，不过是一般流程。这里没有外人，也没有监控，事出紧急，我们就破例启用紧急召回程序。今晚最主要的，还是把你引过来。荀未来——不，我应该叫你，赵左右。跟我们走一趟吧。”</w:t>
-            </w:r>
-          </w:p>
-        </w:tc>
-      </w:tr>
-      <w:tr>
-        <w:trPr>
-          <w:cantSplit/>
-        </w:trPr>
-        <w:tc>
-          <w:tcPr>
-            <w:tcW w:type="dxa" w:w="3024"/>
-            <w:vAlign w:val="center"/>
-            <w:tcMar>
-              <w:top w:w="105" w:type="dxa"/>
-              <w:bottom w:w="105" w:type="dxa"/>
-              <w:left w:w="145" w:type="dxa"/>
-              <w:right w:w="145" w:type="dxa"/>
-            </w:tcMar>
-            <w:shd w:fill="F7FAFC"/>
-          </w:tcPr>
-          <w:p>
-            <w:pPr>
-              <w:spacing w:before="40" w:after="40" w:line="341" w:lineRule="auto"/>
-              <w:jc w:val="left"/>
-            </w:pPr>
-            <w:r/>
-            <w:r>
-              <w:rPr>
-                <w:rFonts w:ascii="Times New Roman" w:hAnsi="Times New Roman" w:eastAsia="宋体"/>
-                <w:b/>
-                <w:color w:val="191919"/>
-                <w:sz w:val="19"/>
-              </w:rPr>
-              <w:t>EP23</w:t>
-              <w:br/>
-              <w:t>23-1　内/外　地下旧物仓库通道与冬夜雪林三角形铁架棚 — 夜</w:t>
-            </w:r>
-          </w:p>
-        </w:tc>
-        <w:tc>
-          <w:tcPr>
-            <w:tcW w:type="dxa" w:w="7344"/>
-            <w:vAlign w:val="center"/>
-            <w:tcMar>
-              <w:top w:w="105" w:type="dxa"/>
-              <w:bottom w:w="105" w:type="dxa"/>
-              <w:left w:w="145" w:type="dxa"/>
-              <w:right w:w="145" w:type="dxa"/>
-            </w:tcMar>
-            <w:shd w:fill="F7FAFC"/>
-          </w:tcPr>
-          <w:p>
-            <w:pPr>
-              <w:spacing w:before="40" w:after="40" w:line="341" w:lineRule="auto"/>
-              <w:jc w:val="left"/>
-            </w:pPr>
-            <w:r/>
-            <w:r>
-              <w:rPr>
-                <w:rFonts w:ascii="Times New Roman" w:hAnsi="Times New Roman" w:eastAsia="宋体"/>
-                <w:b w:val="0"/>
-                <w:color w:val="191919"/>
-                <w:sz w:val="19"/>
-              </w:rPr>
-              <w:t>【本场剧情动作与调度实录】片头龙标与“朝也 CHAO YE FILM”厂牌隐去。承接上集片尾，2008年冬夜昏暗的地下旧物仓库通道内，数名身穿黑色冲锋衣的2058年安保人员从前后两侧猛扑上来，围攻背靠背站立的四十一岁荀未来与十六岁赵左右！站在后方督战的2058年副总裁高尚（高总）抬手叮嘱手下： 混乱搏斗中，十六岁的赵左右眼疾手快地从废旧家具堆上抄起一根长木条，奋力横扫逼退眼前的黑衣保镖，朝着身旁的荀未来大喊： 同一秒，小雪（林开颜）从侧面冲上来撞开一名保镖，拉着荀未来和赵左右冲出卷帘门与透明塑料门帘（“快跑！”），三人一路狂奔逃进积雪覆盖的白桦树林，钻进一座废弃的三角形铁架遮阳棚下躲避追兵。 确认暂时甩掉黑衣保镖后，气喘吁吁的赵左右焦急地转向小雪追问。 小雪一边警惕地望向树林外，一边语速飞快地向两人交代2058年时空管理局与余博士的围剿底牌，同时伸手进衣兜摸出了自己的2058年第二代居民身份证（员工卡）。 小雪刚把身份证递到半空，话还未说完，她的身体突然……</w:t>
-              <w:br/>
-              <w:t>【核心台词与对手戏交锋】高尚：“哎，注意点，别太过，免得回去被问责。抓住就行。”</w:t>
-            </w:r>
-          </w:p>
-        </w:tc>
-      </w:tr>
-      <w:tr>
-        <w:trPr>
-          <w:cantSplit/>
-        </w:trPr>
-        <w:tc>
-          <w:tcPr>
-            <w:tcW w:type="dxa" w:w="3024"/>
-            <w:vAlign w:val="center"/>
-            <w:tcMar>
-              <w:top w:w="105" w:type="dxa"/>
-              <w:bottom w:w="105" w:type="dxa"/>
-              <w:left w:w="145" w:type="dxa"/>
-              <w:right w:w="145" w:type="dxa"/>
-            </w:tcMar>
-          </w:tcPr>
-          <w:p>
-            <w:pPr>
-              <w:spacing w:before="40" w:after="40" w:line="341" w:lineRule="auto"/>
-              <w:jc w:val="left"/>
-            </w:pPr>
-            <w:r/>
-            <w:r>
-              <w:rPr>
-                <w:rFonts w:ascii="Times New Roman" w:hAnsi="Times New Roman" w:eastAsia="宋体"/>
-                <w:b/>
-                <w:color w:val="191919"/>
-                <w:sz w:val="19"/>
-              </w:rPr>
-              <w:t>EP23</w:t>
-              <w:br/>
-              <w:t>23-4　内　八中后街砂锅麻辣烫店与地下旧物仓库电话亭外 — 日</w:t>
-            </w:r>
-          </w:p>
-        </w:tc>
-        <w:tc>
-          <w:tcPr>
-            <w:tcW w:type="dxa" w:w="7344"/>
-            <w:vAlign w:val="center"/>
-            <w:tcMar>
-              <w:top w:w="105" w:type="dxa"/>
-              <w:bottom w:w="105" w:type="dxa"/>
-              <w:left w:w="145" w:type="dxa"/>
-              <w:right w:w="145" w:type="dxa"/>
-            </w:tcMar>
-          </w:tcPr>
-          <w:p>
-            <w:pPr>
-              <w:spacing w:before="40" w:after="40" w:line="341" w:lineRule="auto"/>
-              <w:jc w:val="left"/>
-            </w:pPr>
-            <w:r/>
-            <w:r>
-              <w:rPr>
-                <w:rFonts w:ascii="Times New Roman" w:hAnsi="Times New Roman" w:eastAsia="宋体"/>
-                <w:b w:val="0"/>
-                <w:color w:val="191919"/>
-                <w:sz w:val="19"/>
-              </w:rPr>
-              <w:t>【本场剧情动作与调度实录】次日白天，八中后街那家熟悉的砂锅麻辣烫小店里热气氤氲。身穿黑色毛呢大衣、系着草绿色围巾的四十一岁荀未来掀开塑料防风门帘走了进来。系着蓝色围裙的舒老板热情地迎上前递上菜单：“一位哈？随便坐，随便坐，看看吃点什么。” 荀未来在靠窗的木桌旁坐下，指着菜单点了自己和舒图最爱吃的食物。 舒老板笑着记下菜单，随口聊起了店里白莲藕的产地与几个月前那位神秘女客人的往事。 荀未来毫不犹豫地加钱（“我多加一份的钱，多加藕”），舒老板乐呵呵地应下，一拍脑门想起了第七集里穿越而来的2033年成年舒图！ 听到“几个月前有个美女来要多加藕片”和“年底回磁州开店”，荀未来心脏猛地一颤，瞬间明白妻子舒图当年在第七集里给他讲的“研究生去磁州吃砂锅麻辣烫”的故事全是真的，更明白几个月前舒图也来过这家小店！他轻声说了句“谢谢啊”。 很快，舒老板端上一大碗热气腾腾、铺满磁州白莲藕的砂锅麻辣烫。伴随着深情伤感的插曲歌声，荀未来拿起筷子夹起一片带孔的莲藕——镜头缓缓摇过小……</w:t>
-              <w:br/>
-              <w:t>【核心台词与对手戏交锋】高尚：“你说你跑什么呢？觉得我们找不到你？” ／ 高尚：“不会在耍什么诡计吧？” ／ 高尚：“我们不是黑社会，也不是流氓。等修正程序完成，我们就会放了赵爷爷，也会把你送回2033年。请你放心。”</w:t>
-            </w:r>
-          </w:p>
-        </w:tc>
-      </w:tr>
-      <w:tr>
-        <w:trPr>
-          <w:cantSplit/>
-        </w:trPr>
-        <w:tc>
-          <w:tcPr>
-            <w:tcW w:type="dxa" w:w="3024"/>
-            <w:vAlign w:val="center"/>
-            <w:tcMar>
-              <w:top w:w="105" w:type="dxa"/>
-              <w:bottom w:w="105" w:type="dxa"/>
-              <w:left w:w="145" w:type="dxa"/>
-              <w:right w:w="145" w:type="dxa"/>
-            </w:tcMar>
-            <w:shd w:fill="F7FAFC"/>
-          </w:tcPr>
-          <w:p>
-            <w:pPr>
-              <w:spacing w:before="40" w:after="40" w:line="341" w:lineRule="auto"/>
-              <w:jc w:val="left"/>
-            </w:pPr>
-            <w:r/>
-            <w:r>
-              <w:rPr>
-                <w:rFonts w:ascii="Times New Roman" w:hAnsi="Times New Roman" w:eastAsia="宋体"/>
-                <w:b/>
-                <w:color w:val="191919"/>
-                <w:sz w:val="19"/>
-              </w:rPr>
-              <w:t>EP23</w:t>
-              <w:br/>
-              <w:t>23-5　内　2058人生无限公司走廊·高尚办公室·2008旧物仓库与2058控制室及通风管 — 日</w:t>
-            </w:r>
-          </w:p>
-        </w:tc>
-        <w:tc>
-          <w:tcPr>
-            <w:tcW w:type="dxa" w:w="7344"/>
-            <w:vAlign w:val="center"/>
-            <w:tcMar>
-              <w:top w:w="105" w:type="dxa"/>
-              <w:bottom w:w="105" w:type="dxa"/>
-              <w:left w:w="145" w:type="dxa"/>
-              <w:right w:w="145" w:type="dxa"/>
-            </w:tcMar>
-            <w:shd w:fill="F7FAFC"/>
-          </w:tcPr>
-          <w:p>
-            <w:pPr>
-              <w:spacing w:before="40" w:after="40" w:line="341" w:lineRule="auto"/>
-              <w:jc w:val="left"/>
-            </w:pPr>
-            <w:r/>
-            <w:r>
-              <w:rPr>
-                <w:rFonts w:ascii="Times New Roman" w:hAnsi="Times New Roman" w:eastAsia="宋体"/>
-                <w:b w:val="0"/>
-                <w:color w:val="191919"/>
-                <w:sz w:val="19"/>
-              </w:rPr>
-              <w:t>【本场剧情动作与调度实录】公元2058年，“人生（无限）有限公司”五楼科技感十足的纯白走廊内，墙面导览牌清晰标示着：【`5F 供电站 能源管理中心`】。高尚带着黑衣保镖押送四十一岁的荀未来走过办公区，迎面正巧遇上抱着离职纸箱、被公司开除的小雪（林开颜）！ 荀未来眼珠一转，在擦肩而过的瞬间故意停下脚步，指着小雪的鼻子破口大骂，将“三十分钟”的暗号精准夹带在辱骂声中！ 高尚不耐烦地推了荀未来一把：“走了。”抱着纸箱留在原地的小雪先是一愣，随即双眸骤亮，瞬间领悟了荀未来的暗号！ 副总裁办公室内，六十六岁的赵了正拍着桌子冲八十二岁的老年余博士怒吼！ 老年余博士冷峻地坐在沙发上回应：“你不要试图偷换我的概念，我很清楚自己在做什么。”就在这时，高尚推门将荀未来带了进来。赵了一见荀未来也落网了，急得跳脚质问： 为了彻底打消高尚和老年余博士的戒心、并为2008年的小赵争取足三十分钟的准备时间，四十一岁的荀未来立刻飙起演技，装出一副看破红尘、自私凉薄的嘴脸！ 赵了瞪圆了眼……</w:t>
-              <w:br/>
-              <w:t>【核心台词与对手戏交锋】高尚：“马上就去我办公室这边的楼梯间，把那两个人给我截住！他们要去供电站！”</w:t>
-            </w:r>
-          </w:p>
-        </w:tc>
-      </w:tr>
-    </w:tbl>
     <w:sectPr>
       <w:pgSz w:w="12240" w:h="15840"/>
       <w:pgMar w:top="1080" w:right="936" w:bottom="1080" w:left="936" w:header="720" w:footer="720" w:gutter="0"/>

--- a/01_《三人行》全24集全流程标杆成品库/05_核心人物一人一档/人物14_高尚（2058人生无限公司副总裁）.docx
+++ b/01_《三人行》全24集全流程标杆成品库/05_核心人物一人一档/人物14_高尚（2058人生无限公司副总裁）.docx
@@ -1532,13 +1532,7 @@
         <w:jc w:val="left"/>
       </w:pPr>
       <w:r>
-        <w:rPr>
-          <w:rFonts w:ascii="Times New Roman" w:hAnsi="Times New Roman" w:eastAsia="宋体"/>
-          <w:b w:val="0"/>
-          <w:color w:val="141414"/>
-          <w:sz w:val="21"/>
-        </w:rPr>
-        <w:t>• “三人共存，前所未有，这可能是史上最大的时空旅行事故。”（EP21第21-20场片尾，高尚翻出009号绝密档案盒揭穿三个赵左右共存于2008年的惊天真相）</w:t>
+        <w:t>• “三人共存，前所未有，这可能是史上最大的时空旅行事故。”（EP21第21-9场片尾，高尚翻出009号绝密档案盒揭穿三个赵左右共存于2008年的惊天真相）</w:t>
       </w:r>
     </w:p>
     <w:p>
@@ -1547,13 +1541,7 @@
         <w:jc w:val="left"/>
       </w:pPr>
       <w:r>
-        <w:rPr>
-          <w:rFonts w:ascii="Times New Roman" w:hAnsi="Times New Roman" w:eastAsia="宋体"/>
-          <w:b w:val="0"/>
-          <w:color w:val="141414"/>
-          <w:sz w:val="21"/>
-        </w:rPr>
-        <w:t>• “如果一个人能够改命，那全世界的人都能改，所以这坚决不行，这是原则问题。我们一定要修正，然后告诉大家：时空旅行，不是在卖后悔药。”（EP22第22-7场，高尚代表2058时空秩序下达全面修正指令）</w:t>
+        <w:t>• “如果一个人能够改命，那全世界的人都能改，所以这坚决不行，这是原则问题。我们一定要修正，然后告诉大家：时空旅行，不是在卖后悔药。”（EP22第22-4场，高尚代表2058时空秩序下达全面修正指令）</w:t>
       </w:r>
     </w:p>
     <w:sectPr>

--- a/01_《三人行》全24集全流程标杆成品库/05_核心人物一人一档/人物14_高尚（2058人生无限公司副总裁）.docx
+++ b/01_《三人行》全24集全流程标杆成品库/05_核心人物一人一档/人物14_高尚（2058人生无限公司副总裁）.docx
@@ -1215,7 +1215,7 @@
           <w:color w:val="192D55"/>
           <w:sz w:val="25"/>
         </w:rPr>
-        <w:t>第四章　全剧完整人物生平传记与核心事件全纪实</w:t>
+        <w:t>第四章　全剧完整人物生平传记与逐集分场剧情推进全纪实</w:t>
       </w:r>
     </w:p>
     <w:p>
@@ -1280,6 +1280,744 @@
         <w:t>在EP22中，高尚请出82岁老年余博士准备启动局部熵减修正，并亲自率领大批2058黑衣保镖降临2008年长林旧物仓库电话亭围捕三代赵左右。不料关键时刻，下属小雪为了救徐图图当场冲冠反叛，66岁赵了在被召回前咆哮掩护，荀未来与16岁小赵背靠背杀出重围！在EP23中，高尚抓回主动当诱饵的荀未来后，在办公室遭到荀未来与赵了的突然暴起反击——两人合力将高尚锁喉按倒、夺走其高管门禁卡，并用“去五楼供电站砸电源”的声东击西计将高尚和全体保镖骗往五楼，让荀未来与赵了从顶层通风管道潇洒脱身。</w:t>
       </w:r>
     </w:p>
+    <w:p>
+      <w:pPr>
+        <w:spacing w:before="160" w:after="80" w:line="384" w:lineRule="auto"/>
+        <w:jc w:val="left"/>
+      </w:pPr>
+      <w:r>
+        <w:rPr>
+          <w:rFonts w:ascii="Arial" w:hAnsi="Arial" w:eastAsia="黑体"/>
+          <w:b/>
+          <w:color w:val="141414"/>
+          <w:sz w:val="22"/>
+        </w:rPr>
+        <w:t>（附）本角色全剧逐集登场场次、具体行动、核心对白与剧情推动脉络总表（100%源自定稿文学剧本）</w:t>
+      </w:r>
+    </w:p>
+    <w:tbl>
+      <w:tblPr>
+        <w:tblStyle w:val="TableGrid"/>
+        <w:tblW w:type="auto" w:w="0"/>
+        <w:jc w:val="center"/>
+        <w:tblLayout w:type="fixed"/>
+        <w:tblLook w:firstColumn="1" w:firstRow="1" w:lastColumn="0" w:lastRow="0" w:noHBand="0" w:noVBand="1" w:val="04A0"/>
+      </w:tblPr>
+      <w:tblGrid>
+        <w:gridCol w:w="5184"/>
+        <w:gridCol w:w="5184"/>
+      </w:tblGrid>
+      <w:tr>
+        <w:trPr>
+          <w:tblHeader/>
+          <w:cantSplit/>
+        </w:trPr>
+        <w:tc>
+          <w:tcPr>
+            <w:tcW w:type="dxa" w:w="2376"/>
+            <w:vAlign w:val="center"/>
+            <w:tcMar>
+              <w:top w:w="130" w:type="dxa"/>
+              <w:bottom w:w="130" w:type="dxa"/>
+              <w:left w:w="150" w:type="dxa"/>
+              <w:right w:w="150" w:type="dxa"/>
+            </w:tcMar>
+            <w:shd w:fill="1F3864"/>
+          </w:tcPr>
+          <w:p>
+            <w:pPr>
+              <w:spacing w:before="40" w:after="40" w:line="312" w:lineRule="auto"/>
+              <w:jc w:val="center"/>
+            </w:pPr>
+            <w:r/>
+            <w:r>
+              <w:rPr>
+                <w:rFonts w:ascii="Arial" w:hAnsi="Arial" w:eastAsia="黑体"/>
+                <w:b/>
+                <w:color w:val="FFFFFF"/>
+                <w:sz w:val="19"/>
+              </w:rPr>
+              <w:t>登场集数与片名</w:t>
+            </w:r>
+          </w:p>
+        </w:tc>
+        <w:tc>
+          <w:tcPr>
+            <w:tcW w:type="dxa" w:w="7992"/>
+            <w:vAlign w:val="center"/>
+            <w:tcMar>
+              <w:top w:w="130" w:type="dxa"/>
+              <w:bottom w:w="130" w:type="dxa"/>
+              <w:left w:w="150" w:type="dxa"/>
+              <w:right w:w="150" w:type="dxa"/>
+            </w:tcMar>
+            <w:shd w:fill="1F3864"/>
+          </w:tcPr>
+          <w:p>
+            <w:pPr>
+              <w:spacing w:before="40" w:after="40" w:line="312" w:lineRule="auto"/>
+              <w:jc w:val="center"/>
+            </w:pPr>
+            <w:r/>
+            <w:r>
+              <w:rPr>
+                <w:rFonts w:ascii="Arial" w:hAnsi="Arial" w:eastAsia="黑体"/>
+                <w:b/>
+                <w:color w:val="FFFFFF"/>
+                <w:sz w:val="19"/>
+              </w:rPr>
+              <w:t>本集各场次具体行动、人物互动、核心台词与剧情推进逻辑</w:t>
+            </w:r>
+          </w:p>
+        </w:tc>
+      </w:tr>
+      <w:tr>
+        <w:trPr>
+          <w:cantSplit/>
+        </w:trPr>
+        <w:tc>
+          <w:tcPr>
+            <w:tcW w:type="dxa" w:w="2376"/>
+            <w:vAlign w:val="center"/>
+            <w:tcMar>
+              <w:top w:w="105" w:type="dxa"/>
+              <w:bottom w:w="105" w:type="dxa"/>
+              <w:left w:w="145" w:type="dxa"/>
+              <w:right w:w="145" w:type="dxa"/>
+            </w:tcMar>
+          </w:tcPr>
+          <w:p>
+            <w:pPr>
+              <w:spacing w:before="40" w:after="40" w:line="341" w:lineRule="auto"/>
+              <w:jc w:val="center"/>
+            </w:pPr>
+            <w:r/>
+            <w:r>
+              <w:rPr>
+                <w:rFonts w:ascii="Times New Roman" w:hAnsi="Times New Roman" w:eastAsia="宋体"/>
+                <w:b/>
+                <w:color w:val="191919"/>
+                <w:sz w:val="19"/>
+              </w:rPr>
+              <w:t>EP03《少年的决定》</w:t>
+            </w:r>
+          </w:p>
+        </w:tc>
+        <w:tc>
+          <w:tcPr>
+            <w:tcW w:type="dxa" w:w="7992"/>
+            <w:vAlign w:val="center"/>
+            <w:tcMar>
+              <w:top w:w="105" w:type="dxa"/>
+              <w:bottom w:w="105" w:type="dxa"/>
+              <w:left w:w="145" w:type="dxa"/>
+              <w:right w:w="145" w:type="dxa"/>
+            </w:tcMar>
+          </w:tcPr>
+          <w:p>
+            <w:pPr>
+              <w:spacing w:before="40" w:after="40" w:line="341" w:lineRule="auto"/>
+              <w:jc w:val="left"/>
+            </w:pPr>
+            <w:r/>
+            <w:r>
+              <w:rPr>
+                <w:rFonts w:ascii="Times New Roman" w:hAnsi="Times New Roman" w:eastAsia="宋体"/>
+                <w:b w:val="0"/>
+                <w:color w:val="191919"/>
+                <w:sz w:val="19"/>
+              </w:rPr>
+              <w:t>• 【3-14　内/外　人生无限有限公司·客服中心（2058）与和艺北街电话亭（2008） — 夜】2058年“∞ 人生无限有限公司 LIVE ONCE AGAIN”全息客服大厅内灯火通明。一名留着黑色齐肩长发、身穿浅灰色修身西装制服的女客服以背影坐在弧形操作台前接听来电。 电话亭里的66岁赵了不等她说完便沉声打断。（核心台词：赵了：“算了，我直接找你们高总！”）</w:t>
+            </w:r>
+          </w:p>
+        </w:tc>
+      </w:tr>
+      <w:tr>
+        <w:trPr>
+          <w:cantSplit/>
+        </w:trPr>
+        <w:tc>
+          <w:tcPr>
+            <w:tcW w:type="dxa" w:w="2376"/>
+            <w:vAlign w:val="center"/>
+            <w:tcMar>
+              <w:top w:w="105" w:type="dxa"/>
+              <w:bottom w:w="105" w:type="dxa"/>
+              <w:left w:w="145" w:type="dxa"/>
+              <w:right w:w="145" w:type="dxa"/>
+            </w:tcMar>
+            <w:shd w:fill="F7FAFC"/>
+          </w:tcPr>
+          <w:p>
+            <w:pPr>
+              <w:spacing w:before="40" w:after="40" w:line="341" w:lineRule="auto"/>
+              <w:jc w:val="center"/>
+            </w:pPr>
+            <w:r/>
+            <w:r>
+              <w:rPr>
+                <w:rFonts w:ascii="Times New Roman" w:hAnsi="Times New Roman" w:eastAsia="宋体"/>
+                <w:b/>
+                <w:color w:val="191919"/>
+                <w:sz w:val="19"/>
+              </w:rPr>
+              <w:t>EP06《暖雪》</w:t>
+            </w:r>
+          </w:p>
+        </w:tc>
+        <w:tc>
+          <w:tcPr>
+            <w:tcW w:type="dxa" w:w="7992"/>
+            <w:vAlign w:val="center"/>
+            <w:tcMar>
+              <w:top w:w="105" w:type="dxa"/>
+              <w:bottom w:w="105" w:type="dxa"/>
+              <w:left w:w="145" w:type="dxa"/>
+              <w:right w:w="145" w:type="dxa"/>
+            </w:tcMar>
+            <w:shd w:fill="F7FAFC"/>
+          </w:tcPr>
+          <w:p>
+            <w:pPr>
+              <w:spacing w:before="40" w:after="40" w:line="341" w:lineRule="auto"/>
+              <w:jc w:val="left"/>
+            </w:pPr>
+            <w:r/>
+            <w:r>
+              <w:rPr>
+                <w:rFonts w:ascii="Times New Roman" w:hAnsi="Times New Roman" w:eastAsia="宋体"/>
+                <w:b w:val="0"/>
+                <w:color w:val="191919"/>
+                <w:sz w:val="19"/>
+              </w:rPr>
+              <w:t>• 【6-4　外/内　飞霞路·公用电话亭与人生无限有限公司工位（2058） — 日】飞霞路与和艺北街交口，头戴黑色鸭舌帽、身穿深蓝色厚羽绒服的六十六岁赵了顶着寒风步入公用电话亭，左手捂着嘴剧烈咳嗽，随后取出电话卡插入卡槽，神情疲惫而焦躁地按键拨号。 二零五八年人生无限有限公司（LIVE ONCE AGAIN）办公区内，工号 58003 的长发女客服背对镜头端坐在电脑屏幕前，声音与王一漫如出一辙。（核心台词：赵了：“我已经放弃了捐助学校和投资电影，房产我也不买了。现在连舒舒服服旅行也不行吗？不行，我跟你们高总反映一下。”）</w:t>
+            </w:r>
+          </w:p>
+        </w:tc>
+      </w:tr>
+      <w:tr>
+        <w:trPr>
+          <w:cantSplit/>
+        </w:trPr>
+        <w:tc>
+          <w:tcPr>
+            <w:tcW w:type="dxa" w:w="2376"/>
+            <w:vAlign w:val="center"/>
+            <w:tcMar>
+              <w:top w:w="105" w:type="dxa"/>
+              <w:bottom w:w="105" w:type="dxa"/>
+              <w:left w:w="145" w:type="dxa"/>
+              <w:right w:w="145" w:type="dxa"/>
+            </w:tcMar>
+          </w:tcPr>
+          <w:p>
+            <w:pPr>
+              <w:spacing w:before="40" w:after="40" w:line="341" w:lineRule="auto"/>
+              <w:jc w:val="center"/>
+            </w:pPr>
+            <w:r/>
+            <w:r>
+              <w:rPr>
+                <w:rFonts w:ascii="Times New Roman" w:hAnsi="Times New Roman" w:eastAsia="宋体"/>
+                <w:b/>
+                <w:color w:val="191919"/>
+                <w:sz w:val="19"/>
+              </w:rPr>
+              <w:t>EP09《人生失控》</w:t>
+            </w:r>
+          </w:p>
+        </w:tc>
+        <w:tc>
+          <w:tcPr>
+            <w:tcW w:type="dxa" w:w="7992"/>
+            <w:vAlign w:val="center"/>
+            <w:tcMar>
+              <w:top w:w="105" w:type="dxa"/>
+              <w:bottom w:w="105" w:type="dxa"/>
+              <w:left w:w="145" w:type="dxa"/>
+              <w:right w:w="145" w:type="dxa"/>
+            </w:tcMar>
+          </w:tcPr>
+          <w:p>
+            <w:pPr>
+              <w:spacing w:before="40" w:after="40" w:line="341" w:lineRule="auto"/>
+              <w:jc w:val="left"/>
+            </w:pPr>
+            <w:r/>
+            <w:r>
+              <w:rPr>
+                <w:rFonts w:ascii="Times New Roman" w:hAnsi="Times New Roman" w:eastAsia="宋体"/>
+                <w:b w:val="0"/>
+                <w:color w:val="191919"/>
+                <w:sz w:val="19"/>
+              </w:rPr>
+              <w:t>• 【9-14　内/外　街边烧烤餐车与2035高架桥下车祸现场（闪回） — 深夜】街头雪夜的简陋烧烤小餐车外，摊主在通红的炭火炉上翻烤着肉串。温暖的餐车棚内，折叠金属小矮桌上摆着一盘烤串、四瓶绿色玻璃瓶装烧酒和两只白色一次性纸杯。六十六岁的赵了与四十一岁的荀未来隔桌对坐，赵了低垂着苍老的眼眸，向震惊的荀未来讲述起二零三五年那场无法挽回的悲剧。 【闪回·2035年高架桥下公路】身穿米白色翻领大衣的四十一岁舒图单手握着方向盘驾驶黑色轿车（吉U·72207）行驶在高架桥下，另一只手举着智能手机贴在嘴边，情绪崩溃地给丈夫赵左右发送最后一条决绝的语音消息；话音未落，前方突发险情，舒图瞳孔骤缩失声惊叫！（核心台词：赵了：“就那一次，我被人生无限有限公司发现了。幸好我跟他们的高总关系不错，但是还被警告了：如果再发生改变时空进程的违规行为，就永远不能进行时空旅行了。我就这样一个人一天天老去，可时间似乎并没有冲淡这一切，我只会一天比一天更后悔。六十六岁生日的前一个月，我决定最后拼一次。”）</w:t>
+            </w:r>
+          </w:p>
+        </w:tc>
+      </w:tr>
+      <w:tr>
+        <w:trPr>
+          <w:cantSplit/>
+        </w:trPr>
+        <w:tc>
+          <w:tcPr>
+            <w:tcW w:type="dxa" w:w="2376"/>
+            <w:vAlign w:val="center"/>
+            <w:tcMar>
+              <w:top w:w="105" w:type="dxa"/>
+              <w:bottom w:w="105" w:type="dxa"/>
+              <w:left w:w="145" w:type="dxa"/>
+              <w:right w:w="145" w:type="dxa"/>
+            </w:tcMar>
+            <w:shd w:fill="F7FAFC"/>
+          </w:tcPr>
+          <w:p>
+            <w:pPr>
+              <w:spacing w:before="40" w:after="40" w:line="341" w:lineRule="auto"/>
+              <w:jc w:val="center"/>
+            </w:pPr>
+            <w:r/>
+            <w:r>
+              <w:rPr>
+                <w:rFonts w:ascii="Times New Roman" w:hAnsi="Times New Roman" w:eastAsia="宋体"/>
+                <w:b/>
+                <w:color w:val="191919"/>
+                <w:sz w:val="19"/>
+              </w:rPr>
+              <w:t>EP14《继承》</w:t>
+            </w:r>
+          </w:p>
+        </w:tc>
+        <w:tc>
+          <w:tcPr>
+            <w:tcW w:type="dxa" w:w="7992"/>
+            <w:vAlign w:val="center"/>
+            <w:tcMar>
+              <w:top w:w="105" w:type="dxa"/>
+              <w:bottom w:w="105" w:type="dxa"/>
+              <w:left w:w="145" w:type="dxa"/>
+              <w:right w:w="145" w:type="dxa"/>
+            </w:tcMar>
+            <w:shd w:fill="F7FAFC"/>
+          </w:tcPr>
+          <w:p>
+            <w:pPr>
+              <w:spacing w:before="40" w:after="40" w:line="341" w:lineRule="auto"/>
+              <w:jc w:val="left"/>
+            </w:pPr>
+            <w:r/>
+            <w:r>
+              <w:rPr>
+                <w:rFonts w:ascii="Times New Roman" w:hAnsi="Times New Roman" w:eastAsia="宋体"/>
+                <w:b w:val="0"/>
+                <w:color w:val="191919"/>
+                <w:sz w:val="19"/>
+              </w:rPr>
+              <w:t>• 【14-3　内/外　502室赵了家·2058年人生无限有限公司与风雪电话亭 — 夜】夜晚的老居民楼五楼水泥楼梯间内，画面中央浮现本集片名：第 14 集 继承。 系着浅色格纹围巾、背着双肩包的十六岁赵左右一步步走上五楼台阶，正准备掏钥匙开五零一室的家门，对门五零二室的防盗门忽然打开，身穿灰色连帽卫衣的六十六岁赵了探出头来，笑眯眯地向他招手。（核心台词：小雪（电话音）：“不过您放心，我趁高总不在，又帮您把这次违规记录按系统误判给消掉了。您可得千万小心啊，高总最近查得特别严！”）</w:t>
+            </w:r>
+          </w:p>
+        </w:tc>
+      </w:tr>
+      <w:tr>
+        <w:trPr>
+          <w:cantSplit/>
+        </w:trPr>
+        <w:tc>
+          <w:tcPr>
+            <w:tcW w:type="dxa" w:w="2376"/>
+            <w:vAlign w:val="center"/>
+            <w:tcMar>
+              <w:top w:w="105" w:type="dxa"/>
+              <w:bottom w:w="105" w:type="dxa"/>
+              <w:left w:w="145" w:type="dxa"/>
+              <w:right w:w="145" w:type="dxa"/>
+            </w:tcMar>
+          </w:tcPr>
+          <w:p>
+            <w:pPr>
+              <w:spacing w:before="40" w:after="40" w:line="341" w:lineRule="auto"/>
+              <w:jc w:val="center"/>
+            </w:pPr>
+            <w:r/>
+            <w:r>
+              <w:rPr>
+                <w:rFonts w:ascii="Times New Roman" w:hAnsi="Times New Roman" w:eastAsia="宋体"/>
+                <w:b/>
+                <w:color w:val="191919"/>
+                <w:sz w:val="19"/>
+              </w:rPr>
+              <w:t>EP17《不速之客》</w:t>
+            </w:r>
+          </w:p>
+        </w:tc>
+        <w:tc>
+          <w:tcPr>
+            <w:tcW w:type="dxa" w:w="7992"/>
+            <w:vAlign w:val="center"/>
+            <w:tcMar>
+              <w:top w:w="105" w:type="dxa"/>
+              <w:bottom w:w="105" w:type="dxa"/>
+              <w:left w:w="145" w:type="dxa"/>
+              <w:right w:w="145" w:type="dxa"/>
+            </w:tcMar>
+          </w:tcPr>
+          <w:p>
+            <w:pPr>
+              <w:spacing w:before="40" w:after="40" w:line="341" w:lineRule="auto"/>
+              <w:jc w:val="left"/>
+            </w:pPr>
+            <w:r/>
+            <w:r>
+              <w:rPr>
+                <w:rFonts w:ascii="Times New Roman" w:hAnsi="Times New Roman" w:eastAsia="宋体"/>
+                <w:b w:val="0"/>
+                <w:color w:val="191919"/>
+                <w:sz w:val="19"/>
+              </w:rPr>
+              <w:t>• 【17-1　内　2058年人生无限有限公司开放办公区与监控台 — 夜】话音未落，身穿灰色笔挺西装、头挽发髻插着发簪、戴着金丝眼镜的公司副总裁高尚（高总）正巧从后方走廊缓步走过来，冷冷地接过了话头！ 男同事吓得浑身一激灵，腾地站起身抱紧资料夹向高总鞠躬问好，又冲小雪说了句“谢谢姐指导，我先走了”便灰溜溜地快步逃开。高尚走到小雪工位旁停下，摘下金丝眼镜揉了揉疲惫的鼻梁。 早就因为自己一时疏忽把赵左右的联络点定位在即将拆除的电话亭而提心吊胆的小雪，立刻满脸堆笑地站起身，从桌下捧出一个包装精美的木质礼盒递到高尚面前！ 高尚惊喜地接过生日礼盒，欣慰地拍了拍小雪的肩膀，顺手从脖子上摘下自己那张印（核心台词：高尚：“找个安全稳定又能共用的联络点，这么简单的事都做不好，那干脆别干了。” ／ 高尚：“小雪，咱们再辛苦一下，整理一下明天开会的资料。我刚录完采访，累死了。” ／ 林开颜（小雪）：“高总，这是送给您家小公主的，您快回去陪她过生日吧！资料我自己整理就行，反正最近都是我值夜班，资料什么的顺手就整理了。”）</w:t>
+              <w:br/>
+              <w:t>• 【17-3　内　2058年高尚副总裁访谈室与2008年雪原古堡余博士实验室 — 日/夜】头挽发髻的副总裁高尚正与一名知性女记者隔桌相对，侃侃而谈二十年前（2038年）时空旅行发明人余博士离开“人生有限公司”的往事。 高尚脸色骤然一肃，连连摆手阐明了公司的最高禁令！ 画面切回公元2008年的林海雪原尖顶石砌古堡内（浮现年份大字：2008）。昏暗杂乱的二楼实验室内，四周黑板与图纸上密密麻麻写满了时空曲率方程与微积分推导公式。身穿黑西装大衣的四十一岁荀未来站在黑板前緊張地打量四周；书桌前，年轻时的余博士（三十二岁，头挽发髻插着发簪、身穿驼色风衣，高尚正是模仿她的发型！）正背对着门口伏案疾书，头也不回地冷冷开（核心台词：高尚：“差不多二十年前吧，我记得是三八年。余博士因为跟她的合伙人理念不合，在合同纠纷之后，选择了离开公司，我们也很惋惜。说起来我还是她粉丝呢，看我这个发型。她的合伙人当年窃取了她的科研成果，好在法律早就给出了公正的判决。我们在收购人生有限公司之后，虽然还是决定商业化了时空旅行这项技术，但始终严格遵守时空管理局的相关规定——只卖体验，不卖后悔药。” ／ 高尚：“这绝对不行！我们有专门通道，对于余博士采取最高级别的特殊保护，禁止任何时空旅行者接触她。要知道，余博士可是这项技术的发）</w:t>
+            </w:r>
+          </w:p>
+        </w:tc>
+      </w:tr>
+      <w:tr>
+        <w:trPr>
+          <w:cantSplit/>
+        </w:trPr>
+        <w:tc>
+          <w:tcPr>
+            <w:tcW w:type="dxa" w:w="2376"/>
+            <w:vAlign w:val="center"/>
+            <w:tcMar>
+              <w:top w:w="105" w:type="dxa"/>
+              <w:bottom w:w="105" w:type="dxa"/>
+              <w:left w:w="145" w:type="dxa"/>
+              <w:right w:w="145" w:type="dxa"/>
+            </w:tcMar>
+            <w:shd w:fill="F7FAFC"/>
+          </w:tcPr>
+          <w:p>
+            <w:pPr>
+              <w:spacing w:before="40" w:after="40" w:line="341" w:lineRule="auto"/>
+              <w:jc w:val="center"/>
+            </w:pPr>
+            <w:r/>
+            <w:r>
+              <w:rPr>
+                <w:rFonts w:ascii="Times New Roman" w:hAnsi="Times New Roman" w:eastAsia="宋体"/>
+                <w:b/>
+                <w:color w:val="191919"/>
+                <w:sz w:val="19"/>
+              </w:rPr>
+              <w:t>EP18《一夜剧变》</w:t>
+            </w:r>
+          </w:p>
+        </w:tc>
+        <w:tc>
+          <w:tcPr>
+            <w:tcW w:type="dxa" w:w="7992"/>
+            <w:vAlign w:val="center"/>
+            <w:tcMar>
+              <w:top w:w="105" w:type="dxa"/>
+              <w:bottom w:w="105" w:type="dxa"/>
+              <w:left w:w="145" w:type="dxa"/>
+              <w:right w:w="145" w:type="dxa"/>
+            </w:tcMar>
+            <w:shd w:fill="F7FAFC"/>
+          </w:tcPr>
+          <w:p>
+            <w:pPr>
+              <w:spacing w:before="40" w:after="40" w:line="341" w:lineRule="auto"/>
+              <w:jc w:val="left"/>
+            </w:pPr>
+            <w:r/>
+            <w:r>
+              <w:rPr>
+                <w:rFonts w:ascii="Times New Roman" w:hAnsi="Times New Roman" w:eastAsia="宋体"/>
+                <w:b w:val="0"/>
+                <w:color w:val="191919"/>
+                <w:sz w:val="19"/>
+              </w:rPr>
+              <w:t>• 【18-3　内　酒店2388套房客厅·501室赵左右卧室与父母主卧 — 夜】一听要给高总打电话，小雪脸色瞬间惨白，失声尖叫着拦住他们，眼珠一转，竟把所有的锅一股脑儿全甩到了副总裁高尚（高总）头上！ 小雪转过头看向赵了，声泪俱下地编造起“高总杀人灭口”的谎言！ 小雪眼神闪烁了一下，顺着“高总坏人论”继续往下编，更抛出了她在公司听说的关于“009号保密实验者（荀未来）”的真实秘辛！（核心台词：赵了：“不用问她了。你拿我身份证去电话亭，按星号键，就可以直接跟他们高总通话了。” ／ 林开颜（小雪）：“看来赵先生您又违规了。您也知道，之前您每次违规我都偷偷帮您消除了，可没想到……没想到被高总发现了！他先是把我臭骂了一顿，然后又怕这事被时空管理局的发现，他得担责。所以才让我来2008年，制造您在时空旅行过程中意外死亡的假象！因为……因为死人是不会被核查的！” ／ 赵了：“好了好了，你别哭了，你帮我消除违规的事，我很感谢。这事不怪你，是高总的问题。那我问你，你之前跟我说往返）</w:t>
+              <w:br/>
+              <w:t>• 【18-4　内/外　酒店2388套房·楼下路虎车内与套房卧室门前 — 夜】荀未来响亮地应了一声“好嘞”！一旦荀未来去电话亭打给高总，小雪撒的所有谎就会当场穿帮！小雪吓得魂飞魄散，拼命扭动身子声嘶力竭地尖叫哭喊：“不行不行哥！哥你真不能去！我求你了哥！”荀未来嫌她吵，直接拿起桌上那卷宽封箱胶带撕下一截，“啪”地贴回小雪嘴上，拍了拍手转身出门。 小雪感动得抬起头喊了一声：“赵爷爷……”话音未落，套房玄关外突然传来了房卡刷门的声音！赵了以为是高总派人来抓小雪了，脸色骤变，连忙重新拿胶带封住小雪的嘴，连人带椅把她拖进了里屋卧室的屏风后面（“肯定是高总派人来抓你的，别出声，别出声”）。（核心台词：林开颜（小雪）：“两位哥啊，真没时间了！要是过了六点再回去的话，高总肯定会怀疑的！你们放我回去，我把你们接回来，帮你们指认高总，啊？” ／ 林开颜（小雪）：“你们怎么就那么倔呢？！不是，我是怕你们对付不了高总的人！还不如就装死，生活在2008年，就当……就当无事发生过，啊？” ／ 赵了：“除了时空管理局，没有人能带未来科技到这里。小荀，拿我的身份证，给他们高总打个电话挑衅一下，把下一个人引过来！”）</w:t>
+              <w:br/>
+              <w:t>• 【18-5　内/外　酒店23楼走廊·2388套房卧室·2058年监控室与雪原木屋 — 夜/晨】同一时刻，被强制召回2058年公司电梯的林开颜（小雪），趁着早上六点前高总还没上班，飞奔回自己的工位刷卡清除了自己的员工违规记录，随后溜进副总裁高尚的办公室，在【人生无限有限公司 宏观监测系统】终端上刷下高总的权限卡，将【2007年 / 2008年 / 2009年】三个年份全部申请设置为【停机维护（操作成功）】！小雪瘫坐在老板椅上，双手合十祈祷道：（核心台词：赵了（电话音）：“这样，先不管余博士了。我身份证在你那儿吧？你赶紧去电话亭按星号键联络高总！路上我告诉你小雪和我坦白的情况。”）</w:t>
+              <w:br/>
+              <w:t>• 【18-6　外/内　和艺北街电话亭拆除现场·酒店套房与长林八中食堂 — 日】2008年4月14日清晨六点刚过，荀未来驾车赶到和艺北街与飞霞路交口的公用电话亭旁，却隔着车窗呆呆地停住了——只见几名头戴安全帽的市政施工人员已经拉起警戒线，正将那座公用电话亭连根拆走！荀未来握着方向盘，拨通了赵了的电话。 酒店套房内，握着手机的六十六岁赵了瞬间将昨晚所有的线索串联成线，恍然大悟！（核心台词：赵了：“既然小雪能够在2058年那边动手脚，那除了利用余博士的紧急召回机制，我也没想好别的办法。昨晚小雪应该是盗用了高总的权限，取消了系统对我的召回。但是，她不能一直盗用啊！只要找机会让我和余博士再见面一次，最好是白天，兴许会成功！”）</w:t>
+              <w:br/>
+              <w:t>• 【18-7　内　长林八中高一十班教室·五楼楼梯间·501室客厅与502室赵了家 — 日/夜】公元2058年，“人生（无限）有限公司”开放办公区内，墙上印着“创造时空旅行服务的新时代”的标语。逃回2058年并锁死了2008年监测系统的林开颜（小雪）正坐在工位前对着电脑屏幕发呆。副总裁高尚端着咖啡杯走过来，关切地拍了拍她的肩膀。 小雪吓了一跳，连忙站起身揉了揉眼角掩饰：“没事，可能就是昨晚没睡好吧。”恰逢大厅广播响起“警报，检测到M6能源组过热，请及时处理”的提示音，小雪惊得浑身一颤。高尚温和地笑了笑，宽慰她早点下班休息。 目送高尚转身离去，林开颜（小雪）缓缓坐回工位椅上，镜片后的眼神彻底褪去了少女的惊慌与脆（核心台词：高尚：“小雪，怎么了？心不在焉的。” ／ 高尚：“看你吓的，是不是最近太焦虑了？你的能力大家都知道，不用那么拼。好了，今天晚上早点回去休息吧，调整一下状态，嗯？”）</w:t>
+            </w:r>
+          </w:p>
+        </w:tc>
+      </w:tr>
+      <w:tr>
+        <w:trPr>
+          <w:cantSplit/>
+        </w:trPr>
+        <w:tc>
+          <w:tcPr>
+            <w:tcW w:type="dxa" w:w="2376"/>
+            <w:vAlign w:val="center"/>
+            <w:tcMar>
+              <w:top w:w="105" w:type="dxa"/>
+              <w:bottom w:w="105" w:type="dxa"/>
+              <w:left w:w="145" w:type="dxa"/>
+              <w:right w:w="145" w:type="dxa"/>
+            </w:tcMar>
+          </w:tcPr>
+          <w:p>
+            <w:pPr>
+              <w:spacing w:before="40" w:after="40" w:line="341" w:lineRule="auto"/>
+              <w:jc w:val="center"/>
+            </w:pPr>
+            <w:r/>
+            <w:r>
+              <w:rPr>
+                <w:rFonts w:ascii="Times New Roman" w:hAnsi="Times New Roman" w:eastAsia="宋体"/>
+                <w:b/>
+                <w:color w:val="191919"/>
+                <w:sz w:val="19"/>
+              </w:rPr>
+              <w:t>EP20《涉过夏天》</w:t>
+            </w:r>
+          </w:p>
+        </w:tc>
+        <w:tc>
+          <w:tcPr>
+            <w:tcW w:type="dxa" w:w="7992"/>
+            <w:vAlign w:val="center"/>
+            <w:tcMar>
+              <w:top w:w="105" w:type="dxa"/>
+              <w:bottom w:w="105" w:type="dxa"/>
+              <w:left w:w="145" w:type="dxa"/>
+              <w:right w:w="145" w:type="dxa"/>
+            </w:tcMar>
+          </w:tcPr>
+          <w:p>
+            <w:pPr>
+              <w:spacing w:before="40" w:after="40" w:line="341" w:lineRule="auto"/>
+              <w:jc w:val="left"/>
+            </w:pPr>
+            <w:r/>
+            <w:r>
+              <w:rPr>
+                <w:rFonts w:ascii="Times New Roman" w:hAnsi="Times New Roman" w:eastAsia="宋体"/>
+                <w:b w:val="0"/>
+                <w:color w:val="191919"/>
+                <w:sz w:val="19"/>
+              </w:rPr>
+              <w:t>• 【20-1　内　502室秘密暗室与2058年人生无限有限公司高总办公室 — 日/夜】身穿灰色西装、头挽发髻插着发簪的副总裁高尚（高总）快步走到办公室门前，刷下自己的副总裁工牌推门走入。他径直来到中央操作台前，调取了2008年客户“赵左右”档案的后台操作日志与监控回放——只见屏幕上赫然列出三行盗用他权限的操作记录：【申请重置联络点｜录入权限：副总裁高尚｜操作失败：权限不足】、【标记为归档｜录入权限：副总裁高尚｜操作成功】、【取消最高警报｜录入权限：副总裁高尚｜操作成功】！ 高尚死死盯着屏幕上的操作记录与监控画面里林开颜（小雪）鬼鬼祟祟的身影，缓缓摘下鼻梁上的金丝透明眼镜，抬手拔掉头顶的发簪，任由一头（核心台词：高尚：“真是个好大的惊喜啊。”）</w:t>
+              <w:br/>
+              <w:t>• 【20-3　内/外　街边砂锅麻辣烫店·G54路公交车·2058办公区与荒村老宅 — 夜/日】同一时刻，公元2058年深夜漆黑的办公大厅内，无功而返的林开颜（小雪）阴沉着脸走出电梯，坐到亮着微光的工位前飞快敲击键盘；而在后方磨砂玻璃隔断的阴影里，散着长发的副总裁高尚正抱臂静立，目光如鹰隼般冷冷地注视着她的一举一动。</w:t>
+              <w:br/>
+              <w:t>• 【20-7　内/外　501室客厅与卧室·荒村老屋·5元快餐店·旧物仓库与2058办公区 — 夜】话音刚落，身后黑暗的走廊里突然响起副总裁高尚冰冷彻骨的声音！ 小雪吓得魂飞魄散，猛地从椅子上弹起来立正：“高……高总！这么晚您还没回去啊？”高尚一步步走到她面前，眼神如刀地盯住她，彻底斩断了她的所有退路！（核心台词：高尚：“病死？” ／ 高尚：“你刚才说“病死”了，是什么意思？小雪，别再自作聪明了。你现在最好把事情原原本本、一字不漏地都告诉我！”）</w:t>
+            </w:r>
+          </w:p>
+        </w:tc>
+      </w:tr>
+      <w:tr>
+        <w:trPr>
+          <w:cantSplit/>
+        </w:trPr>
+        <w:tc>
+          <w:tcPr>
+            <w:tcW w:type="dxa" w:w="2376"/>
+            <w:vAlign w:val="center"/>
+            <w:tcMar>
+              <w:top w:w="105" w:type="dxa"/>
+              <w:bottom w:w="105" w:type="dxa"/>
+              <w:left w:w="145" w:type="dxa"/>
+              <w:right w:w="145" w:type="dxa"/>
+            </w:tcMar>
+            <w:shd w:fill="F7FAFC"/>
+          </w:tcPr>
+          <w:p>
+            <w:pPr>
+              <w:spacing w:before="40" w:after="40" w:line="341" w:lineRule="auto"/>
+              <w:jc w:val="center"/>
+            </w:pPr>
+            <w:r/>
+            <w:r>
+              <w:rPr>
+                <w:rFonts w:ascii="Times New Roman" w:hAnsi="Times New Roman" w:eastAsia="宋体"/>
+                <w:b/>
+                <w:color w:val="191919"/>
+                <w:sz w:val="19"/>
+              </w:rPr>
+              <w:t>EP21《当雪落下》</w:t>
+            </w:r>
+          </w:p>
+        </w:tc>
+        <w:tc>
+          <w:tcPr>
+            <w:tcW w:type="dxa" w:w="7992"/>
+            <w:vAlign w:val="center"/>
+            <w:tcMar>
+              <w:top w:w="105" w:type="dxa"/>
+              <w:bottom w:w="105" w:type="dxa"/>
+              <w:left w:w="145" w:type="dxa"/>
+              <w:right w:w="145" w:type="dxa"/>
+            </w:tcMar>
+            <w:shd w:fill="F7FAFC"/>
+          </w:tcPr>
+          <w:p>
+            <w:pPr>
+              <w:spacing w:before="40" w:after="40" w:line="341" w:lineRule="auto"/>
+              <w:jc w:val="left"/>
+            </w:pPr>
+            <w:r/>
+            <w:r>
+              <w:rPr>
+                <w:rFonts w:ascii="Times New Roman" w:hAnsi="Times New Roman" w:eastAsia="宋体"/>
+                <w:b w:val="0"/>
+                <w:color w:val="191919"/>
+                <w:sz w:val="19"/>
+              </w:rPr>
+              <w:t>• 【21-1　内　2058年人生（无限）有限公司副总裁高尚办公室 — 日】片头龙标与“朝也 CHAO YE FILM”厂牌隐去。公元2058年，“人生（无限）有限公司”总部极简冷色调的副总裁办公室内，巨幅落地多屏显示器泛着幽冷蓝光。身穿黑色短袖衬衫、梳着半丸子头发髻、蓄着修剪整齐胡须的副总裁高尚（高总）端坐在流线型办公桌后；身穿黑色短袖衬衫配高腰深色牛仔裙、胸前挂着“小雪”工牌、戴着透明粗框眼镜的实习生林开颜（小雪）双手交叠，局促不安地低头站在办公桌前。 高尚冷冷地审视着眼前的下属，抬手摘下鼻梁上的细框眼镜，“啪”地一声扔在桌面上，语气凌厉如刀。 高尚猛地一拍桌面，身体前倾，严厉地呵斥她（核心台词：高尚：“小雪，你在公司的表现一直都很好。观察你的这段时间，我睁一只眼闭一只眼，就是想给你一个弥补过错的机会。我以为你在解决问题，你倒好，你这是要把人给我解决了？” ／ 高尚：“你现在哪里是在犯错？你这是在犯罪！你差点就成了杀人犯了你知不知道？！” ／ 高尚：“他们？”）</w:t>
+              <w:br/>
+              <w:t>• 【21-3　外/内　长林八中教学楼与高二（2）班教室·学校食堂 — 日】看着赵左右扬长而去的背影，小雪气得咬牙切齿地站在原地跺脚，但想到高总的最后通牒，又不得不深吸一口气把火气压了下去。</w:t>
+              <w:br/>
+              <w:t>• 【21-9　内　学校杂物间门前·502室卧室·地下旧物仓库黄色电话亭与2058高尚办公室 — 日】十六岁的赵左右开心得高举双臂欢呼：“真的？哇吼！”小雪也满脸喜色地向三人告辞，转身跑下楼去向高尚汇报好消息。 几分钟后，小雪脚步轻快地穿过幽暗的地下旧物仓库通道，推门跑进那座黄色公用电话亭，熟练地插入IC电话卡拨通了2058年副总裁高尚的专线，满脸喜悦地报喜！ 然而电话那头，2058年副总裁办公室里的高尚却面色凝重到了极点，冷冷地吐出了四个字。 2058年副总裁办公室内，高尚低头看着桌面上一个刚刚从机密柜里翻出来的纯黑色档案盒——微距特写镜头下，档案盒封皮与内页赫然印着：【`LO-01M1/009`｜保密实验者：`（核心台词：林开颜（小雪）：“我知道你不愿意相信我，但其实吧，电话亭被拆掉之后，一直没有新的客人来2008年旅游，我就没法找财务去批新的联络点。所以之前的往返通道我还保持启用着。我可以告诉你们那个被废弃的电话亭在哪儿，你们去联系高总就好了。” ／ 林开颜（小雪）：“那我先去跟高总说一声。” ／ 林开颜（小雪）：“喂，高总，我成功了，赵先生已经同意和解，准备回来了。”）</w:t>
+            </w:r>
+          </w:p>
+        </w:tc>
+      </w:tr>
+      <w:tr>
+        <w:trPr>
+          <w:cantSplit/>
+        </w:trPr>
+        <w:tc>
+          <w:tcPr>
+            <w:tcW w:type="dxa" w:w="2376"/>
+            <w:vAlign w:val="center"/>
+            <w:tcMar>
+              <w:top w:w="105" w:type="dxa"/>
+              <w:bottom w:w="105" w:type="dxa"/>
+              <w:left w:w="145" w:type="dxa"/>
+              <w:right w:w="145" w:type="dxa"/>
+            </w:tcMar>
+          </w:tcPr>
+          <w:p>
+            <w:pPr>
+              <w:spacing w:before="40" w:after="40" w:line="341" w:lineRule="auto"/>
+              <w:jc w:val="center"/>
+            </w:pPr>
+            <w:r/>
+            <w:r>
+              <w:rPr>
+                <w:rFonts w:ascii="Times New Roman" w:hAnsi="Times New Roman" w:eastAsia="宋体"/>
+                <w:b/>
+                <w:color w:val="191919"/>
+                <w:sz w:val="19"/>
+              </w:rPr>
+              <w:t>EP22《背对背，肩并肩》</w:t>
+            </w:r>
+          </w:p>
+        </w:tc>
+        <w:tc>
+          <w:tcPr>
+            <w:tcW w:type="dxa" w:w="7992"/>
+            <w:vAlign w:val="center"/>
+            <w:tcMar>
+              <w:top w:w="105" w:type="dxa"/>
+              <w:bottom w:w="105" w:type="dxa"/>
+              <w:left w:w="145" w:type="dxa"/>
+              <w:right w:w="145" w:type="dxa"/>
+            </w:tcMar>
+          </w:tcPr>
+          <w:p>
+            <w:pPr>
+              <w:spacing w:before="40" w:after="40" w:line="341" w:lineRule="auto"/>
+              <w:jc w:val="left"/>
+            </w:pPr>
+            <w:r/>
+            <w:r>
+              <w:rPr>
+                <w:rFonts w:ascii="Times New Roman" w:hAnsi="Times New Roman" w:eastAsia="宋体"/>
+                <w:b w:val="0"/>
+                <w:color w:val="191919"/>
+                <w:sz w:val="19"/>
+              </w:rPr>
+              <w:t>• 【22-4　内　2008地下旧物仓库电话亭与2058年人生无限有限公司办公区及高总办公室 — 日】电话那头传来2058年高尚凝重而疲惫的声音。 工作人员满头大汗地鞠躬赔罪。小雪快步走到等候在走廊的高尚面前，焦急地询问。 高尚神色阴沉地示意她跟自己往办公区里面走，边走边道出了时空管理局彻夜清查的结果。 老年余博士摇了摇头，与高尚、小雪并肩走过极简冷色调的办公长廊，语气里满是对时间法则的敬畏与警醒。 一旁的高尚推开副总裁办公室大门，向小雪传达了时空管理局的铁腕指令。（核心台词：林开颜（小雪）：“喂，高总。” ／ 高尚（电话音）：“时空管理局的人刚走，他们查了一夜。事情比较严重，但办法已经有了。你先自己回来一趟吧。” ／ 林开颜（小雪）：“高总，到底怎么了？”）</w:t>
+              <w:br/>
+              <w:t>• 【22-5　内　2008高二（2）班夕阳教室·502室客厅与楼道·2058高尚办公室 — 日】赵了吸了一口珍珠奶茶，压低声音试探小雪此前替他消除警报的事是否被高尚发现。 小雪眼神微闪，违心地替高尚瞒住了他：“呃……对，还不知道。”赵了徹底放下心来，与她敲定了今晚返程的准确时间。 【交叉闪回：2058年高尚办公室】刚才在2058年办公室里，当小雪追问“既然是修正，那应该不只是消除记忆和痕迹这么简单吧”时，八十二岁的老年余博士道出了时空修正最残酷的真相—— 站在一旁的高尚面无表情地补上一句：“在那个节点死去，才是舒图最本初的结局。”小雪愤怒地瞪向高尚，声音发抖地质问！ 高尚冷酷地推了推眼镜，用所谓的“天道秩序”（核心台词：林开颜（小雪）：“赵先生，高总那边我已经和他说了，您随时都可以回去。” ／ 赵了：“好。啊对了，之前你为了讨好我帮我删除那些违规记录的事……高总应该还不知道吧？” ／ 高尚（2058）：“你上次那个叫谋杀，这个叫尊重他人命运。明白吗？就像古话说的：生死自有定数。别可是了，按照原计划把赵了带回来。这个荀未来也要先抓回2058年，排除这两个变数，保证没人能再污染修正后的结果，余博士再启动时间修正程序，这样比较保险。”）</w:t>
+              <w:br/>
+              <w:t>• 【22-7　内　地下旧物仓库公用电话亭前与仓库深处通道 — 夜】看着电话亭里白发苍苍的赵了，站在外面的小雪脑海中骤然掀起惊涛骇浪——2058年老年余博士冰冷的宣判（“一旦时空修正启动，他妻子会死去”）、高尚无情的指令（“在那个节点死去，才是舒图最本初的结局”），与2008年徐图图明媚纯真的笑脸（“那我们一起吃，一个人多孤单呀”“堆雪人有什么搞砸的呀，开心就好啦”“记得想我们了多回来看看我们，打电话给我们”）在她脑海中疯狂交战！ 话音未落，仓库幽暗的阴影深处突然响起一阵冰冷的脚步声！只见身穿深灰色西装三件套、扎着半丸子头的2058年副总裁高尚（高总），带着大批身着全黑冲锋衣的未来（核心台词：林开颜（小雪）：“余博士看过时空波动的备份，不光是你改命后的，就连赵左右原本的人生里，徐图图也死了。但是这一次，这一次她活了下来！你一回去，余博士和高总就会马上启动时空修正程序，你们来2008年做的一切就全都白费了！” ／ 高尚：“我还是太了解你了。原本还想替你保下工作，但现在看来，我也帮不了你了。” ／ 赵了：“高总……她刚刚说什么？什么时空修正程序？”）</w:t>
+            </w:r>
+          </w:p>
+        </w:tc>
+      </w:tr>
+      <w:tr>
+        <w:trPr>
+          <w:cantSplit/>
+        </w:trPr>
+        <w:tc>
+          <w:tcPr>
+            <w:tcW w:type="dxa" w:w="2376"/>
+            <w:vAlign w:val="center"/>
+            <w:tcMar>
+              <w:top w:w="105" w:type="dxa"/>
+              <w:bottom w:w="105" w:type="dxa"/>
+              <w:left w:w="145" w:type="dxa"/>
+              <w:right w:w="145" w:type="dxa"/>
+            </w:tcMar>
+            <w:shd w:fill="F7FAFC"/>
+          </w:tcPr>
+          <w:p>
+            <w:pPr>
+              <w:spacing w:before="40" w:after="40" w:line="341" w:lineRule="auto"/>
+              <w:jc w:val="center"/>
+            </w:pPr>
+            <w:r/>
+            <w:r>
+              <w:rPr>
+                <w:rFonts w:ascii="Times New Roman" w:hAnsi="Times New Roman" w:eastAsia="宋体"/>
+                <w:b/>
+                <w:color w:val="191919"/>
+                <w:sz w:val="19"/>
+              </w:rPr>
+              <w:t>EP23《不可战胜的敌人》</w:t>
+            </w:r>
+          </w:p>
+        </w:tc>
+        <w:tc>
+          <w:tcPr>
+            <w:tcW w:type="dxa" w:w="7992"/>
+            <w:vAlign w:val="center"/>
+            <w:tcMar>
+              <w:top w:w="105" w:type="dxa"/>
+              <w:bottom w:w="105" w:type="dxa"/>
+              <w:left w:w="145" w:type="dxa"/>
+              <w:right w:w="145" w:type="dxa"/>
+            </w:tcMar>
+            <w:shd w:fill="F7FAFC"/>
+          </w:tcPr>
+          <w:p>
+            <w:pPr>
+              <w:spacing w:before="40" w:after="40" w:line="341" w:lineRule="auto"/>
+              <w:jc w:val="left"/>
+            </w:pPr>
+            <w:r/>
+            <w:r>
+              <w:rPr>
+                <w:rFonts w:ascii="Times New Roman" w:hAnsi="Times New Roman" w:eastAsia="宋体"/>
+                <w:b w:val="0"/>
+                <w:color w:val="191919"/>
+                <w:sz w:val="19"/>
+              </w:rPr>
+              <w:t>• 【23-1　内/外　地下旧物仓库通道与冬夜雪林三角形铁架棚 — 夜】片头龙标与“朝也 CHAO YE FILM”厂牌隐去。承接上集片尾，2008年冬夜昏暗的地下旧物仓库通道内，数名身穿黑色冲锋衣的2058年安保人员从前后两侧猛扑上来，围攻背靠背站立的四十一岁荀未来与十六岁赵左右！站在后方督战的2058年副总裁高尚（高总）抬手叮嘱手下：（核心台词：高尚：“哎，注意点，别太过，免得回去被问责。抓住就行。”）</w:t>
+              <w:br/>
+              <w:t>• 【23-4　内　八中后街砂锅麻辣烫店与地下旧物仓库电话亭外 — 日】就在这时，店门帘被掀开，身穿灰色双排扣西装大衣、扎着半丸子头的2058年副总裁高尚径直走了进来，向舒老板摆了摆手（“朋友在呢”），拉开荀未来对面的椅子坐下。 高尚眯起眼睛审视着他，怀疑他有诈。 荀未来摊了摊手，用早就准备好的说辞麻痹高尚。 高尚满意地点了点头，向他保证公司的底线。 半小时后，昏暗的地下旧物仓库内，高尚与几名黑衣保镖押着荀未来走向中央的绿色公用电话亭。临进电话亭前，荀未来故意停下脚步回头四处张望，目光精准扫过远处废旧家具堆后方——十六岁的赵左右正藏在那里，荀未来不动声色地比出了约定的手势！高尚皱眉催促（核心台词：高尚：“你说你跑什么呢？觉得我们找不到你？” ／ 高尚：“不会在耍什么诡计吧？” ／ 高尚：“我们不是黑社会，也不是流氓。等修正程序完成，我们就会放了赵爷爷，也会把你送回2033年。请你放心。”）</w:t>
+              <w:br/>
+              <w:t>• 【23-5　内　2058人生无限公司走廊·高尚办公室·2008旧物仓库与2058控制室及通风管 — 日】公元2058年，“人生（无限）有限公司”五楼科技感十足的纯白走廊内，墙面导览牌清晰标示着：【`5F 供电站 能源管理中心`】。高尚带着黑衣保镖押送四十一岁的荀未来走过办公区，迎面正巧遇上抱着离职纸箱、被公司开除的小雪（林开颜）！ 高尚不耐烦地推了荀未来一把：“走了。”抱着纸箱留在原地的小雪先是一愣，随即双眸骤亮，瞬间领悟了荀未来的暗号！ 老年余博士冷峻地坐在沙发上回应：“你不要试图偷换我的概念，我很清楚自己在做什么。”就在这时，高尚推门将荀未来带了进来。赵了一见荀未来也落网了，急得跳脚质问： 为了彻底打消高尚和老年（核心台词：高尚：“马上就去我办公室这边的楼梯间，把那两个人给我截住！他们要去供电站！”）</w:t>
+            </w:r>
+          </w:p>
+        </w:tc>
+      </w:tr>
+    </w:tbl>
     <w:p>
       <w:pPr>
         <w:spacing w:before="240" w:after="80" w:line="384" w:lineRule="auto"/>
@@ -1532,6 +2270,12 @@
         <w:jc w:val="left"/>
       </w:pPr>
       <w:r>
+        <w:rPr>
+          <w:rFonts w:ascii="Times New Roman" w:hAnsi="Times New Roman" w:eastAsia="宋体"/>
+          <w:b w:val="0"/>
+          <w:color w:val="141414"/>
+          <w:sz w:val="21"/>
+        </w:rPr>
         <w:t>• “三人共存，前所未有，这可能是史上最大的时空旅行事故。”（EP21第21-9场片尾，高尚翻出009号绝密档案盒揭穿三个赵左右共存于2008年的惊天真相）</w:t>
       </w:r>
     </w:p>
@@ -1541,6 +2285,12 @@
         <w:jc w:val="left"/>
       </w:pPr>
       <w:r>
+        <w:rPr>
+          <w:rFonts w:ascii="Times New Roman" w:hAnsi="Times New Roman" w:eastAsia="宋体"/>
+          <w:b w:val="0"/>
+          <w:color w:val="141414"/>
+          <w:sz w:val="21"/>
+        </w:rPr>
         <w:t>• “如果一个人能够改命，那全世界的人都能改，所以这坚决不行，这是原则问题。我们一定要修正，然后告诉大家：时空旅行，不是在卖后悔药。”（EP22第22-4场，高尚代表2058时空秩序下达全面修正指令）</w:t>
       </w:r>
     </w:p>

--- a/01_《三人行》全24集全流程标杆成品库/05_核心人物一人一档/人物14_高尚（2058人生无限公司副总裁）.docx
+++ b/01_《三人行》全24集全流程标杆成品库/05_核心人物一人一档/人物14_高尚（2058人生无限公司副总裁）.docx
@@ -926,7 +926,7 @@
           <w:color w:val="141414"/>
           <w:sz w:val="21"/>
         </w:rPr>
-        <w:t>2. 【2008年冬 ＆ 2058终局·旧物仓库围捕与主控室造型（EP22–EP23）】：外罩一件剪裁凌厉的深灰色宽翻领双排扣长款毛呢大衣，内穿深炭灰色定制西装三件套配黑色高领衫，佩戴银色高管门禁卡。</w:t>
+        <w:t>2. 【2008年冬 ＆ 2058终局·旧物仓库围捕与主控室造型】：外罩一件剪裁凌厉的深灰色宽翻领双排扣长款毛呢大衣，内穿深炭灰色定制西装三件套配黑色高领衫，佩戴银色高管门禁卡。</w:t>
       </w:r>
     </w:p>
     <w:p>
@@ -986,7 +986,7 @@
                 <w:color w:val="FFFFFF"/>
                 <w:sz w:val="19"/>
               </w:rPr>
-              <w:t>所处时期与代表集数</w:t>
+              <w:t>所处时期与阶段状态</w:t>
             </w:r>
           </w:p>
         </w:tc>
@@ -1038,7 +1038,7 @@
           <w:p>
             <w:pPr>
               <w:spacing w:before="40" w:after="40" w:line="341" w:lineRule="auto"/>
-              <w:jc w:val="left"/>
+              <w:jc w:val="center"/>
             </w:pPr>
             <w:r/>
             <w:r>
@@ -1049,8 +1049,6 @@
                 <w:sz w:val="19"/>
               </w:rPr>
               <w:t>2058日常·副总裁办公室态</w:t>
-              <w:br/>
-              <w:t>（EP03–EP21）</w:t>
             </w:r>
           </w:p>
         </w:tc>
@@ -1117,8 +1115,6 @@
                 <w:sz w:val="19"/>
               </w:rPr>
               <w:t>2008冬–2058终局·围捕与溃败态</w:t>
-              <w:br/>
-              <w:t>（EP22–EP23）</w:t>
             </w:r>
           </w:p>
         </w:tc>
@@ -1215,7 +1211,7 @@
           <w:color w:val="192D55"/>
           <w:sz w:val="25"/>
         </w:rPr>
-        <w:t>第四章　全剧完整人物生平传记与逐集分场剧情推进全纪实</w:t>
+        <w:t>第四章　全剧人物命运轨迹与完整生平故事传记</w:t>
       </w:r>
     </w:p>
     <w:p>
@@ -1230,7 +1226,7 @@
           <w:color w:val="141414"/>
           <w:sz w:val="22"/>
         </w:rPr>
-        <w:t>（一）私藏009号绝密档案与揭穿“三代同体”惊天事故（EP03–EP21）</w:t>
+        <w:t>（一）2038年收购案的私藏档案者与2058年的铁腕高管</w:t>
       </w:r>
     </w:p>
     <w:p>
@@ -1246,22 +1242,7 @@
           <w:color w:val="141414"/>
           <w:sz w:val="21"/>
         </w:rPr>
-        <w:t>高尚在二十多年前收购草创期【人生有限公司】时，将009号保密实验者荀未来的纸质档案盒私藏在自己办公室保险柜底。在前二十集中，他多次在2058年训斥实习生小雪处理赵先生波动不力；至EP20抓包私自穿越的小雪后，他在EP21派小雪回2008年逼赵先生签和解书。然而在EP21片尾，高尚独自在办公室打开保险柜翻出【LO-01M1/009】档案盒，通过比对2008年1月的旅行时间与身份信息，骇然发现：“荀未来是赵左右，赵先生也是赵左右——三个赵左右同时存在于2008年！这简直是时空旅行史上最大的事故！”与此同时，门外响起了“时空管理局”的敲门声。</w:t>
-      </w:r>
-    </w:p>
-    <w:p>
-      <w:pPr>
-        <w:spacing w:before="120" w:after="60" w:line="384" w:lineRule="auto"/>
-        <w:jc w:val="left"/>
-      </w:pPr>
-      <w:r>
-        <w:rPr>
-          <w:rFonts w:ascii="Arial" w:hAnsi="Arial" w:eastAsia="黑体"/>
-          <w:b/>
-          <w:color w:val="141414"/>
-          <w:sz w:val="22"/>
-        </w:rPr>
-        <w:t>（二）旧物仓库围捕、小雪反叛与通风管溃败（EP22–EP23）</w:t>
+        <w:t>高尚是2058年【人生（无限）有限公司】的副总裁，常年身穿剪裁考究的黑色短袖衬衫、梳着半丸子头发髻，行事雷厉风行、奉行绝对的商业秩序与风险管控。早在二十年前（2038年），当公司收购处于实验阶段的【人生有限公司】时，为了规避时空管理局的合规风险审查，高尚私自抽走并藏匿了有“擅自改变时空进程”嫌疑的保密实验者009号（荀未来）的纸质档案盒【LO-01M1/009】——他当时并不知道，自己这一自保之举竟然在2058年的主监控系统中制造了一个无法被点对点实时追踪的“系统漏洞（Bug）”。</w:t>
       </w:r>
     </w:p>
     <w:p>
@@ -1277,12 +1258,12 @@
           <w:color w:val="141414"/>
           <w:sz w:val="21"/>
         </w:rPr>
-        <w:t>在EP22中，高尚请出82岁老年余博士准备启动局部熵减修正，并亲自率领大批2058黑衣保镖降临2008年长林旧物仓库电话亭围捕三代赵左右。不料关键时刻，下属小雪为了救徐图图当场冲冠反叛，66岁赵了在被召回前咆哮掩护，荀未来与16岁小赵背靠背杀出重围！在EP23中，高尚抓回主动当诱饵的荀未来后，在办公室遭到荀未来与赵了的突然暴起反击——两人合力将高尚锁喉按倒、夺走其高管门禁卡，并用“去五楼供电站砸电源”的声东击西计将高尚和全体保镖骗往五楼，让荀未来与赵了从顶层通风管道潇洒脱身。</w:t>
+        <w:t>到了2058年，高尚在总控台前向工号58003的实习生林开颜（小雪）反复训诫公司的商业铁律：“我们在收购人生有限公司之后，虽然还是决定商业化了时空旅行这项技术，但始终严格遵守时空管理局的相关规定——只卖体验，不卖后悔药。”他严令禁止任何时空旅行客户在2008年接触年轻时代的创始人余博士。然而当他查出实习生小雪不仅多次把VIP客户赵了的违规波动按“误判”消除、甚至私自潜入2008年用菠萝汁和神经毒针将赵了害成植物人时，震怒的高尚在办公室痛斥小雪“你这不是在犯错，你这是在犯罪”！为了保住公司声誉、防止赵了家属报警惊动时空管理局，高尚一面答应替小雪向其强势的母亲隐瞒实情，一面下达最后通牒，逼小雪去2008年住着，哪怕磕头也要取得赵了的和解将其请回2058年。</w:t>
       </w:r>
     </w:p>
     <w:p>
       <w:pPr>
-        <w:spacing w:before="160" w:after="80" w:line="384" w:lineRule="auto"/>
+        <w:spacing w:before="120" w:after="60" w:line="384" w:lineRule="auto"/>
         <w:jc w:val="left"/>
       </w:pPr>
       <w:r>
@@ -1292,732 +1273,41 @@
           <w:color w:val="141414"/>
           <w:sz w:val="22"/>
         </w:rPr>
-        <w:t>（附）本角色全剧逐集登场场次、具体行动、核心对白与剧情推动脉络总表（100%源自定稿文学剧本）</w:t>
+        <w:t>（二）翻出009号绝密档案、旧仓库铁桶围剿与主控室的溃败</w:t>
       </w:r>
     </w:p>
-    <w:tbl>
-      <w:tblPr>
-        <w:tblStyle w:val="TableGrid"/>
-        <w:tblW w:type="auto" w:w="0"/>
-        <w:jc w:val="center"/>
-        <w:tblLayout w:type="fixed"/>
-        <w:tblLook w:firstColumn="1" w:firstRow="1" w:lastColumn="0" w:lastRow="0" w:noHBand="0" w:noVBand="1" w:val="04A0"/>
-      </w:tblPr>
-      <w:tblGrid>
-        <w:gridCol w:w="5184"/>
-        <w:gridCol w:w="5184"/>
-      </w:tblGrid>
-      <w:tr>
-        <w:trPr>
-          <w:tblHeader/>
-          <w:cantSplit/>
-        </w:trPr>
-        <w:tc>
-          <w:tcPr>
-            <w:tcW w:type="dxa" w:w="2376"/>
-            <w:vAlign w:val="center"/>
-            <w:tcMar>
-              <w:top w:w="130" w:type="dxa"/>
-              <w:bottom w:w="130" w:type="dxa"/>
-              <w:left w:w="150" w:type="dxa"/>
-              <w:right w:w="150" w:type="dxa"/>
-            </w:tcMar>
-            <w:shd w:fill="1F3864"/>
-          </w:tcPr>
-          <w:p>
-            <w:pPr>
-              <w:spacing w:before="40" w:after="40" w:line="312" w:lineRule="auto"/>
-              <w:jc w:val="center"/>
-            </w:pPr>
-            <w:r/>
-            <w:r>
-              <w:rPr>
-                <w:rFonts w:ascii="Arial" w:hAnsi="Arial" w:eastAsia="黑体"/>
-                <w:b/>
-                <w:color w:val="FFFFFF"/>
-                <w:sz w:val="19"/>
-              </w:rPr>
-              <w:t>登场集数与片名</w:t>
-            </w:r>
-          </w:p>
-        </w:tc>
-        <w:tc>
-          <w:tcPr>
-            <w:tcW w:type="dxa" w:w="7992"/>
-            <w:vAlign w:val="center"/>
-            <w:tcMar>
-              <w:top w:w="130" w:type="dxa"/>
-              <w:bottom w:w="130" w:type="dxa"/>
-              <w:left w:w="150" w:type="dxa"/>
-              <w:right w:w="150" w:type="dxa"/>
-            </w:tcMar>
-            <w:shd w:fill="1F3864"/>
-          </w:tcPr>
-          <w:p>
-            <w:pPr>
-              <w:spacing w:before="40" w:after="40" w:line="312" w:lineRule="auto"/>
-              <w:jc w:val="center"/>
-            </w:pPr>
-            <w:r/>
-            <w:r>
-              <w:rPr>
-                <w:rFonts w:ascii="Arial" w:hAnsi="Arial" w:eastAsia="黑体"/>
-                <w:b/>
-                <w:color w:val="FFFFFF"/>
-                <w:sz w:val="19"/>
-              </w:rPr>
-              <w:t>本集各场次具体行动、人物互动、核心台词与剧情推进逻辑</w:t>
-            </w:r>
-          </w:p>
-        </w:tc>
-      </w:tr>
-      <w:tr>
-        <w:trPr>
-          <w:cantSplit/>
-        </w:trPr>
-        <w:tc>
-          <w:tcPr>
-            <w:tcW w:type="dxa" w:w="2376"/>
-            <w:vAlign w:val="center"/>
-            <w:tcMar>
-              <w:top w:w="105" w:type="dxa"/>
-              <w:bottom w:w="105" w:type="dxa"/>
-              <w:left w:w="145" w:type="dxa"/>
-              <w:right w:w="145" w:type="dxa"/>
-            </w:tcMar>
-          </w:tcPr>
-          <w:p>
-            <w:pPr>
-              <w:spacing w:before="40" w:after="40" w:line="341" w:lineRule="auto"/>
-              <w:jc w:val="center"/>
-            </w:pPr>
-            <w:r/>
-            <w:r>
-              <w:rPr>
-                <w:rFonts w:ascii="Times New Roman" w:hAnsi="Times New Roman" w:eastAsia="宋体"/>
-                <w:b/>
-                <w:color w:val="191919"/>
-                <w:sz w:val="19"/>
-              </w:rPr>
-              <w:t>EP03《少年的决定》</w:t>
-            </w:r>
-          </w:p>
-        </w:tc>
-        <w:tc>
-          <w:tcPr>
-            <w:tcW w:type="dxa" w:w="7992"/>
-            <w:vAlign w:val="center"/>
-            <w:tcMar>
-              <w:top w:w="105" w:type="dxa"/>
-              <w:bottom w:w="105" w:type="dxa"/>
-              <w:left w:w="145" w:type="dxa"/>
-              <w:right w:w="145" w:type="dxa"/>
-            </w:tcMar>
-          </w:tcPr>
-          <w:p>
-            <w:pPr>
-              <w:spacing w:before="40" w:after="40" w:line="341" w:lineRule="auto"/>
-              <w:jc w:val="left"/>
-            </w:pPr>
-            <w:r/>
-            <w:r>
-              <w:rPr>
-                <w:rFonts w:ascii="Times New Roman" w:hAnsi="Times New Roman" w:eastAsia="宋体"/>
-                <w:b w:val="0"/>
-                <w:color w:val="191919"/>
-                <w:sz w:val="19"/>
-              </w:rPr>
-              <w:t>• 【3-14　内/外　人生无限有限公司·客服中心（2058）与和艺北街电话亭（2008） — 夜】2058年“∞ 人生无限有限公司 LIVE ONCE AGAIN”全息客服大厅内灯火通明。一名留着黑色齐肩长发、身穿浅灰色修身西装制服的女客服以背影坐在弧形操作台前接听来电。 电话亭里的66岁赵了不等她说完便沉声打断。（核心台词：赵了：“算了，我直接找你们高总！”）</w:t>
-            </w:r>
-          </w:p>
-        </w:tc>
-      </w:tr>
-      <w:tr>
-        <w:trPr>
-          <w:cantSplit/>
-        </w:trPr>
-        <w:tc>
-          <w:tcPr>
-            <w:tcW w:type="dxa" w:w="2376"/>
-            <w:vAlign w:val="center"/>
-            <w:tcMar>
-              <w:top w:w="105" w:type="dxa"/>
-              <w:bottom w:w="105" w:type="dxa"/>
-              <w:left w:w="145" w:type="dxa"/>
-              <w:right w:w="145" w:type="dxa"/>
-            </w:tcMar>
-            <w:shd w:fill="F7FAFC"/>
-          </w:tcPr>
-          <w:p>
-            <w:pPr>
-              <w:spacing w:before="40" w:after="40" w:line="341" w:lineRule="auto"/>
-              <w:jc w:val="center"/>
-            </w:pPr>
-            <w:r/>
-            <w:r>
-              <w:rPr>
-                <w:rFonts w:ascii="Times New Roman" w:hAnsi="Times New Roman" w:eastAsia="宋体"/>
-                <w:b/>
-                <w:color w:val="191919"/>
-                <w:sz w:val="19"/>
-              </w:rPr>
-              <w:t>EP06《暖雪》</w:t>
-            </w:r>
-          </w:p>
-        </w:tc>
-        <w:tc>
-          <w:tcPr>
-            <w:tcW w:type="dxa" w:w="7992"/>
-            <w:vAlign w:val="center"/>
-            <w:tcMar>
-              <w:top w:w="105" w:type="dxa"/>
-              <w:bottom w:w="105" w:type="dxa"/>
-              <w:left w:w="145" w:type="dxa"/>
-              <w:right w:w="145" w:type="dxa"/>
-            </w:tcMar>
-            <w:shd w:fill="F7FAFC"/>
-          </w:tcPr>
-          <w:p>
-            <w:pPr>
-              <w:spacing w:before="40" w:after="40" w:line="341" w:lineRule="auto"/>
-              <w:jc w:val="left"/>
-            </w:pPr>
-            <w:r/>
-            <w:r>
-              <w:rPr>
-                <w:rFonts w:ascii="Times New Roman" w:hAnsi="Times New Roman" w:eastAsia="宋体"/>
-                <w:b w:val="0"/>
-                <w:color w:val="191919"/>
-                <w:sz w:val="19"/>
-              </w:rPr>
-              <w:t>• 【6-4　外/内　飞霞路·公用电话亭与人生无限有限公司工位（2058） — 日】飞霞路与和艺北街交口，头戴黑色鸭舌帽、身穿深蓝色厚羽绒服的六十六岁赵了顶着寒风步入公用电话亭，左手捂着嘴剧烈咳嗽，随后取出电话卡插入卡槽，神情疲惫而焦躁地按键拨号。 二零五八年人生无限有限公司（LIVE ONCE AGAIN）办公区内，工号 58003 的长发女客服背对镜头端坐在电脑屏幕前，声音与王一漫如出一辙。（核心台词：赵了：“我已经放弃了捐助学校和投资电影，房产我也不买了。现在连舒舒服服旅行也不行吗？不行，我跟你们高总反映一下。”）</w:t>
-            </w:r>
-          </w:p>
-        </w:tc>
-      </w:tr>
-      <w:tr>
-        <w:trPr>
-          <w:cantSplit/>
-        </w:trPr>
-        <w:tc>
-          <w:tcPr>
-            <w:tcW w:type="dxa" w:w="2376"/>
-            <w:vAlign w:val="center"/>
-            <w:tcMar>
-              <w:top w:w="105" w:type="dxa"/>
-              <w:bottom w:w="105" w:type="dxa"/>
-              <w:left w:w="145" w:type="dxa"/>
-              <w:right w:w="145" w:type="dxa"/>
-            </w:tcMar>
-          </w:tcPr>
-          <w:p>
-            <w:pPr>
-              <w:spacing w:before="40" w:after="40" w:line="341" w:lineRule="auto"/>
-              <w:jc w:val="center"/>
-            </w:pPr>
-            <w:r/>
-            <w:r>
-              <w:rPr>
-                <w:rFonts w:ascii="Times New Roman" w:hAnsi="Times New Roman" w:eastAsia="宋体"/>
-                <w:b/>
-                <w:color w:val="191919"/>
-                <w:sz w:val="19"/>
-              </w:rPr>
-              <w:t>EP09《人生失控》</w:t>
-            </w:r>
-          </w:p>
-        </w:tc>
-        <w:tc>
-          <w:tcPr>
-            <w:tcW w:type="dxa" w:w="7992"/>
-            <w:vAlign w:val="center"/>
-            <w:tcMar>
-              <w:top w:w="105" w:type="dxa"/>
-              <w:bottom w:w="105" w:type="dxa"/>
-              <w:left w:w="145" w:type="dxa"/>
-              <w:right w:w="145" w:type="dxa"/>
-            </w:tcMar>
-          </w:tcPr>
-          <w:p>
-            <w:pPr>
-              <w:spacing w:before="40" w:after="40" w:line="341" w:lineRule="auto"/>
-              <w:jc w:val="left"/>
-            </w:pPr>
-            <w:r/>
-            <w:r>
-              <w:rPr>
-                <w:rFonts w:ascii="Times New Roman" w:hAnsi="Times New Roman" w:eastAsia="宋体"/>
-                <w:b w:val="0"/>
-                <w:color w:val="191919"/>
-                <w:sz w:val="19"/>
-              </w:rPr>
-              <w:t>• 【9-14　内/外　街边烧烤餐车与2035高架桥下车祸现场（闪回） — 深夜】街头雪夜的简陋烧烤小餐车外，摊主在通红的炭火炉上翻烤着肉串。温暖的餐车棚内，折叠金属小矮桌上摆着一盘烤串、四瓶绿色玻璃瓶装烧酒和两只白色一次性纸杯。六十六岁的赵了与四十一岁的荀未来隔桌对坐，赵了低垂着苍老的眼眸，向震惊的荀未来讲述起二零三五年那场无法挽回的悲剧。 【闪回·2035年高架桥下公路】身穿米白色翻领大衣的四十一岁舒图单手握着方向盘驾驶黑色轿车（吉U·72207）行驶在高架桥下，另一只手举着智能手机贴在嘴边，情绪崩溃地给丈夫赵左右发送最后一条决绝的语音消息；话音未落，前方突发险情，舒图瞳孔骤缩失声惊叫！（核心台词：赵了：“就那一次，我被人生无限有限公司发现了。幸好我跟他们的高总关系不错，但是还被警告了：如果再发生改变时空进程的违规行为，就永远不能进行时空旅行了。我就这样一个人一天天老去，可时间似乎并没有冲淡这一切，我只会一天比一天更后悔。六十六岁生日的前一个月，我决定最后拼一次。”）</w:t>
-            </w:r>
-          </w:p>
-        </w:tc>
-      </w:tr>
-      <w:tr>
-        <w:trPr>
-          <w:cantSplit/>
-        </w:trPr>
-        <w:tc>
-          <w:tcPr>
-            <w:tcW w:type="dxa" w:w="2376"/>
-            <w:vAlign w:val="center"/>
-            <w:tcMar>
-              <w:top w:w="105" w:type="dxa"/>
-              <w:bottom w:w="105" w:type="dxa"/>
-              <w:left w:w="145" w:type="dxa"/>
-              <w:right w:w="145" w:type="dxa"/>
-            </w:tcMar>
-            <w:shd w:fill="F7FAFC"/>
-          </w:tcPr>
-          <w:p>
-            <w:pPr>
-              <w:spacing w:before="40" w:after="40" w:line="341" w:lineRule="auto"/>
-              <w:jc w:val="center"/>
-            </w:pPr>
-            <w:r/>
-            <w:r>
-              <w:rPr>
-                <w:rFonts w:ascii="Times New Roman" w:hAnsi="Times New Roman" w:eastAsia="宋体"/>
-                <w:b/>
-                <w:color w:val="191919"/>
-                <w:sz w:val="19"/>
-              </w:rPr>
-              <w:t>EP14《继承》</w:t>
-            </w:r>
-          </w:p>
-        </w:tc>
-        <w:tc>
-          <w:tcPr>
-            <w:tcW w:type="dxa" w:w="7992"/>
-            <w:vAlign w:val="center"/>
-            <w:tcMar>
-              <w:top w:w="105" w:type="dxa"/>
-              <w:bottom w:w="105" w:type="dxa"/>
-              <w:left w:w="145" w:type="dxa"/>
-              <w:right w:w="145" w:type="dxa"/>
-            </w:tcMar>
-            <w:shd w:fill="F7FAFC"/>
-          </w:tcPr>
-          <w:p>
-            <w:pPr>
-              <w:spacing w:before="40" w:after="40" w:line="341" w:lineRule="auto"/>
-              <w:jc w:val="left"/>
-            </w:pPr>
-            <w:r/>
-            <w:r>
-              <w:rPr>
-                <w:rFonts w:ascii="Times New Roman" w:hAnsi="Times New Roman" w:eastAsia="宋体"/>
-                <w:b w:val="0"/>
-                <w:color w:val="191919"/>
-                <w:sz w:val="19"/>
-              </w:rPr>
-              <w:t>• 【14-3　内/外　502室赵了家·2058年人生无限有限公司与风雪电话亭 — 夜】夜晚的老居民楼五楼水泥楼梯间内，画面中央浮现本集片名：第 14 集 继承。 系着浅色格纹围巾、背着双肩包的十六岁赵左右一步步走上五楼台阶，正准备掏钥匙开五零一室的家门，对门五零二室的防盗门忽然打开，身穿灰色连帽卫衣的六十六岁赵了探出头来，笑眯眯地向他招手。（核心台词：小雪（电话音）：“不过您放心，我趁高总不在，又帮您把这次违规记录按系统误判给消掉了。您可得千万小心啊，高总最近查得特别严！”）</w:t>
-            </w:r>
-          </w:p>
-        </w:tc>
-      </w:tr>
-      <w:tr>
-        <w:trPr>
-          <w:cantSplit/>
-        </w:trPr>
-        <w:tc>
-          <w:tcPr>
-            <w:tcW w:type="dxa" w:w="2376"/>
-            <w:vAlign w:val="center"/>
-            <w:tcMar>
-              <w:top w:w="105" w:type="dxa"/>
-              <w:bottom w:w="105" w:type="dxa"/>
-              <w:left w:w="145" w:type="dxa"/>
-              <w:right w:w="145" w:type="dxa"/>
-            </w:tcMar>
-          </w:tcPr>
-          <w:p>
-            <w:pPr>
-              <w:spacing w:before="40" w:after="40" w:line="341" w:lineRule="auto"/>
-              <w:jc w:val="center"/>
-            </w:pPr>
-            <w:r/>
-            <w:r>
-              <w:rPr>
-                <w:rFonts w:ascii="Times New Roman" w:hAnsi="Times New Roman" w:eastAsia="宋体"/>
-                <w:b/>
-                <w:color w:val="191919"/>
-                <w:sz w:val="19"/>
-              </w:rPr>
-              <w:t>EP17《不速之客》</w:t>
-            </w:r>
-          </w:p>
-        </w:tc>
-        <w:tc>
-          <w:tcPr>
-            <w:tcW w:type="dxa" w:w="7992"/>
-            <w:vAlign w:val="center"/>
-            <w:tcMar>
-              <w:top w:w="105" w:type="dxa"/>
-              <w:bottom w:w="105" w:type="dxa"/>
-              <w:left w:w="145" w:type="dxa"/>
-              <w:right w:w="145" w:type="dxa"/>
-            </w:tcMar>
-          </w:tcPr>
-          <w:p>
-            <w:pPr>
-              <w:spacing w:before="40" w:after="40" w:line="341" w:lineRule="auto"/>
-              <w:jc w:val="left"/>
-            </w:pPr>
-            <w:r/>
-            <w:r>
-              <w:rPr>
-                <w:rFonts w:ascii="Times New Roman" w:hAnsi="Times New Roman" w:eastAsia="宋体"/>
-                <w:b w:val="0"/>
-                <w:color w:val="191919"/>
-                <w:sz w:val="19"/>
-              </w:rPr>
-              <w:t>• 【17-1　内　2058年人生无限有限公司开放办公区与监控台 — 夜】话音未落，身穿灰色笔挺西装、头挽发髻插着发簪、戴着金丝眼镜的公司副总裁高尚（高总）正巧从后方走廊缓步走过来，冷冷地接过了话头！ 男同事吓得浑身一激灵，腾地站起身抱紧资料夹向高总鞠躬问好，又冲小雪说了句“谢谢姐指导，我先走了”便灰溜溜地快步逃开。高尚走到小雪工位旁停下，摘下金丝眼镜揉了揉疲惫的鼻梁。 早就因为自己一时疏忽把赵左右的联络点定位在即将拆除的电话亭而提心吊胆的小雪，立刻满脸堆笑地站起身，从桌下捧出一个包装精美的木质礼盒递到高尚面前！ 高尚惊喜地接过生日礼盒，欣慰地拍了拍小雪的肩膀，顺手从脖子上摘下自己那张印（核心台词：高尚：“找个安全稳定又能共用的联络点，这么简单的事都做不好，那干脆别干了。” ／ 高尚：“小雪，咱们再辛苦一下，整理一下明天开会的资料。我刚录完采访，累死了。” ／ 林开颜（小雪）：“高总，这是送给您家小公主的，您快回去陪她过生日吧！资料我自己整理就行，反正最近都是我值夜班，资料什么的顺手就整理了。”）</w:t>
-              <w:br/>
-              <w:t>• 【17-3　内　2058年高尚副总裁访谈室与2008年雪原古堡余博士实验室 — 日/夜】头挽发髻的副总裁高尚正与一名知性女记者隔桌相对，侃侃而谈二十年前（2038年）时空旅行发明人余博士离开“人生有限公司”的往事。 高尚脸色骤然一肃，连连摆手阐明了公司的最高禁令！ 画面切回公元2008年的林海雪原尖顶石砌古堡内（浮现年份大字：2008）。昏暗杂乱的二楼实验室内，四周黑板与图纸上密密麻麻写满了时空曲率方程与微积分推导公式。身穿黑西装大衣的四十一岁荀未来站在黑板前緊張地打量四周；书桌前，年轻时的余博士（三十二岁，头挽发髻插着发簪、身穿驼色风衣，高尚正是模仿她的发型！）正背对着门口伏案疾书，头也不回地冷冷开（核心台词：高尚：“差不多二十年前吧，我记得是三八年。余博士因为跟她的合伙人理念不合，在合同纠纷之后，选择了离开公司，我们也很惋惜。说起来我还是她粉丝呢，看我这个发型。她的合伙人当年窃取了她的科研成果，好在法律早就给出了公正的判决。我们在收购人生有限公司之后，虽然还是决定商业化了时空旅行这项技术，但始终严格遵守时空管理局的相关规定——只卖体验，不卖后悔药。” ／ 高尚：“这绝对不行！我们有专门通道，对于余博士采取最高级别的特殊保护，禁止任何时空旅行者接触她。要知道，余博士可是这项技术的发）</w:t>
-            </w:r>
-          </w:p>
-        </w:tc>
-      </w:tr>
-      <w:tr>
-        <w:trPr>
-          <w:cantSplit/>
-        </w:trPr>
-        <w:tc>
-          <w:tcPr>
-            <w:tcW w:type="dxa" w:w="2376"/>
-            <w:vAlign w:val="center"/>
-            <w:tcMar>
-              <w:top w:w="105" w:type="dxa"/>
-              <w:bottom w:w="105" w:type="dxa"/>
-              <w:left w:w="145" w:type="dxa"/>
-              <w:right w:w="145" w:type="dxa"/>
-            </w:tcMar>
-            <w:shd w:fill="F7FAFC"/>
-          </w:tcPr>
-          <w:p>
-            <w:pPr>
-              <w:spacing w:before="40" w:after="40" w:line="341" w:lineRule="auto"/>
-              <w:jc w:val="center"/>
-            </w:pPr>
-            <w:r/>
-            <w:r>
-              <w:rPr>
-                <w:rFonts w:ascii="Times New Roman" w:hAnsi="Times New Roman" w:eastAsia="宋体"/>
-                <w:b/>
-                <w:color w:val="191919"/>
-                <w:sz w:val="19"/>
-              </w:rPr>
-              <w:t>EP18《一夜剧变》</w:t>
-            </w:r>
-          </w:p>
-        </w:tc>
-        <w:tc>
-          <w:tcPr>
-            <w:tcW w:type="dxa" w:w="7992"/>
-            <w:vAlign w:val="center"/>
-            <w:tcMar>
-              <w:top w:w="105" w:type="dxa"/>
-              <w:bottom w:w="105" w:type="dxa"/>
-              <w:left w:w="145" w:type="dxa"/>
-              <w:right w:w="145" w:type="dxa"/>
-            </w:tcMar>
-            <w:shd w:fill="F7FAFC"/>
-          </w:tcPr>
-          <w:p>
-            <w:pPr>
-              <w:spacing w:before="40" w:after="40" w:line="341" w:lineRule="auto"/>
-              <w:jc w:val="left"/>
-            </w:pPr>
-            <w:r/>
-            <w:r>
-              <w:rPr>
-                <w:rFonts w:ascii="Times New Roman" w:hAnsi="Times New Roman" w:eastAsia="宋体"/>
-                <w:b w:val="0"/>
-                <w:color w:val="191919"/>
-                <w:sz w:val="19"/>
-              </w:rPr>
-              <w:t>• 【18-3　内　酒店2388套房客厅·501室赵左右卧室与父母主卧 — 夜】一听要给高总打电话，小雪脸色瞬间惨白，失声尖叫着拦住他们，眼珠一转，竟把所有的锅一股脑儿全甩到了副总裁高尚（高总）头上！ 小雪转过头看向赵了，声泪俱下地编造起“高总杀人灭口”的谎言！ 小雪眼神闪烁了一下，顺着“高总坏人论”继续往下编，更抛出了她在公司听说的关于“009号保密实验者（荀未来）”的真实秘辛！（核心台词：赵了：“不用问她了。你拿我身份证去电话亭，按星号键，就可以直接跟他们高总通话了。” ／ 林开颜（小雪）：“看来赵先生您又违规了。您也知道，之前您每次违规我都偷偷帮您消除了，可没想到……没想到被高总发现了！他先是把我臭骂了一顿，然后又怕这事被时空管理局的发现，他得担责。所以才让我来2008年，制造您在时空旅行过程中意外死亡的假象！因为……因为死人是不会被核查的！” ／ 赵了：“好了好了，你别哭了，你帮我消除违规的事，我很感谢。这事不怪你，是高总的问题。那我问你，你之前跟我说往返）</w:t>
-              <w:br/>
-              <w:t>• 【18-4　内/外　酒店2388套房·楼下路虎车内与套房卧室门前 — 夜】荀未来响亮地应了一声“好嘞”！一旦荀未来去电话亭打给高总，小雪撒的所有谎就会当场穿帮！小雪吓得魂飞魄散，拼命扭动身子声嘶力竭地尖叫哭喊：“不行不行哥！哥你真不能去！我求你了哥！”荀未来嫌她吵，直接拿起桌上那卷宽封箱胶带撕下一截，“啪”地贴回小雪嘴上，拍了拍手转身出门。 小雪感动得抬起头喊了一声：“赵爷爷……”话音未落，套房玄关外突然传来了房卡刷门的声音！赵了以为是高总派人来抓小雪了，脸色骤变，连忙重新拿胶带封住小雪的嘴，连人带椅把她拖进了里屋卧室的屏风后面（“肯定是高总派人来抓你的，别出声，别出声”）。（核心台词：林开颜（小雪）：“两位哥啊，真没时间了！要是过了六点再回去的话，高总肯定会怀疑的！你们放我回去，我把你们接回来，帮你们指认高总，啊？” ／ 林开颜（小雪）：“你们怎么就那么倔呢？！不是，我是怕你们对付不了高总的人！还不如就装死，生活在2008年，就当……就当无事发生过，啊？” ／ 赵了：“除了时空管理局，没有人能带未来科技到这里。小荀，拿我的身份证，给他们高总打个电话挑衅一下，把下一个人引过来！”）</w:t>
-              <w:br/>
-              <w:t>• 【18-5　内/外　酒店23楼走廊·2388套房卧室·2058年监控室与雪原木屋 — 夜/晨】同一时刻，被强制召回2058年公司电梯的林开颜（小雪），趁着早上六点前高总还没上班，飞奔回自己的工位刷卡清除了自己的员工违规记录，随后溜进副总裁高尚的办公室，在【人生无限有限公司 宏观监测系统】终端上刷下高总的权限卡，将【2007年 / 2008年 / 2009年】三个年份全部申请设置为【停机维护（操作成功）】！小雪瘫坐在老板椅上，双手合十祈祷道：（核心台词：赵了（电话音）：“这样，先不管余博士了。我身份证在你那儿吧？你赶紧去电话亭按星号键联络高总！路上我告诉你小雪和我坦白的情况。”）</w:t>
-              <w:br/>
-              <w:t>• 【18-6　外/内　和艺北街电话亭拆除现场·酒店套房与长林八中食堂 — 日】2008年4月14日清晨六点刚过，荀未来驾车赶到和艺北街与飞霞路交口的公用电话亭旁，却隔着车窗呆呆地停住了——只见几名头戴安全帽的市政施工人员已经拉起警戒线，正将那座公用电话亭连根拆走！荀未来握着方向盘，拨通了赵了的电话。 酒店套房内，握着手机的六十六岁赵了瞬间将昨晚所有的线索串联成线，恍然大悟！（核心台词：赵了：“既然小雪能够在2058年那边动手脚，那除了利用余博士的紧急召回机制，我也没想好别的办法。昨晚小雪应该是盗用了高总的权限，取消了系统对我的召回。但是，她不能一直盗用啊！只要找机会让我和余博士再见面一次，最好是白天，兴许会成功！”）</w:t>
-              <w:br/>
-              <w:t>• 【18-7　内　长林八中高一十班教室·五楼楼梯间·501室客厅与502室赵了家 — 日/夜】公元2058年，“人生（无限）有限公司”开放办公区内，墙上印着“创造时空旅行服务的新时代”的标语。逃回2058年并锁死了2008年监测系统的林开颜（小雪）正坐在工位前对着电脑屏幕发呆。副总裁高尚端着咖啡杯走过来，关切地拍了拍她的肩膀。 小雪吓了一跳，连忙站起身揉了揉眼角掩饰：“没事，可能就是昨晚没睡好吧。”恰逢大厅广播响起“警报，检测到M6能源组过热，请及时处理”的提示音，小雪惊得浑身一颤。高尚温和地笑了笑，宽慰她早点下班休息。 目送高尚转身离去，林开颜（小雪）缓缓坐回工位椅上，镜片后的眼神彻底褪去了少女的惊慌与脆（核心台词：高尚：“小雪，怎么了？心不在焉的。” ／ 高尚：“看你吓的，是不是最近太焦虑了？你的能力大家都知道，不用那么拼。好了，今天晚上早点回去休息吧，调整一下状态，嗯？”）</w:t>
-            </w:r>
-          </w:p>
-        </w:tc>
-      </w:tr>
-      <w:tr>
-        <w:trPr>
-          <w:cantSplit/>
-        </w:trPr>
-        <w:tc>
-          <w:tcPr>
-            <w:tcW w:type="dxa" w:w="2376"/>
-            <w:vAlign w:val="center"/>
-            <w:tcMar>
-              <w:top w:w="105" w:type="dxa"/>
-              <w:bottom w:w="105" w:type="dxa"/>
-              <w:left w:w="145" w:type="dxa"/>
-              <w:right w:w="145" w:type="dxa"/>
-            </w:tcMar>
-          </w:tcPr>
-          <w:p>
-            <w:pPr>
-              <w:spacing w:before="40" w:after="40" w:line="341" w:lineRule="auto"/>
-              <w:jc w:val="center"/>
-            </w:pPr>
-            <w:r/>
-            <w:r>
-              <w:rPr>
-                <w:rFonts w:ascii="Times New Roman" w:hAnsi="Times New Roman" w:eastAsia="宋体"/>
-                <w:b/>
-                <w:color w:val="191919"/>
-                <w:sz w:val="19"/>
-              </w:rPr>
-              <w:t>EP20《涉过夏天》</w:t>
-            </w:r>
-          </w:p>
-        </w:tc>
-        <w:tc>
-          <w:tcPr>
-            <w:tcW w:type="dxa" w:w="7992"/>
-            <w:vAlign w:val="center"/>
-            <w:tcMar>
-              <w:top w:w="105" w:type="dxa"/>
-              <w:bottom w:w="105" w:type="dxa"/>
-              <w:left w:w="145" w:type="dxa"/>
-              <w:right w:w="145" w:type="dxa"/>
-            </w:tcMar>
-          </w:tcPr>
-          <w:p>
-            <w:pPr>
-              <w:spacing w:before="40" w:after="40" w:line="341" w:lineRule="auto"/>
-              <w:jc w:val="left"/>
-            </w:pPr>
-            <w:r/>
-            <w:r>
-              <w:rPr>
-                <w:rFonts w:ascii="Times New Roman" w:hAnsi="Times New Roman" w:eastAsia="宋体"/>
-                <w:b w:val="0"/>
-                <w:color w:val="191919"/>
-                <w:sz w:val="19"/>
-              </w:rPr>
-              <w:t>• 【20-1　内　502室秘密暗室与2058年人生无限有限公司高总办公室 — 日/夜】身穿灰色西装、头挽发髻插着发簪的副总裁高尚（高总）快步走到办公室门前，刷下自己的副总裁工牌推门走入。他径直来到中央操作台前，调取了2008年客户“赵左右”档案的后台操作日志与监控回放——只见屏幕上赫然列出三行盗用他权限的操作记录：【申请重置联络点｜录入权限：副总裁高尚｜操作失败：权限不足】、【标记为归档｜录入权限：副总裁高尚｜操作成功】、【取消最高警报｜录入权限：副总裁高尚｜操作成功】！ 高尚死死盯着屏幕上的操作记录与监控画面里林开颜（小雪）鬼鬼祟祟的身影，缓缓摘下鼻梁上的金丝透明眼镜，抬手拔掉头顶的发簪，任由一头（核心台词：高尚：“真是个好大的惊喜啊。”）</w:t>
-              <w:br/>
-              <w:t>• 【20-3　内/外　街边砂锅麻辣烫店·G54路公交车·2058办公区与荒村老宅 — 夜/日】同一时刻，公元2058年深夜漆黑的办公大厅内，无功而返的林开颜（小雪）阴沉着脸走出电梯，坐到亮着微光的工位前飞快敲击键盘；而在后方磨砂玻璃隔断的阴影里，散着长发的副总裁高尚正抱臂静立，目光如鹰隼般冷冷地注视着她的一举一动。</w:t>
-              <w:br/>
-              <w:t>• 【20-7　内/外　501室客厅与卧室·荒村老屋·5元快餐店·旧物仓库与2058办公区 — 夜】话音刚落，身后黑暗的走廊里突然响起副总裁高尚冰冷彻骨的声音！ 小雪吓得魂飞魄散，猛地从椅子上弹起来立正：“高……高总！这么晚您还没回去啊？”高尚一步步走到她面前，眼神如刀地盯住她，彻底斩断了她的所有退路！（核心台词：高尚：“病死？” ／ 高尚：“你刚才说“病死”了，是什么意思？小雪，别再自作聪明了。你现在最好把事情原原本本、一字不漏地都告诉我！”）</w:t>
-            </w:r>
-          </w:p>
-        </w:tc>
-      </w:tr>
-      <w:tr>
-        <w:trPr>
-          <w:cantSplit/>
-        </w:trPr>
-        <w:tc>
-          <w:tcPr>
-            <w:tcW w:type="dxa" w:w="2376"/>
-            <w:vAlign w:val="center"/>
-            <w:tcMar>
-              <w:top w:w="105" w:type="dxa"/>
-              <w:bottom w:w="105" w:type="dxa"/>
-              <w:left w:w="145" w:type="dxa"/>
-              <w:right w:w="145" w:type="dxa"/>
-            </w:tcMar>
-            <w:shd w:fill="F7FAFC"/>
-          </w:tcPr>
-          <w:p>
-            <w:pPr>
-              <w:spacing w:before="40" w:after="40" w:line="341" w:lineRule="auto"/>
-              <w:jc w:val="center"/>
-            </w:pPr>
-            <w:r/>
-            <w:r>
-              <w:rPr>
-                <w:rFonts w:ascii="Times New Roman" w:hAnsi="Times New Roman" w:eastAsia="宋体"/>
-                <w:b/>
-                <w:color w:val="191919"/>
-                <w:sz w:val="19"/>
-              </w:rPr>
-              <w:t>EP21《当雪落下》</w:t>
-            </w:r>
-          </w:p>
-        </w:tc>
-        <w:tc>
-          <w:tcPr>
-            <w:tcW w:type="dxa" w:w="7992"/>
-            <w:vAlign w:val="center"/>
-            <w:tcMar>
-              <w:top w:w="105" w:type="dxa"/>
-              <w:bottom w:w="105" w:type="dxa"/>
-              <w:left w:w="145" w:type="dxa"/>
-              <w:right w:w="145" w:type="dxa"/>
-            </w:tcMar>
-            <w:shd w:fill="F7FAFC"/>
-          </w:tcPr>
-          <w:p>
-            <w:pPr>
-              <w:spacing w:before="40" w:after="40" w:line="341" w:lineRule="auto"/>
-              <w:jc w:val="left"/>
-            </w:pPr>
-            <w:r/>
-            <w:r>
-              <w:rPr>
-                <w:rFonts w:ascii="Times New Roman" w:hAnsi="Times New Roman" w:eastAsia="宋体"/>
-                <w:b w:val="0"/>
-                <w:color w:val="191919"/>
-                <w:sz w:val="19"/>
-              </w:rPr>
-              <w:t>• 【21-1　内　2058年人生（无限）有限公司副总裁高尚办公室 — 日】片头龙标与“朝也 CHAO YE FILM”厂牌隐去。公元2058年，“人生（无限）有限公司”总部极简冷色调的副总裁办公室内，巨幅落地多屏显示器泛着幽冷蓝光。身穿黑色短袖衬衫、梳着半丸子头发髻、蓄着修剪整齐胡须的副总裁高尚（高总）端坐在流线型办公桌后；身穿黑色短袖衬衫配高腰深色牛仔裙、胸前挂着“小雪”工牌、戴着透明粗框眼镜的实习生林开颜（小雪）双手交叠，局促不安地低头站在办公桌前。 高尚冷冷地审视着眼前的下属，抬手摘下鼻梁上的细框眼镜，“啪”地一声扔在桌面上，语气凌厉如刀。 高尚猛地一拍桌面，身体前倾，严厉地呵斥她（核心台词：高尚：“小雪，你在公司的表现一直都很好。观察你的这段时间，我睁一只眼闭一只眼，就是想给你一个弥补过错的机会。我以为你在解决问题，你倒好，你这是要把人给我解决了？” ／ 高尚：“你现在哪里是在犯错？你这是在犯罪！你差点就成了杀人犯了你知不知道？！” ／ 高尚：“他们？”）</w:t>
-              <w:br/>
-              <w:t>• 【21-3　外/内　长林八中教学楼与高二（2）班教室·学校食堂 — 日】看着赵左右扬长而去的背影，小雪气得咬牙切齿地站在原地跺脚，但想到高总的最后通牒，又不得不深吸一口气把火气压了下去。</w:t>
-              <w:br/>
-              <w:t>• 【21-9　内　学校杂物间门前·502室卧室·地下旧物仓库黄色电话亭与2058高尚办公室 — 日】十六岁的赵左右开心得高举双臂欢呼：“真的？哇吼！”小雪也满脸喜色地向三人告辞，转身跑下楼去向高尚汇报好消息。 几分钟后，小雪脚步轻快地穿过幽暗的地下旧物仓库通道，推门跑进那座黄色公用电话亭，熟练地插入IC电话卡拨通了2058年副总裁高尚的专线，满脸喜悦地报喜！ 然而电话那头，2058年副总裁办公室里的高尚却面色凝重到了极点，冷冷地吐出了四个字。 2058年副总裁办公室内，高尚低头看着桌面上一个刚刚从机密柜里翻出来的纯黑色档案盒——微距特写镜头下，档案盒封皮与内页赫然印着：【`LO-01M1/009`｜保密实验者：`（核心台词：林开颜（小雪）：“我知道你不愿意相信我，但其实吧，电话亭被拆掉之后，一直没有新的客人来2008年旅游，我就没法找财务去批新的联络点。所以之前的往返通道我还保持启用着。我可以告诉你们那个被废弃的电话亭在哪儿，你们去联系高总就好了。” ／ 林开颜（小雪）：“那我先去跟高总说一声。” ／ 林开颜（小雪）：“喂，高总，我成功了，赵先生已经同意和解，准备回来了。”）</w:t>
-            </w:r>
-          </w:p>
-        </w:tc>
-      </w:tr>
-      <w:tr>
-        <w:trPr>
-          <w:cantSplit/>
-        </w:trPr>
-        <w:tc>
-          <w:tcPr>
-            <w:tcW w:type="dxa" w:w="2376"/>
-            <w:vAlign w:val="center"/>
-            <w:tcMar>
-              <w:top w:w="105" w:type="dxa"/>
-              <w:bottom w:w="105" w:type="dxa"/>
-              <w:left w:w="145" w:type="dxa"/>
-              <w:right w:w="145" w:type="dxa"/>
-            </w:tcMar>
-          </w:tcPr>
-          <w:p>
-            <w:pPr>
-              <w:spacing w:before="40" w:after="40" w:line="341" w:lineRule="auto"/>
-              <w:jc w:val="center"/>
-            </w:pPr>
-            <w:r/>
-            <w:r>
-              <w:rPr>
-                <w:rFonts w:ascii="Times New Roman" w:hAnsi="Times New Roman" w:eastAsia="宋体"/>
-                <w:b/>
-                <w:color w:val="191919"/>
-                <w:sz w:val="19"/>
-              </w:rPr>
-              <w:t>EP22《背对背，肩并肩》</w:t>
-            </w:r>
-          </w:p>
-        </w:tc>
-        <w:tc>
-          <w:tcPr>
-            <w:tcW w:type="dxa" w:w="7992"/>
-            <w:vAlign w:val="center"/>
-            <w:tcMar>
-              <w:top w:w="105" w:type="dxa"/>
-              <w:bottom w:w="105" w:type="dxa"/>
-              <w:left w:w="145" w:type="dxa"/>
-              <w:right w:w="145" w:type="dxa"/>
-            </w:tcMar>
-          </w:tcPr>
-          <w:p>
-            <w:pPr>
-              <w:spacing w:before="40" w:after="40" w:line="341" w:lineRule="auto"/>
-              <w:jc w:val="left"/>
-            </w:pPr>
-            <w:r/>
-            <w:r>
-              <w:rPr>
-                <w:rFonts w:ascii="Times New Roman" w:hAnsi="Times New Roman" w:eastAsia="宋体"/>
-                <w:b w:val="0"/>
-                <w:color w:val="191919"/>
-                <w:sz w:val="19"/>
-              </w:rPr>
-              <w:t>• 【22-4　内　2008地下旧物仓库电话亭与2058年人生无限有限公司办公区及高总办公室 — 日】电话那头传来2058年高尚凝重而疲惫的声音。 工作人员满头大汗地鞠躬赔罪。小雪快步走到等候在走廊的高尚面前，焦急地询问。 高尚神色阴沉地示意她跟自己往办公区里面走，边走边道出了时空管理局彻夜清查的结果。 老年余博士摇了摇头，与高尚、小雪并肩走过极简冷色调的办公长廊，语气里满是对时间法则的敬畏与警醒。 一旁的高尚推开副总裁办公室大门，向小雪传达了时空管理局的铁腕指令。（核心台词：林开颜（小雪）：“喂，高总。” ／ 高尚（电话音）：“时空管理局的人刚走，他们查了一夜。事情比较严重，但办法已经有了。你先自己回来一趟吧。” ／ 林开颜（小雪）：“高总，到底怎么了？”）</w:t>
-              <w:br/>
-              <w:t>• 【22-5　内　2008高二（2）班夕阳教室·502室客厅与楼道·2058高尚办公室 — 日】赵了吸了一口珍珠奶茶，压低声音试探小雪此前替他消除警报的事是否被高尚发现。 小雪眼神微闪，违心地替高尚瞒住了他：“呃……对，还不知道。”赵了徹底放下心来，与她敲定了今晚返程的准确时间。 【交叉闪回：2058年高尚办公室】刚才在2058年办公室里，当小雪追问“既然是修正，那应该不只是消除记忆和痕迹这么简单吧”时，八十二岁的老年余博士道出了时空修正最残酷的真相—— 站在一旁的高尚面无表情地补上一句：“在那个节点死去，才是舒图最本初的结局。”小雪愤怒地瞪向高尚，声音发抖地质问！ 高尚冷酷地推了推眼镜，用所谓的“天道秩序”（核心台词：林开颜（小雪）：“赵先生，高总那边我已经和他说了，您随时都可以回去。” ／ 赵了：“好。啊对了，之前你为了讨好我帮我删除那些违规记录的事……高总应该还不知道吧？” ／ 高尚（2058）：“你上次那个叫谋杀，这个叫尊重他人命运。明白吗？就像古话说的：生死自有定数。别可是了，按照原计划把赵了带回来。这个荀未来也要先抓回2058年，排除这两个变数，保证没人能再污染修正后的结果，余博士再启动时间修正程序，这样比较保险。”）</w:t>
-              <w:br/>
-              <w:t>• 【22-7　内　地下旧物仓库公用电话亭前与仓库深处通道 — 夜】看着电话亭里白发苍苍的赵了，站在外面的小雪脑海中骤然掀起惊涛骇浪——2058年老年余博士冰冷的宣判（“一旦时空修正启动，他妻子会死去”）、高尚无情的指令（“在那个节点死去，才是舒图最本初的结局”），与2008年徐图图明媚纯真的笑脸（“那我们一起吃，一个人多孤单呀”“堆雪人有什么搞砸的呀，开心就好啦”“记得想我们了多回来看看我们，打电话给我们”）在她脑海中疯狂交战！ 话音未落，仓库幽暗的阴影深处突然响起一阵冰冷的脚步声！只见身穿深灰色西装三件套、扎着半丸子头的2058年副总裁高尚（高总），带着大批身着全黑冲锋衣的未来（核心台词：林开颜（小雪）：“余博士看过时空波动的备份，不光是你改命后的，就连赵左右原本的人生里，徐图图也死了。但是这一次，这一次她活了下来！你一回去，余博士和高总就会马上启动时空修正程序，你们来2008年做的一切就全都白费了！” ／ 高尚：“我还是太了解你了。原本还想替你保下工作，但现在看来，我也帮不了你了。” ／ 赵了：“高总……她刚刚说什么？什么时空修正程序？”）</w:t>
-            </w:r>
-          </w:p>
-        </w:tc>
-      </w:tr>
-      <w:tr>
-        <w:trPr>
-          <w:cantSplit/>
-        </w:trPr>
-        <w:tc>
-          <w:tcPr>
-            <w:tcW w:type="dxa" w:w="2376"/>
-            <w:vAlign w:val="center"/>
-            <w:tcMar>
-              <w:top w:w="105" w:type="dxa"/>
-              <w:bottom w:w="105" w:type="dxa"/>
-              <w:left w:w="145" w:type="dxa"/>
-              <w:right w:w="145" w:type="dxa"/>
-            </w:tcMar>
-            <w:shd w:fill="F7FAFC"/>
-          </w:tcPr>
-          <w:p>
-            <w:pPr>
-              <w:spacing w:before="40" w:after="40" w:line="341" w:lineRule="auto"/>
-              <w:jc w:val="center"/>
-            </w:pPr>
-            <w:r/>
-            <w:r>
-              <w:rPr>
-                <w:rFonts w:ascii="Times New Roman" w:hAnsi="Times New Roman" w:eastAsia="宋体"/>
-                <w:b/>
-                <w:color w:val="191919"/>
-                <w:sz w:val="19"/>
-              </w:rPr>
-              <w:t>EP23《不可战胜的敌人》</w:t>
-            </w:r>
-          </w:p>
-        </w:tc>
-        <w:tc>
-          <w:tcPr>
-            <w:tcW w:type="dxa" w:w="7992"/>
-            <w:vAlign w:val="center"/>
-            <w:tcMar>
-              <w:top w:w="105" w:type="dxa"/>
-              <w:bottom w:w="105" w:type="dxa"/>
-              <w:left w:w="145" w:type="dxa"/>
-              <w:right w:w="145" w:type="dxa"/>
-            </w:tcMar>
-            <w:shd w:fill="F7FAFC"/>
-          </w:tcPr>
-          <w:p>
-            <w:pPr>
-              <w:spacing w:before="40" w:after="40" w:line="341" w:lineRule="auto"/>
-              <w:jc w:val="left"/>
-            </w:pPr>
-            <w:r/>
-            <w:r>
-              <w:rPr>
-                <w:rFonts w:ascii="Times New Roman" w:hAnsi="Times New Roman" w:eastAsia="宋体"/>
-                <w:b w:val="0"/>
-                <w:color w:val="191919"/>
-                <w:sz w:val="19"/>
-              </w:rPr>
-              <w:t>• 【23-1　内/外　地下旧物仓库通道与冬夜雪林三角形铁架棚 — 夜】片头龙标与“朝也 CHAO YE FILM”厂牌隐去。承接上集片尾，2008年冬夜昏暗的地下旧物仓库通道内，数名身穿黑色冲锋衣的2058年安保人员从前后两侧猛扑上来，围攻背靠背站立的四十一岁荀未来与十六岁赵左右！站在后方督战的2058年副总裁高尚（高总）抬手叮嘱手下：（核心台词：高尚：“哎，注意点，别太过，免得回去被问责。抓住就行。”）</w:t>
-              <w:br/>
-              <w:t>• 【23-4　内　八中后街砂锅麻辣烫店与地下旧物仓库电话亭外 — 日】就在这时，店门帘被掀开，身穿灰色双排扣西装大衣、扎着半丸子头的2058年副总裁高尚径直走了进来，向舒老板摆了摆手（“朋友在呢”），拉开荀未来对面的椅子坐下。 高尚眯起眼睛审视着他，怀疑他有诈。 荀未来摊了摊手，用早就准备好的说辞麻痹高尚。 高尚满意地点了点头，向他保证公司的底线。 半小时后，昏暗的地下旧物仓库内，高尚与几名黑衣保镖押着荀未来走向中央的绿色公用电话亭。临进电话亭前，荀未来故意停下脚步回头四处张望，目光精准扫过远处废旧家具堆后方——十六岁的赵左右正藏在那里，荀未来不动声色地比出了约定的手势！高尚皱眉催促（核心台词：高尚：“你说你跑什么呢？觉得我们找不到你？” ／ 高尚：“不会在耍什么诡计吧？” ／ 高尚：“我们不是黑社会，也不是流氓。等修正程序完成，我们就会放了赵爷爷，也会把你送回2033年。请你放心。”）</w:t>
-              <w:br/>
-              <w:t>• 【23-5　内　2058人生无限公司走廊·高尚办公室·2008旧物仓库与2058控制室及通风管 — 日】公元2058年，“人生（无限）有限公司”五楼科技感十足的纯白走廊内，墙面导览牌清晰标示着：【`5F 供电站 能源管理中心`】。高尚带着黑衣保镖押送四十一岁的荀未来走过办公区，迎面正巧遇上抱着离职纸箱、被公司开除的小雪（林开颜）！ 高尚不耐烦地推了荀未来一把：“走了。”抱着纸箱留在原地的小雪先是一愣，随即双眸骤亮，瞬间领悟了荀未来的暗号！ 老年余博士冷峻地坐在沙发上回应：“你不要试图偷换我的概念，我很清楚自己在做什么。”就在这时，高尚推门将荀未来带了进来。赵了一见荀未来也落网了，急得跳脚质问： 为了彻底打消高尚和老年（核心台词：高尚：“马上就去我办公室这边的楼梯间，把那两个人给我截住！他们要去供电站！”）</w:t>
-            </w:r>
-          </w:p>
-        </w:tc>
-      </w:tr>
-    </w:tbl>
+    <w:p>
+      <w:pPr>
+        <w:spacing w:before="40" w:after="100" w:line="384" w:lineRule="auto"/>
+        <w:ind w:firstLine="420"/>
+        <w:jc w:val="left"/>
+      </w:pPr>
+      <w:r>
+        <w:rPr>
+          <w:rFonts w:ascii="Times New Roman" w:hAnsi="Times New Roman" w:eastAsia="宋体"/>
+          <w:b w:val="0"/>
+          <w:color w:val="141414"/>
+          <w:sz w:val="21"/>
+        </w:rPr>
+        <w:t>2008年的三个月过去（对应2058年后台监测周期），当小雪终于通过五零二室“假植物人试探”、兴冲冲地从地下旧物仓库电话亭打来专线报喜说“赵先生已经同意和解准备回来了”时，办公室内的高尚却面沉似水地吐出四个字：“先别回来。”原来高尚刚刚从机密储物柜深处翻出了那个尘封二十余年的纯黑色【LO-01M1/009】绝密档案盒！通过比对档案上四十一岁荀未来的照片与2008年1月的旅行时间，高尚与电话那头的小雪同时拼凑出了令整个公司毛骨悚然的真相——“荀未来和赵先生是同一个人，都是赵左右！有三个赵左右，同时存在于2008年！这可能是史上最大的时空旅行事故！”话音未落，办公室门外便响起了时空管理局与八十二岁老年余博士沉重的敲门声。</w:t>
+      </w:r>
+    </w:p>
+    <w:p>
+      <w:pPr>
+        <w:spacing w:before="40" w:after="100" w:line="384" w:lineRule="auto"/>
+        <w:ind w:firstLine="420"/>
+        <w:jc w:val="left"/>
+      </w:pPr>
+      <w:r>
+        <w:rPr>
+          <w:rFonts w:ascii="Times New Roman" w:hAnsi="Times New Roman" w:eastAsia="宋体"/>
+          <w:b w:val="0"/>
+          <w:color w:val="141414"/>
+          <w:sz w:val="21"/>
+        </w:rPr>
+        <w:t>在老年余博士“如果一个人能够改命，那全世界的人都能改，这是原则问题，必须修正”的指令下，高尚亲自率领黑衣保镖队降临2008年的地下旧物仓库，对三代赵左右展开铁桶合围。面对为了救徐图图而死死按住电话亭挂断键公然反叛的小雪，高尚冷酷下令强行抓捕；在把六十六岁的赵了召回2058年并抓获主动投案的四十一岁荀未来后，高尚自以为大局已定，却不料在2058年主控室里被荀未来与赵了突然暴起锁喉夺走门禁卡，又中了两人“去五楼供电站破坏主机”的声东击西之计，眼睁睁看着荀未来与赵了撬开顶层通风管道逃出生天，最终在主控室见证了时空修正永远卡死在99%的结局。</w:t>
+      </w:r>
+    </w:p>
     <w:p>
       <w:pPr>
         <w:spacing w:before="240" w:after="80" w:line="384" w:lineRule="auto"/>

--- a/01_《三人行》全24集全流程标杆成品库/05_核心人物一人一档/人物14_高尚（2058人生无限公司副总裁）.docx
+++ b/01_《三人行》全24集全流程标杆成品库/05_核心人物一人一档/人物14_高尚（2058人生无限公司副总裁）.docx
@@ -926,7 +926,7 @@
           <w:color w:val="141414"/>
           <w:sz w:val="21"/>
         </w:rPr>
-        <w:t>2. 【2008年冬 ＆ 2058终局·旧物仓库围捕与主控室造型】：外罩一件剪裁凌厉的深灰色宽翻领双排扣长款毛呢大衣，内穿深炭灰色定制西装三件套配黑色高领衫，佩戴银色高管门禁卡。</w:t>
+        <w:t>2. 【2008年冬 ＆ 2058终局·旧物仓库围捕与主控室造型（EP22–EP23）】：外罩一件剪裁凌厉的深灰色宽翻领双排扣长款毛呢大衣，内穿深炭灰色定制西装三件套配黑色高领衫，佩戴银色高管门禁卡。</w:t>
       </w:r>
     </w:p>
     <w:p>
@@ -986,7 +986,7 @@
                 <w:color w:val="FFFFFF"/>
                 <w:sz w:val="19"/>
               </w:rPr>
-              <w:t>所处时期与阶段状态</w:t>
+              <w:t>所处时期与代表集数</w:t>
             </w:r>
           </w:p>
         </w:tc>
@@ -1038,7 +1038,7 @@
           <w:p>
             <w:pPr>
               <w:spacing w:before="40" w:after="40" w:line="341" w:lineRule="auto"/>
-              <w:jc w:val="center"/>
+              <w:jc w:val="left"/>
             </w:pPr>
             <w:r/>
             <w:r>
@@ -1049,6 +1049,8 @@
                 <w:sz w:val="19"/>
               </w:rPr>
               <w:t>2058日常·副总裁办公室态</w:t>
+              <w:br/>
+              <w:t>（EP03–EP21）</w:t>
             </w:r>
           </w:p>
         </w:tc>
@@ -1115,6 +1117,8 @@
                 <w:sz w:val="19"/>
               </w:rPr>
               <w:t>2008冬–2058终局·围捕与溃败态</w:t>
+              <w:br/>
+              <w:t>（EP22–EP23）</w:t>
             </w:r>
           </w:p>
         </w:tc>
@@ -1211,7 +1215,7 @@
           <w:color w:val="192D55"/>
           <w:sz w:val="25"/>
         </w:rPr>
-        <w:t>第四章　全剧人物命运轨迹与完整生平故事传记</w:t>
+        <w:t>第四章　全剧人物命运轨迹与逐集完整故事传记（EP01—EP24）</w:t>
       </w:r>
     </w:p>
     <w:p>
@@ -1551,7 +1555,7 @@
           <w:color w:val="141414"/>
           <w:sz w:val="21"/>
         </w:rPr>
-        <w:t>• “我们在收购人生有限公司之后，虽然还是决定商业化了时空旅行这项技术，但始终严格遵守时空管理局的相关规定——只卖体验，不卖后悔药。”（EP17第17-2场，高尚向实习生小雪宣讲人生无限有限公司的商业铁律）</w:t>
+        <w:t>• “我们在收购人生有限公司之后，虽然还是决定商业化了时空旅行这项技术，但始终严格遵守时空管理局的相关规定——只卖体验，不卖后悔药。”（EP17高尚向实习生小雪宣讲人生无限有限公司的商业铁律）</w:t>
       </w:r>
     </w:p>
     <w:p>
@@ -1566,7 +1570,7 @@
           <w:color w:val="141414"/>
           <w:sz w:val="21"/>
         </w:rPr>
-        <w:t>• “三人共存，前所未有，这可能是史上最大的时空旅行事故。”（EP21第21-9场片尾，高尚翻出009号绝密档案盒揭穿三个赵左右共存于2008年的惊天真相）</w:t>
+        <w:t>• “三人共存，前所未有，这可能是史上最大的时空旅行事故。”（EP21片尾，高尚翻出009号绝密档案盒揭穿三个赵左右共存于2008年的惊天真相）</w:t>
       </w:r>
     </w:p>
     <w:p>
@@ -1581,7 +1585,7 @@
           <w:color w:val="141414"/>
           <w:sz w:val="21"/>
         </w:rPr>
-        <w:t>• “如果一个人能够改命，那全世界的人都能改，所以这坚决不行，这是原则问题。我们一定要修正，然后告诉大家：时空旅行，不是在卖后悔药。”（EP22第22-4场，高尚代表2058时空秩序下达全面修正指令）</w:t>
+        <w:t>• “如果一个人能够改命，那全世界的人都能改，所以这坚决不行，这是原则问题。我们一定要修正，然后告诉大家：时空旅行，不是在卖后悔药。”（EP22高尚代表2058时空秩序下达全面修正指令）</w:t>
       </w:r>
     </w:p>
     <w:sectPr>

--- a/01_《三人行》全24集全流程标杆成品库/05_核心人物一人一档/人物14_高尚（2058人生无限公司副总裁）.docx
+++ b/01_《三人行》全24集全流程标杆成品库/05_核心人物一人一档/人物14_高尚（2058人生无限公司副总裁）.docx
@@ -1230,7 +1230,7 @@
           <w:color w:val="141414"/>
           <w:sz w:val="22"/>
         </w:rPr>
-        <w:t>（一）2038年收购案的私藏档案者与2058年的铁腕高管</w:t>
+        <w:t>（一）2038年收购案的私藏档案者与2058年的铁腕高管（EP03／EP06／EP09／EP14／EP17—EP20）</w:t>
       </w:r>
     </w:p>
     <w:p>
@@ -1246,7 +1246,7 @@
           <w:color w:val="141414"/>
           <w:sz w:val="21"/>
         </w:rPr>
-        <w:t>高尚是2058年【人生（无限）有限公司】的副总裁，常年身穿剪裁考究的黑色短袖衬衫、梳着半丸子头发髻，行事雷厉风行、奉行绝对的商业秩序与风险管控。早在二十年前（2038年），当公司收购处于实验阶段的【人生有限公司】时，为了规避时空管理局的合规风险审查，高尚私自抽走并藏匿了有“擅自改变时空进程”嫌疑的保密实验者009号（荀未来）的纸质档案盒【LO-01M1/009】——他当时并不知道，自己这一自保之举竟然在2058年的主监控系统中制造了一个无法被点对点实时追踪的“系统漏洞（Bug）”。</w:t>
+        <w:t>高尚是2058年商业化时空巨头【人生（无限）有限公司】的执行副总裁。早在二十多年前（约2038年），年轻有为、野心勃勃的高尚主持了对余止博士草创期工作室的商业并购，并在交接绝密资产时，出于上位者的多疑与筹码控制欲，悄悄将一份标注为【LO-01M1/009｜保密实验者009号荀未来】的黑色纸质绝密档案盒私藏在自己办公室的专属机密柜中。</w:t>
       </w:r>
     </w:p>
     <w:p>
@@ -1262,7 +1262,7 @@
           <w:color w:val="141414"/>
           <w:sz w:val="21"/>
         </w:rPr>
-        <w:t>到了2058年，高尚在总控台前向工号58003的实习生林开颜（小雪）反复训诫公司的商业铁律：“我们在收购人生有限公司之后，虽然还是决定商业化了时空旅行这项技术，但始终严格遵守时空管理局的相关规定——只卖体验，不卖后悔药。”他严令禁止任何时空旅行客户在2008年接触年轻时代的创始人余博士。然而当他查出实习生小雪不仅多次把VIP客户赵了的违规波动按“误判”消除、甚至私自潜入2008年用菠萝汁和神经毒针将赵了害成植物人时，震怒的高尚在办公室痛斥小雪“你这不是在犯错，你这是在犯罪”！为了保住公司声誉、防止赵了家属报警惊动时空管理局，高尚一面答应替小雪向其强势的母亲隐瞒实情，一面下达最后通牒，逼小雪去2008年住着，哪怕磕头也要取得赵了的和解将其请回2058年。</w:t>
+        <w:t>到了EP03、EP06、EP09、EP14与EP17—EP19的2058年支线中，面对VIP客户66岁赵了在2008年频繁触发的时空波动警报，端坐在多屏全息控制台前的高尚多次严厉训斥负责对接的工号58003实习生小雪（林开颜），动辄以“扣光绩效、取消转正资格、全行业通报封杀”相威胁，逼得胆战心惊的小雪不得不一次次撒谎掩盖，甚至私自携带违禁药剂潜入2008年企图强行把赵了弄回未来。到了EP20《涉过夏天》，精明多疑的高尚在后台日志中查出了小雪盗用副总裁权限将赵左右归档并手动消除最高警报的违规记录，并在夜间办公区阴影中现身，将刚刚从2008年返回、嘴里嘀咕着“这老赵左右不会是病死了吧”的小雪抓了个正着！</w:t>
       </w:r>
     </w:p>
     <w:p>
@@ -1277,7 +1277,7 @@
           <w:color w:val="141414"/>
           <w:sz w:val="22"/>
         </w:rPr>
-        <w:t>（二）翻出009号绝密档案、旧仓库铁桶围剿与主控室的溃败</w:t>
+        <w:t>（二）翻出009号绝密档案、旧物仓库铁桶合围与主控室的声东击西溃败（EP21—EP23）</w:t>
       </w:r>
     </w:p>
     <w:p>
@@ -1293,7 +1293,7 @@
           <w:color w:val="141414"/>
           <w:sz w:val="21"/>
         </w:rPr>
-        <w:t>2008年的三个月过去（对应2058年后台监测周期），当小雪终于通过五零二室“假植物人试探”、兴冲冲地从地下旧物仓库电话亭打来专线报喜说“赵先生已经同意和解准备回来了”时，办公室内的高尚却面沉似水地吐出四个字：“先别回来。”原来高尚刚刚从机密储物柜深处翻出了那个尘封二十余年的纯黑色【LO-01M1/009】绝密档案盒！通过比对档案上四十一岁荀未来的照片与2008年1月的旅行时间，高尚与电话那头的小雪同时拼凑出了令整个公司毛骨悚然的真相——“荀未来和赵先生是同一个人，都是赵左右！有三个赵左右，同时存在于2008年！这可能是史上最大的时空旅行事故！”话音未落，办公室门外便响起了时空管理局与八十二岁老年余博士沉重的敲门声。</w:t>
+        <w:t>到了EP21《当雪落下》，为了平息VIP客户赵先生家属可能发起的天价诉讼，高尚威逼小雪重返2008年哪怕磕头认错也要让赵先生签下撤诉和解书。然而三个月过去，当小雪终于通过502室“假植物人试探”、兴冲冲地从地下旧物仓库电话亭打来专线向他报喜说“赵先生已经同意和解准备回来了”时，办公室内的高尚却面沉似水地吐出四个字：“先别回来。”原来高尚刚刚从机密储物柜深处翻出了那个尘封二十余年的纯黑色【LO-01M1/009】绝密档案盒！通过比对档案上41岁荀未来的照片与2008年1月的旅行时间，高尚与电话那头的小雪同时拼凑出了令整个公司毛骨悚然的真相——“荀未来和赵先生是同一个人，都是赵左右！有三个赵左右，同时存在于2008年！这可能是史上最大的时空旅行事故！”话音未落，办公室门外便响起了时空管理局与82岁老年余博士沉重的敲门声。</w:t>
       </w:r>
     </w:p>
     <w:p>
@@ -1309,7 +1309,7 @@
           <w:color w:val="141414"/>
           <w:sz w:val="21"/>
         </w:rPr>
-        <w:t>在老年余博士“如果一个人能够改命，那全世界的人都能改，这是原则问题，必须修正”的指令下，高尚亲自率领黑衣保镖队降临2008年的地下旧物仓库，对三代赵左右展开铁桶合围。面对为了救徐图图而死死按住电话亭挂断键公然反叛的小雪，高尚冷酷下令强行抓捕；在把六十六岁的赵了召回2058年并抓获主动投案的四十一岁荀未来后，高尚自以为大局已定，却不料在2058年主控室里被荀未来与赵了突然暴起锁喉夺走门禁卡，又中了两人“去五楼供电站破坏主机”的声东击西之计，眼睁睁看着荀未来与赵了撬开顶层通风管道逃出生天，最终在主控室见证了时空修正永远卡死在99%的结局。</w:t>
+        <w:t>到了EP22《背对背，肩并肩》与EP23《不可战胜的敌人》，在老年余博士“如果一个人能够改命，那全世界的人都能改，这是原则问题，必须修正”的指令下，高尚身穿深灰色双排扣长款大衣，亲自率领大批2058黑衣保镖降临2008年的地下旧物仓库公用电话亭前，对三代赵左右展开铁桶合围（EP22）。面对为了救徐图图而冲进电话亭死死按住挂断键公然反叛的下属小雪，高尚冷酷下令强行抓捕，然而66岁赵了在白光吞没前的咆哮掩护还是让荀未来与16岁小赵抄起长木条背靠背杀出了重围！在EP23中，高尚抓回主动当诱饵的41岁荀未来后自以为大局已定，却不料在2058年主控室门外被荀未来与赵了突然暴起从背后锁喉按倒、一把夺走了他胸前的最高权限门禁卡，紧接着又中了荀未来故意大喊“去五楼供电站砸主电源”的声东击西之计，带着全体保镖气急败坏地狂奔向五楼供电站，眼睁睁让荀未来与赵了用旧螺丝刀撬开顶层通风管道潇洒脱身，最终沦为三代主角破局的手下败将。</w:t>
       </w:r>
     </w:p>
     <w:p>
@@ -1555,7 +1555,7 @@
           <w:color w:val="141414"/>
           <w:sz w:val="21"/>
         </w:rPr>
-        <w:t>• “我们在收购人生有限公司之后，虽然还是决定商业化了时空旅行这项技术，但始终严格遵守时空管理局的相关规定——只卖体验，不卖后悔药。”（EP17高尚向实习生小雪宣讲人生无限有限公司的商业铁律）</w:t>
+        <w:t>• “我们在收购人生有限公司之后，虽然还是决定商业化了时空旅行这项技术，但始终严格遵守时空管理局的相关规定——只卖体验，不卖后悔药。”（EP17，高尚向实习生小雪宣讲人生无限有限公司的商业铁律）</w:t>
       </w:r>
     </w:p>
     <w:p>
@@ -1585,7 +1585,7 @@
           <w:color w:val="141414"/>
           <w:sz w:val="21"/>
         </w:rPr>
-        <w:t>• “如果一个人能够改命，那全世界的人都能改，所以这坚决不行，这是原则问题。我们一定要修正，然后告诉大家：时空旅行，不是在卖后悔药。”（EP22高尚代表2058时空秩序下达全面修正指令）</w:t>
+        <w:t>• “如果一个人能够改命，那全世界的人都能改，所以这坚决不行，这是原则问题。我们一定要修正，然后告诉大家：时空旅行，不是在卖后悔药。”（EP22，高尚代表2058时空秩序下达全面修正指令）</w:t>
       </w:r>
     </w:p>
     <w:sectPr>

--- a/01_《三人行》全24集全流程标杆成品库/05_核心人物一人一档/人物14_高尚（2058人生无限公司副总裁）.docx
+++ b/01_《三人行》全24集全流程标杆成品库/05_核心人物一人一档/人物14_高尚（2058人生无限公司副总裁）.docx
@@ -124,9 +124,7 @@
         </w:tc>
       </w:tr>
       <w:tr>
-        <w:trPr>
-          <w:cantSplit/>
-        </w:trPr>
+        <w:trPr/>
         <w:tc>
           <w:tcPr>
             <w:tcW w:type="dxa" w:w="2520"/>
@@ -185,9 +183,7 @@
         </w:tc>
       </w:tr>
       <w:tr>
-        <w:trPr>
-          <w:cantSplit/>
-        </w:trPr>
+        <w:trPr/>
         <w:tc>
           <w:tcPr>
             <w:tcW w:type="dxa" w:w="2520"/>
@@ -248,9 +244,7 @@
         </w:tc>
       </w:tr>
       <w:tr>
-        <w:trPr>
-          <w:cantSplit/>
-        </w:trPr>
+        <w:trPr/>
         <w:tc>
           <w:tcPr>
             <w:tcW w:type="dxa" w:w="2520"/>
@@ -309,9 +303,7 @@
         </w:tc>
       </w:tr>
       <w:tr>
-        <w:trPr>
-          <w:cantSplit/>
-        </w:trPr>
+        <w:trPr/>
         <w:tc>
           <w:tcPr>
             <w:tcW w:type="dxa" w:w="2520"/>
@@ -372,9 +364,7 @@
         </w:tc>
       </w:tr>
       <w:tr>
-        <w:trPr>
-          <w:cantSplit/>
-        </w:trPr>
+        <w:trPr/>
         <w:tc>
           <w:tcPr>
             <w:tcW w:type="dxa" w:w="2520"/>
@@ -433,9 +423,7 @@
         </w:tc>
       </w:tr>
       <w:tr>
-        <w:trPr>
-          <w:cantSplit/>
-        </w:trPr>
+        <w:trPr/>
         <w:tc>
           <w:tcPr>
             <w:tcW w:type="dxa" w:w="2520"/>
@@ -496,9 +484,7 @@
         </w:tc>
       </w:tr>
       <w:tr>
-        <w:trPr>
-          <w:cantSplit/>
-        </w:trPr>
+        <w:trPr/>
         <w:tc>
           <w:tcPr>
             <w:tcW w:type="dxa" w:w="2520"/>
@@ -557,9 +543,7 @@
         </w:tc>
       </w:tr>
       <w:tr>
-        <w:trPr>
-          <w:cantSplit/>
-        </w:trPr>
+        <w:trPr/>
         <w:tc>
           <w:tcPr>
             <w:tcW w:type="dxa" w:w="2520"/>
@@ -620,9 +604,7 @@
         </w:tc>
       </w:tr>
       <w:tr>
-        <w:trPr>
-          <w:cantSplit/>
-        </w:trPr>
+        <w:trPr/>
         <w:tc>
           <w:tcPr>
             <w:tcW w:type="dxa" w:w="2520"/>
@@ -681,9 +663,7 @@
         </w:tc>
       </w:tr>
       <w:tr>
-        <w:trPr>
-          <w:cantSplit/>
-        </w:trPr>
+        <w:trPr/>
         <w:tc>
           <w:tcPr>
             <w:tcW w:type="dxa" w:w="2520"/>
@@ -744,9 +724,7 @@
         </w:tc>
       </w:tr>
       <w:tr>
-        <w:trPr>
-          <w:cantSplit/>
-        </w:trPr>
+        <w:trPr/>
         <w:tc>
           <w:tcPr>
             <w:tcW w:type="dxa" w:w="2520"/>
@@ -1021,9 +999,7 @@
         </w:tc>
       </w:tr>
       <w:tr>
-        <w:trPr>
-          <w:cantSplit/>
-        </w:trPr>
+        <w:trPr/>
         <w:tc>
           <w:tcPr>
             <w:tcW w:type="dxa" w:w="2520"/>
@@ -1088,9 +1064,7 @@
         </w:tc>
       </w:tr>
       <w:tr>
-        <w:trPr>
-          <w:cantSplit/>
-        </w:trPr>
+        <w:trPr/>
         <w:tc>
           <w:tcPr>
             <w:tcW w:type="dxa" w:w="2520"/>
@@ -1404,9 +1378,7 @@
         </w:tc>
       </w:tr>
       <w:tr>
-        <w:trPr>
-          <w:cantSplit/>
-        </w:trPr>
+        <w:trPr/>
         <w:tc>
           <w:tcPr>
             <w:tcW w:type="dxa" w:w="2664"/>
@@ -1465,9 +1437,7 @@
         </w:tc>
       </w:tr>
       <w:tr>
-        <w:trPr>
-          <w:cantSplit/>
-        </w:trPr>
+        <w:trPr/>
         <w:tc>
           <w:tcPr>
             <w:tcW w:type="dxa" w:w="2664"/>
